--- a/Lagos_Flood_Risk_ML_Final_Project_Report.docx
+++ b/Lagos_Flood_Risk_ML_Final_Project_Report.docx
@@ -4451,7 +4451,5623 @@
           <w:color w:val="1E3A8A"/>
           <w:b/>
         </w:rPr>
-        <w:t xml:space="preserve">3.2 Spatial Units and Topographic Masking (</w:t>
+        <w:t xml:space="preserve">3.2 Comprehensive Data Sources &amp; Satellite Assets Inventory</w:t>
+      </w:r>
+    </w:p>
+    <w:p>
+      <w:pPr>
+        <w:spacing w:before="40" w:after="110" w:line="276" w:lineRule="auto"/>
+        <w:jc w:val="both"/>
+      </w:pPr>
+      <w:r>
+        <w:rPr>
+          <w:rFonts w:ascii="Calibri" w:hAnsi="Calibri" w:cs="Calibri"/>
+          <w:sz w:val="22"/>
+          <w:szCs w:val="22"/>
+          <w:color w:val="1E293B"/>
+        </w:rPr>
+        <w:t xml:space="preserve">Table 3.1 synthesises all primary datasets, satellite Earth observation collections, and disaster archives integrated into the master feature store.</w:t>
+      </w:r>
+    </w:p>
+    <w:tbl>
+      <w:tblPr>
+        <w:tblW w:w="5000" w:type="pct"/>
+        <w:jc w:val="center"/>
+        <w:tblBorders>
+          <w:top w:val="single" w:sz="4" w:space="0" w:color="CBD5E1"/>
+          <w:left w:val="single" w:sz="4" w:space="0" w:color="CBD5E1"/>
+          <w:bottom w:val="single" w:sz="4" w:space="0" w:color="CBD5E1"/>
+          <w:right w:val="single" w:sz="4" w:space="0" w:color="CBD5E1"/>
+          <w:insideH w:val="single" w:sz="4" w:space="0" w:color="CBD5E1"/>
+          <w:insideV w:val="single" w:sz="4" w:space="0" w:color="CBD5E1"/>
+        </w:tblBorders>
+      </w:tblPr>
+      <w:tr>
+        <w:tc>
+          <w:tcPr>
+            <w:shd w:val="clear" w:color="auto" w:fill="1E293B"/>
+            <w:tcMar>
+              <w:top w:w="60" w:type="dxa"/>
+              <w:bottom w:w="60" w:type="dxa"/>
+              <w:left w:w="80" w:type="dxa"/>
+              <w:right w:w="80" w:type="dxa"/>
+            </w:tcMar>
+          </w:tcPr>
+          <w:p>
+            <w:pPr>
+              <w:spacing w:before="20" w:after="20" w:line="276" w:lineRule="auto"/>
+              <w:jc w:val="left"/>
+            </w:pPr>
+            <w:r>
+              <w:rPr>
+                <w:rFonts w:ascii="Calibri" w:hAnsi="Calibri" w:cs="Calibri"/>
+                <w:sz w:val="18"/>
+                <w:szCs w:val="18"/>
+                <w:color w:val="FFFFFF"/>
+                <w:b/>
+              </w:rPr>
+              <w:t xml:space="preserve">Dataset Name</w:t>
+            </w:r>
+          </w:p>
+        </w:tc>
+        <w:tc>
+          <w:tcPr>
+            <w:shd w:val="clear" w:color="auto" w:fill="1E293B"/>
+            <w:tcMar>
+              <w:top w:w="60" w:type="dxa"/>
+              <w:bottom w:w="60" w:type="dxa"/>
+              <w:left w:w="80" w:type="dxa"/>
+              <w:right w:w="80" w:type="dxa"/>
+            </w:tcMar>
+          </w:tcPr>
+          <w:p>
+            <w:pPr>
+              <w:spacing w:before="20" w:after="20" w:line="276" w:lineRule="auto"/>
+              <w:jc w:val="left"/>
+            </w:pPr>
+            <w:r>
+              <w:rPr>
+                <w:rFonts w:ascii="Calibri" w:hAnsi="Calibri" w:cs="Calibri"/>
+                <w:sz w:val="18"/>
+                <w:szCs w:val="18"/>
+                <w:color w:val="FFFFFF"/>
+                <w:b/>
+              </w:rPr>
+              <w:t xml:space="preserve">Source / Provider</w:t>
+            </w:r>
+          </w:p>
+        </w:tc>
+        <w:tc>
+          <w:tcPr>
+            <w:shd w:val="clear" w:color="auto" w:fill="1E293B"/>
+            <w:tcMar>
+              <w:top w:w="60" w:type="dxa"/>
+              <w:bottom w:w="60" w:type="dxa"/>
+              <w:left w:w="80" w:type="dxa"/>
+              <w:right w:w="80" w:type="dxa"/>
+            </w:tcMar>
+          </w:tcPr>
+          <w:p>
+            <w:pPr>
+              <w:spacing w:before="20" w:after="20" w:line="276" w:lineRule="auto"/>
+              <w:jc w:val="left"/>
+            </w:pPr>
+            <w:r>
+              <w:rPr>
+                <w:rFonts w:ascii="Calibri" w:hAnsi="Calibri" w:cs="Calibri"/>
+                <w:sz w:val="18"/>
+                <w:szCs w:val="18"/>
+                <w:color w:val="FFFFFF"/>
+                <w:b/>
+              </w:rPr>
+              <w:t xml:space="preserve">Earth Engine Snippet / Path</w:t>
+            </w:r>
+          </w:p>
+        </w:tc>
+        <w:tc>
+          <w:tcPr>
+            <w:shd w:val="clear" w:color="auto" w:fill="1E293B"/>
+            <w:tcMar>
+              <w:top w:w="60" w:type="dxa"/>
+              <w:bottom w:w="60" w:type="dxa"/>
+              <w:left w:w="80" w:type="dxa"/>
+              <w:right w:w="80" w:type="dxa"/>
+            </w:tcMar>
+          </w:tcPr>
+          <w:p>
+            <w:pPr>
+              <w:spacing w:before="20" w:after="20" w:line="276" w:lineRule="auto"/>
+              <w:jc w:val="left"/>
+            </w:pPr>
+            <w:r>
+              <w:rPr>
+                <w:rFonts w:ascii="Calibri" w:hAnsi="Calibri" w:cs="Calibri"/>
+                <w:sz w:val="18"/>
+                <w:szCs w:val="18"/>
+                <w:color w:val="FFFFFF"/>
+                <w:b/>
+              </w:rPr>
+              <w:t xml:space="preserve">Native Spatial Resolution</w:t>
+            </w:r>
+          </w:p>
+        </w:tc>
+        <w:tc>
+          <w:tcPr>
+            <w:shd w:val="clear" w:color="auto" w:fill="1E293B"/>
+            <w:tcMar>
+              <w:top w:w="60" w:type="dxa"/>
+              <w:bottom w:w="60" w:type="dxa"/>
+              <w:left w:w="80" w:type="dxa"/>
+              <w:right w:w="80" w:type="dxa"/>
+            </w:tcMar>
+          </w:tcPr>
+          <w:p>
+            <w:pPr>
+              <w:spacing w:before="20" w:after="20" w:line="276" w:lineRule="auto"/>
+              <w:jc w:val="left"/>
+            </w:pPr>
+            <w:r>
+              <w:rPr>
+                <w:rFonts w:ascii="Calibri" w:hAnsi="Calibri" w:cs="Calibri"/>
+                <w:sz w:val="18"/>
+                <w:szCs w:val="18"/>
+                <w:color w:val="FFFFFF"/>
+                <w:b/>
+              </w:rPr>
+              <w:t xml:space="preserve">Native Temporal Resolution</w:t>
+            </w:r>
+          </w:p>
+        </w:tc>
+        <w:tc>
+          <w:tcPr>
+            <w:shd w:val="clear" w:color="auto" w:fill="1E293B"/>
+            <w:tcMar>
+              <w:top w:w="60" w:type="dxa"/>
+              <w:bottom w:w="60" w:type="dxa"/>
+              <w:left w:w="80" w:type="dxa"/>
+              <w:right w:w="80" w:type="dxa"/>
+            </w:tcMar>
+          </w:tcPr>
+          <w:p>
+            <w:pPr>
+              <w:spacing w:before="20" w:after="20" w:line="276" w:lineRule="auto"/>
+              <w:jc w:val="left"/>
+            </w:pPr>
+            <w:r>
+              <w:rPr>
+                <w:rFonts w:ascii="Calibri" w:hAnsi="Calibri" w:cs="Calibri"/>
+                <w:sz w:val="18"/>
+                <w:szCs w:val="18"/>
+                <w:color w:val="FFFFFF"/>
+                <w:b/>
+              </w:rPr>
+              <w:t xml:space="preserve">Temporal Range Used</w:t>
+            </w:r>
+          </w:p>
+        </w:tc>
+        <w:tc>
+          <w:tcPr>
+            <w:shd w:val="clear" w:color="auto" w:fill="1E293B"/>
+            <w:tcMar>
+              <w:top w:w="60" w:type="dxa"/>
+              <w:bottom w:w="60" w:type="dxa"/>
+              <w:left w:w="80" w:type="dxa"/>
+              <w:right w:w="80" w:type="dxa"/>
+            </w:tcMar>
+          </w:tcPr>
+          <w:p>
+            <w:pPr>
+              <w:spacing w:before="20" w:after="20" w:line="276" w:lineRule="auto"/>
+              <w:jc w:val="left"/>
+            </w:pPr>
+            <w:r>
+              <w:rPr>
+                <w:rFonts w:ascii="Calibri" w:hAnsi="Calibri" w:cs="Calibri"/>
+                <w:sz w:val="18"/>
+                <w:szCs w:val="18"/>
+                <w:color w:val="FFFFFF"/>
+                <w:b/>
+              </w:rPr>
+              <w:t xml:space="preserve">Key Variables Extracted</w:t>
+            </w:r>
+          </w:p>
+        </w:tc>
+        <w:tc>
+          <w:tcPr>
+            <w:shd w:val="clear" w:color="auto" w:fill="1E293B"/>
+            <w:tcMar>
+              <w:top w:w="60" w:type="dxa"/>
+              <w:bottom w:w="60" w:type="dxa"/>
+              <w:left w:w="80" w:type="dxa"/>
+              <w:right w:w="80" w:type="dxa"/>
+            </w:tcMar>
+          </w:tcPr>
+          <w:p>
+            <w:pPr>
+              <w:spacing w:before="20" w:after="20" w:line="276" w:lineRule="auto"/>
+              <w:jc w:val="left"/>
+            </w:pPr>
+            <w:r>
+              <w:rPr>
+                <w:rFonts w:ascii="Calibri" w:hAnsi="Calibri" w:cs="Calibri"/>
+                <w:sz w:val="18"/>
+                <w:szCs w:val="18"/>
+                <w:color w:val="FFFFFF"/>
+                <w:b/>
+              </w:rPr>
+              <w:t xml:space="preserve">Primary Use in Project</w:t>
+            </w:r>
+          </w:p>
+        </w:tc>
+      </w:tr>
+      <w:tr>
+        <w:tc>
+          <w:tcPr>
+            <w:shd w:val="clear" w:color="auto" w:fill="FFFFFF"/>
+            <w:tcMar>
+              <w:top w:w="60" w:type="dxa"/>
+              <w:bottom w:w="60" w:type="dxa"/>
+              <w:left w:w="80" w:type="dxa"/>
+              <w:right w:w="80" w:type="dxa"/>
+            </w:tcMar>
+          </w:tcPr>
+          <w:p>
+            <w:pPr>
+              <w:spacing w:before="20" w:after="20" w:line="276" w:lineRule="auto"/>
+              <w:jc w:val="left"/>
+            </w:pPr>
+            <w:r>
+              <w:rPr>
+                <w:rFonts w:ascii="Calibri" w:hAnsi="Calibri" w:cs="Calibri"/>
+                <w:sz w:val="18"/>
+                <w:szCs w:val="18"/>
+                <w:color w:val="1E293B"/>
+                <w:b/>
+              </w:rPr>
+              <w:t xml:space="preserve">GADM Administrative Boundaries v4.1</w:t>
+            </w:r>
+          </w:p>
+        </w:tc>
+        <w:tc>
+          <w:tcPr>
+            <w:shd w:val="clear" w:color="auto" w:fill="FFFFFF"/>
+            <w:tcMar>
+              <w:top w:w="60" w:type="dxa"/>
+              <w:bottom w:w="60" w:type="dxa"/>
+              <w:left w:w="80" w:type="dxa"/>
+              <w:right w:w="80" w:type="dxa"/>
+            </w:tcMar>
+          </w:tcPr>
+          <w:p>
+            <w:pPr>
+              <w:spacing w:before="20" w:after="20" w:line="276" w:lineRule="auto"/>
+              <w:jc w:val="left"/>
+            </w:pPr>
+            <w:r>
+              <w:rPr>
+                <w:rFonts w:ascii="Calibri" w:hAnsi="Calibri" w:cs="Calibri"/>
+                <w:sz w:val="18"/>
+                <w:szCs w:val="18"/>
+                <w:color w:val="1E293B"/>
+              </w:rPr>
+              <w:t xml:space="preserve">GADM / UC Davis</w:t>
+            </w:r>
+          </w:p>
+        </w:tc>
+        <w:tc>
+          <w:tcPr>
+            <w:shd w:val="clear" w:color="auto" w:fill="FFFFFF"/>
+            <w:tcMar>
+              <w:top w:w="60" w:type="dxa"/>
+              <w:bottom w:w="60" w:type="dxa"/>
+              <w:left w:w="80" w:type="dxa"/>
+              <w:right w:w="80" w:type="dxa"/>
+            </w:tcMar>
+          </w:tcPr>
+          <w:p>
+            <w:pPr>
+              <w:spacing w:before="20" w:after="20" w:line="276" w:lineRule="auto"/>
+              <w:jc w:val="left"/>
+            </w:pPr>
+            <w:r>
+              <w:rPr>
+                <w:rFonts w:ascii="Consolas" w:hAnsi="Consolas" w:cs="Consolas"/>
+                <w:sz w:val="18"/>
+                <w:szCs w:val="18"/>
+                <w:color w:val="1E293B"/>
+              </w:rPr>
+              <w:t xml:space="preserve">data/raw/gadm41_NGA.gpkg</w:t>
+            </w:r>
+          </w:p>
+        </w:tc>
+        <w:tc>
+          <w:tcPr>
+            <w:shd w:val="clear" w:color="auto" w:fill="FFFFFF"/>
+            <w:tcMar>
+              <w:top w:w="60" w:type="dxa"/>
+              <w:bottom w:w="60" w:type="dxa"/>
+              <w:left w:w="80" w:type="dxa"/>
+              <w:right w:w="80" w:type="dxa"/>
+            </w:tcMar>
+          </w:tcPr>
+          <w:p>
+            <w:pPr>
+              <w:spacing w:before="20" w:after="20" w:line="276" w:lineRule="auto"/>
+              <w:jc w:val="left"/>
+            </w:pPr>
+            <w:r>
+              <w:rPr>
+                <w:rFonts w:ascii="Calibri" w:hAnsi="Calibri" w:cs="Calibri"/>
+                <w:sz w:val="18"/>
+                <w:szCs w:val="18"/>
+                <w:color w:val="1E293B"/>
+              </w:rPr>
+              <w:t xml:space="preserve">Vector (Level 2)</w:t>
+            </w:r>
+          </w:p>
+        </w:tc>
+        <w:tc>
+          <w:tcPr>
+            <w:shd w:val="clear" w:color="auto" w:fill="FFFFFF"/>
+            <w:tcMar>
+              <w:top w:w="60" w:type="dxa"/>
+              <w:bottom w:w="60" w:type="dxa"/>
+              <w:left w:w="80" w:type="dxa"/>
+              <w:right w:w="80" w:type="dxa"/>
+            </w:tcMar>
+          </w:tcPr>
+          <w:p>
+            <w:pPr>
+              <w:spacing w:before="20" w:after="20" w:line="276" w:lineRule="auto"/>
+              <w:jc w:val="left"/>
+            </w:pPr>
+            <w:r>
+              <w:rPr>
+                <w:rFonts w:ascii="Calibri" w:hAnsi="Calibri" w:cs="Calibri"/>
+                <w:sz w:val="18"/>
+                <w:szCs w:val="18"/>
+                <w:color w:val="1E293B"/>
+              </w:rPr>
+              <w:t xml:space="preserve">Static (2022)</w:t>
+            </w:r>
+          </w:p>
+        </w:tc>
+        <w:tc>
+          <w:tcPr>
+            <w:shd w:val="clear" w:color="auto" w:fill="FFFFFF"/>
+            <w:tcMar>
+              <w:top w:w="60" w:type="dxa"/>
+              <w:bottom w:w="60" w:type="dxa"/>
+              <w:left w:w="80" w:type="dxa"/>
+              <w:right w:w="80" w:type="dxa"/>
+            </w:tcMar>
+          </w:tcPr>
+          <w:p>
+            <w:pPr>
+              <w:spacing w:before="20" w:after="20" w:line="276" w:lineRule="auto"/>
+              <w:jc w:val="left"/>
+            </w:pPr>
+            <w:r>
+              <w:rPr>
+                <w:rFonts w:ascii="Calibri" w:hAnsi="Calibri" w:cs="Calibri"/>
+                <w:sz w:val="18"/>
+                <w:szCs w:val="18"/>
+                <w:color w:val="1E293B"/>
+              </w:rPr>
+              <w:t xml:space="preserve">2022</w:t>
+            </w:r>
+          </w:p>
+        </w:tc>
+        <w:tc>
+          <w:tcPr>
+            <w:shd w:val="clear" w:color="auto" w:fill="FFFFFF"/>
+            <w:tcMar>
+              <w:top w:w="60" w:type="dxa"/>
+              <w:bottom w:w="60" w:type="dxa"/>
+              <w:left w:w="80" w:type="dxa"/>
+              <w:right w:w="80" w:type="dxa"/>
+            </w:tcMar>
+          </w:tcPr>
+          <w:p>
+            <w:pPr>
+              <w:spacing w:before="20" w:after="20" w:line="276" w:lineRule="auto"/>
+              <w:jc w:val="left"/>
+            </w:pPr>
+            <w:r>
+              <w:rPr>
+                <w:rFonts w:ascii="Calibri" w:hAnsi="Calibri" w:cs="Calibri"/>
+                <w:sz w:val="18"/>
+                <w:szCs w:val="18"/>
+                <w:color w:val="1E293B"/>
+              </w:rPr>
+              <w:t xml:space="preserve">20 Lagos LGA administrative boundaries &amp; polygon geometries</w:t>
+            </w:r>
+          </w:p>
+        </w:tc>
+        <w:tc>
+          <w:tcPr>
+            <w:shd w:val="clear" w:color="auto" w:fill="FFFFFF"/>
+            <w:tcMar>
+              <w:top w:w="60" w:type="dxa"/>
+              <w:bottom w:w="60" w:type="dxa"/>
+              <w:left w:w="80" w:type="dxa"/>
+              <w:right w:w="80" w:type="dxa"/>
+            </w:tcMar>
+          </w:tcPr>
+          <w:p>
+            <w:pPr>
+              <w:spacing w:before="20" w:after="20" w:line="276" w:lineRule="auto"/>
+              <w:jc w:val="left"/>
+            </w:pPr>
+            <w:r>
+              <w:rPr>
+                <w:rFonts w:ascii="Calibri" w:hAnsi="Calibri" w:cs="Calibri"/>
+                <w:sz w:val="18"/>
+                <w:szCs w:val="18"/>
+                <w:color w:val="1E293B"/>
+              </w:rPr>
+              <w:t xml:space="preserve">Spatial clipping, zonal reducers, spatial join</w:t>
+            </w:r>
+          </w:p>
+        </w:tc>
+      </w:tr>
+      <w:tr>
+        <w:tc>
+          <w:tcPr>
+            <w:shd w:val="clear" w:color="auto" w:fill="F8FAFC"/>
+            <w:tcMar>
+              <w:top w:w="60" w:type="dxa"/>
+              <w:bottom w:w="60" w:type="dxa"/>
+              <w:left w:w="80" w:type="dxa"/>
+              <w:right w:w="80" w:type="dxa"/>
+            </w:tcMar>
+          </w:tcPr>
+          <w:p>
+            <w:pPr>
+              <w:spacing w:before="20" w:after="20" w:line="276" w:lineRule="auto"/>
+              <w:jc w:val="left"/>
+            </w:pPr>
+            <w:r>
+              <w:rPr>
+                <w:rFonts w:ascii="Calibri" w:hAnsi="Calibri" w:cs="Calibri"/>
+                <w:sz w:val="18"/>
+                <w:szCs w:val="18"/>
+                <w:color w:val="1E293B"/>
+                <w:b/>
+              </w:rPr>
+              <w:t xml:space="preserve">CHIRPS Daily Precipitation v2.0</w:t>
+            </w:r>
+          </w:p>
+        </w:tc>
+        <w:tc>
+          <w:tcPr>
+            <w:shd w:val="clear" w:color="auto" w:fill="F8FAFC"/>
+            <w:tcMar>
+              <w:top w:w="60" w:type="dxa"/>
+              <w:bottom w:w="60" w:type="dxa"/>
+              <w:left w:w="80" w:type="dxa"/>
+              <w:right w:w="80" w:type="dxa"/>
+            </w:tcMar>
+          </w:tcPr>
+          <w:p>
+            <w:pPr>
+              <w:spacing w:before="20" w:after="20" w:line="276" w:lineRule="auto"/>
+              <w:jc w:val="left"/>
+            </w:pPr>
+            <w:r>
+              <w:rPr>
+                <w:rFonts w:ascii="Calibri" w:hAnsi="Calibri" w:cs="Calibri"/>
+                <w:sz w:val="18"/>
+                <w:szCs w:val="18"/>
+                <w:color w:val="1E293B"/>
+              </w:rPr>
+              <w:t xml:space="preserve">UCSB Climate Hazards Group / USGS</w:t>
+            </w:r>
+          </w:p>
+        </w:tc>
+        <w:tc>
+          <w:tcPr>
+            <w:shd w:val="clear" w:color="auto" w:fill="F8FAFC"/>
+            <w:tcMar>
+              <w:top w:w="60" w:type="dxa"/>
+              <w:bottom w:w="60" w:type="dxa"/>
+              <w:left w:w="80" w:type="dxa"/>
+              <w:right w:w="80" w:type="dxa"/>
+            </w:tcMar>
+          </w:tcPr>
+          <w:p>
+            <w:pPr>
+              <w:spacing w:before="20" w:after="20" w:line="276" w:lineRule="auto"/>
+              <w:jc w:val="left"/>
+            </w:pPr>
+            <w:r>
+              <w:rPr>
+                <w:rFonts w:ascii="Consolas" w:hAnsi="Consolas" w:cs="Consolas"/>
+                <w:sz w:val="18"/>
+                <w:szCs w:val="18"/>
+                <w:color w:val="1E293B"/>
+              </w:rPr>
+              <w:t xml:space="preserve">UCSB-CHG/CHIRPS/DAILY</w:t>
+            </w:r>
+          </w:p>
+        </w:tc>
+        <w:tc>
+          <w:tcPr>
+            <w:shd w:val="clear" w:color="auto" w:fill="F8FAFC"/>
+            <w:tcMar>
+              <w:top w:w="60" w:type="dxa"/>
+              <w:bottom w:w="60" w:type="dxa"/>
+              <w:left w:w="80" w:type="dxa"/>
+              <w:right w:w="80" w:type="dxa"/>
+            </w:tcMar>
+          </w:tcPr>
+          <w:p>
+            <w:pPr>
+              <w:spacing w:before="20" w:after="20" w:line="276" w:lineRule="auto"/>
+              <w:jc w:val="left"/>
+            </w:pPr>
+            <w:r>
+              <w:rPr>
+                <w:rFonts w:ascii="Calibri" w:hAnsi="Calibri" w:cs="Calibri"/>
+                <w:sz w:val="18"/>
+                <w:szCs w:val="18"/>
+                <w:color w:val="1E293B"/>
+              </w:rPr>
+              <w:t xml:space="preserve">0.05^\circ (\approx 5.5 km)</w:t>
+            </w:r>
+          </w:p>
+        </w:tc>
+        <w:tc>
+          <w:tcPr>
+            <w:shd w:val="clear" w:color="auto" w:fill="F8FAFC"/>
+            <w:tcMar>
+              <w:top w:w="60" w:type="dxa"/>
+              <w:bottom w:w="60" w:type="dxa"/>
+              <w:left w:w="80" w:type="dxa"/>
+              <w:right w:w="80" w:type="dxa"/>
+            </w:tcMar>
+          </w:tcPr>
+          <w:p>
+            <w:pPr>
+              <w:spacing w:before="20" w:after="20" w:line="276" w:lineRule="auto"/>
+              <w:jc w:val="left"/>
+            </w:pPr>
+            <w:r>
+              <w:rPr>
+                <w:rFonts w:ascii="Calibri" w:hAnsi="Calibri" w:cs="Calibri"/>
+                <w:sz w:val="18"/>
+                <w:szCs w:val="18"/>
+                <w:color w:val="1E293B"/>
+              </w:rPr>
+              <w:t xml:space="preserve">Daily (06:00\text{ UTC})</w:t>
+            </w:r>
+          </w:p>
+        </w:tc>
+        <w:tc>
+          <w:tcPr>
+            <w:shd w:val="clear" w:color="auto" w:fill="F8FAFC"/>
+            <w:tcMar>
+              <w:top w:w="60" w:type="dxa"/>
+              <w:bottom w:w="60" w:type="dxa"/>
+              <w:left w:w="80" w:type="dxa"/>
+              <w:right w:w="80" w:type="dxa"/>
+            </w:tcMar>
+          </w:tcPr>
+          <w:p>
+            <w:pPr>
+              <w:spacing w:before="20" w:after="20" w:line="276" w:lineRule="auto"/>
+              <w:jc w:val="left"/>
+            </w:pPr>
+            <w:r>
+              <w:rPr>
+                <w:rFonts w:ascii="Consolas" w:hAnsi="Consolas" w:cs="Consolas"/>
+                <w:sz w:val="18"/>
+                <w:szCs w:val="18"/>
+                <w:color w:val="1E293B"/>
+              </w:rPr>
+              <w:t xml:space="preserve">2010-01-01</w:t>
+            </w:r>
+            <w:r>
+              <w:rPr>
+                <w:rFonts w:ascii="Calibri" w:hAnsi="Calibri" w:cs="Calibri"/>
+                <w:sz w:val="18"/>
+                <w:szCs w:val="18"/>
+                <w:color w:val="1E293B"/>
+              </w:rPr>
+              <w:t xml:space="preserve"> to </w:t>
+            </w:r>
+            <w:r>
+              <w:rPr>
+                <w:rFonts w:ascii="Consolas" w:hAnsi="Consolas" w:cs="Consolas"/>
+                <w:sz w:val="18"/>
+                <w:szCs w:val="18"/>
+                <w:color w:val="1E293B"/>
+              </w:rPr>
+              <w:t xml:space="preserve">2025-12-31</w:t>
+            </w:r>
+          </w:p>
+        </w:tc>
+        <w:tc>
+          <w:tcPr>
+            <w:shd w:val="clear" w:color="auto" w:fill="F8FAFC"/>
+            <w:tcMar>
+              <w:top w:w="60" w:type="dxa"/>
+              <w:bottom w:w="60" w:type="dxa"/>
+              <w:left w:w="80" w:type="dxa"/>
+              <w:right w:w="80" w:type="dxa"/>
+            </w:tcMar>
+          </w:tcPr>
+          <w:p>
+            <w:pPr>
+              <w:spacing w:before="20" w:after="20" w:line="276" w:lineRule="auto"/>
+              <w:jc w:val="left"/>
+            </w:pPr>
+            <w:r>
+              <w:rPr>
+                <w:rFonts w:ascii="Consolas" w:hAnsi="Consolas" w:cs="Consolas"/>
+                <w:sz w:val="18"/>
+                <w:szCs w:val="18"/>
+                <w:color w:val="1E293B"/>
+              </w:rPr>
+              <w:t xml:space="preserve">rain_total_mm</w:t>
+            </w:r>
+            <w:r>
+              <w:rPr>
+                <w:rFonts w:ascii="Calibri" w:hAnsi="Calibri" w:cs="Calibri"/>
+                <w:sz w:val="18"/>
+                <w:szCs w:val="18"/>
+                <w:color w:val="1E293B"/>
+              </w:rPr>
+              <w:t xml:space="preserve">, </w:t>
+            </w:r>
+            <w:r>
+              <w:rPr>
+                <w:rFonts w:ascii="Consolas" w:hAnsi="Consolas" w:cs="Consolas"/>
+                <w:sz w:val="18"/>
+                <w:szCs w:val="18"/>
+                <w:color w:val="1E293B"/>
+              </w:rPr>
+              <w:t xml:space="preserve">rain_max_daily_mm</w:t>
+            </w:r>
+            <w:r>
+              <w:rPr>
+                <w:rFonts w:ascii="Calibri" w:hAnsi="Calibri" w:cs="Calibri"/>
+                <w:sz w:val="18"/>
+                <w:szCs w:val="18"/>
+                <w:color w:val="1E293B"/>
+              </w:rPr>
+              <w:t xml:space="preserve">, </w:t>
+            </w:r>
+            <w:r>
+              <w:rPr>
+                <w:rFonts w:ascii="Consolas" w:hAnsi="Consolas" w:cs="Consolas"/>
+                <w:sz w:val="18"/>
+                <w:szCs w:val="18"/>
+                <w:color w:val="1E293B"/>
+              </w:rPr>
+              <w:t xml:space="preserve">rain_max_3day_mm</w:t>
+            </w:r>
+            <w:r>
+              <w:rPr>
+                <w:rFonts w:ascii="Calibri" w:hAnsi="Calibri" w:cs="Calibri"/>
+                <w:sz w:val="18"/>
+                <w:szCs w:val="18"/>
+                <w:color w:val="1E293B"/>
+              </w:rPr>
+              <w:t xml:space="preserve">, </w:t>
+            </w:r>
+            <w:r>
+              <w:rPr>
+                <w:rFonts w:ascii="Consolas" w:hAnsi="Consolas" w:cs="Consolas"/>
+                <w:sz w:val="18"/>
+                <w:szCs w:val="18"/>
+                <w:color w:val="1E293B"/>
+              </w:rPr>
+              <w:t xml:space="preserve">rainy_days</w:t>
+            </w:r>
+            <w:r>
+              <w:rPr>
+                <w:rFonts w:ascii="Calibri" w:hAnsi="Calibri" w:cs="Calibri"/>
+                <w:sz w:val="18"/>
+                <w:szCs w:val="18"/>
+                <w:color w:val="1E293B"/>
+              </w:rPr>
+              <w:t xml:space="preserve">, </w:t>
+            </w:r>
+            <w:r>
+              <w:rPr>
+                <w:rFonts w:ascii="Consolas" w:hAnsi="Consolas" w:cs="Consolas"/>
+                <w:sz w:val="18"/>
+                <w:szCs w:val="18"/>
+                <w:color w:val="1E293B"/>
+              </w:rPr>
+              <w:t xml:space="preserve">rain_2m_cum_mm</w:t>
+            </w:r>
+            <w:r>
+              <w:rPr>
+                <w:rFonts w:ascii="Calibri" w:hAnsi="Calibri" w:cs="Calibri"/>
+                <w:sz w:val="18"/>
+                <w:szCs w:val="18"/>
+                <w:color w:val="1E293B"/>
+              </w:rPr>
+              <w:t xml:space="preserve">, </w:t>
+            </w:r>
+            <w:r>
+              <w:rPr>
+                <w:rFonts w:ascii="Consolas" w:hAnsi="Consolas" w:cs="Consolas"/>
+                <w:sz w:val="18"/>
+                <w:szCs w:val="18"/>
+                <w:color w:val="1E293B"/>
+              </w:rPr>
+              <w:t xml:space="preserve">rain_anom_z</w:t>
+            </w:r>
+          </w:p>
+        </w:tc>
+        <w:tc>
+          <w:tcPr>
+            <w:shd w:val="clear" w:color="auto" w:fill="F8FAFC"/>
+            <w:tcMar>
+              <w:top w:w="60" w:type="dxa"/>
+              <w:bottom w:w="60" w:type="dxa"/>
+              <w:left w:w="80" w:type="dxa"/>
+              <w:right w:w="80" w:type="dxa"/>
+            </w:tcMar>
+          </w:tcPr>
+          <w:p>
+            <w:pPr>
+              <w:spacing w:before="20" w:after="20" w:line="276" w:lineRule="auto"/>
+              <w:jc w:val="left"/>
+            </w:pPr>
+            <w:r>
+              <w:rPr>
+                <w:rFonts w:ascii="Calibri" w:hAnsi="Calibri" w:cs="Calibri"/>
+                <w:sz w:val="18"/>
+                <w:szCs w:val="18"/>
+                <w:color w:val="1E293B"/>
+              </w:rPr>
+              <w:t xml:space="preserve">Hydrometeorological hazard features</w:t>
+            </w:r>
+          </w:p>
+        </w:tc>
+      </w:tr>
+      <w:tr>
+        <w:tc>
+          <w:tcPr>
+            <w:shd w:val="clear" w:color="auto" w:fill="FFFFFF"/>
+            <w:tcMar>
+              <w:top w:w="60" w:type="dxa"/>
+              <w:bottom w:w="60" w:type="dxa"/>
+              <w:left w:w="80" w:type="dxa"/>
+              <w:right w:w="80" w:type="dxa"/>
+            </w:tcMar>
+          </w:tcPr>
+          <w:p>
+            <w:pPr>
+              <w:spacing w:before="20" w:after="20" w:line="276" w:lineRule="auto"/>
+              <w:jc w:val="left"/>
+            </w:pPr>
+            <w:r>
+              <w:rPr>
+                <w:rFonts w:ascii="Calibri" w:hAnsi="Calibri" w:cs="Calibri"/>
+                <w:sz w:val="18"/>
+                <w:szCs w:val="18"/>
+                <w:color w:val="1E293B"/>
+                <w:b/>
+              </w:rPr>
+              <w:t xml:space="preserve">USGS SRTM Digital Elevation v3</w:t>
+            </w:r>
+          </w:p>
+        </w:tc>
+        <w:tc>
+          <w:tcPr>
+            <w:shd w:val="clear" w:color="auto" w:fill="FFFFFF"/>
+            <w:tcMar>
+              <w:top w:w="60" w:type="dxa"/>
+              <w:bottom w:w="60" w:type="dxa"/>
+              <w:left w:w="80" w:type="dxa"/>
+              <w:right w:w="80" w:type="dxa"/>
+            </w:tcMar>
+          </w:tcPr>
+          <w:p>
+            <w:pPr>
+              <w:spacing w:before="20" w:after="20" w:line="276" w:lineRule="auto"/>
+              <w:jc w:val="left"/>
+            </w:pPr>
+            <w:r>
+              <w:rPr>
+                <w:rFonts w:ascii="Calibri" w:hAnsi="Calibri" w:cs="Calibri"/>
+                <w:sz w:val="18"/>
+                <w:szCs w:val="18"/>
+                <w:color w:val="1E293B"/>
+              </w:rPr>
+              <w:t xml:space="preserve">NASA / USGS JPL</w:t>
+            </w:r>
+          </w:p>
+        </w:tc>
+        <w:tc>
+          <w:tcPr>
+            <w:shd w:val="clear" w:color="auto" w:fill="FFFFFF"/>
+            <w:tcMar>
+              <w:top w:w="60" w:type="dxa"/>
+              <w:bottom w:w="60" w:type="dxa"/>
+              <w:left w:w="80" w:type="dxa"/>
+              <w:right w:w="80" w:type="dxa"/>
+            </w:tcMar>
+          </w:tcPr>
+          <w:p>
+            <w:pPr>
+              <w:spacing w:before="20" w:after="20" w:line="276" w:lineRule="auto"/>
+              <w:jc w:val="left"/>
+            </w:pPr>
+            <w:r>
+              <w:rPr>
+                <w:rFonts w:ascii="Consolas" w:hAnsi="Consolas" w:cs="Consolas"/>
+                <w:sz w:val="18"/>
+                <w:szCs w:val="18"/>
+                <w:color w:val="1E293B"/>
+              </w:rPr>
+              <w:t xml:space="preserve">USGS/SRTMGL1_003</w:t>
+            </w:r>
+          </w:p>
+        </w:tc>
+        <w:tc>
+          <w:tcPr>
+            <w:shd w:val="clear" w:color="auto" w:fill="FFFFFF"/>
+            <w:tcMar>
+              <w:top w:w="60" w:type="dxa"/>
+              <w:bottom w:w="60" w:type="dxa"/>
+              <w:left w:w="80" w:type="dxa"/>
+              <w:right w:w="80" w:type="dxa"/>
+            </w:tcMar>
+          </w:tcPr>
+          <w:p>
+            <w:pPr>
+              <w:spacing w:before="20" w:after="20" w:line="276" w:lineRule="auto"/>
+              <w:jc w:val="left"/>
+            </w:pPr>
+            <w:r>
+              <w:rPr>
+                <w:rFonts w:ascii="Calibri" w:hAnsi="Calibri" w:cs="Calibri"/>
+                <w:sz w:val="18"/>
+                <w:szCs w:val="18"/>
+                <w:color w:val="1E293B"/>
+              </w:rPr>
+              <w:t xml:space="preserve">1\text{ arc-second} (\approx 30 m)</w:t>
+            </w:r>
+          </w:p>
+        </w:tc>
+        <w:tc>
+          <w:tcPr>
+            <w:shd w:val="clear" w:color="auto" w:fill="FFFFFF"/>
+            <w:tcMar>
+              <w:top w:w="60" w:type="dxa"/>
+              <w:bottom w:w="60" w:type="dxa"/>
+              <w:left w:w="80" w:type="dxa"/>
+              <w:right w:w="80" w:type="dxa"/>
+            </w:tcMar>
+          </w:tcPr>
+          <w:p>
+            <w:pPr>
+              <w:spacing w:before="20" w:after="20" w:line="276" w:lineRule="auto"/>
+              <w:jc w:val="left"/>
+            </w:pPr>
+            <w:r>
+              <w:rPr>
+                <w:rFonts w:ascii="Calibri" w:hAnsi="Calibri" w:cs="Calibri"/>
+                <w:sz w:val="18"/>
+                <w:szCs w:val="18"/>
+                <w:color w:val="1E293B"/>
+              </w:rPr>
+              <w:t xml:space="preserve">Static (Feb 2000)</w:t>
+            </w:r>
+          </w:p>
+        </w:tc>
+        <w:tc>
+          <w:tcPr>
+            <w:shd w:val="clear" w:color="auto" w:fill="FFFFFF"/>
+            <w:tcMar>
+              <w:top w:w="60" w:type="dxa"/>
+              <w:bottom w:w="60" w:type="dxa"/>
+              <w:left w:w="80" w:type="dxa"/>
+              <w:right w:w="80" w:type="dxa"/>
+            </w:tcMar>
+          </w:tcPr>
+          <w:p>
+            <w:pPr>
+              <w:spacing w:before="20" w:after="20" w:line="276" w:lineRule="auto"/>
+              <w:jc w:val="left"/>
+            </w:pPr>
+            <w:r>
+              <w:rPr>
+                <w:rFonts w:ascii="Calibri" w:hAnsi="Calibri" w:cs="Calibri"/>
+                <w:sz w:val="18"/>
+                <w:szCs w:val="18"/>
+                <w:color w:val="1E293B"/>
+              </w:rPr>
+              <w:t xml:space="preserve">2000</w:t>
+            </w:r>
+          </w:p>
+        </w:tc>
+        <w:tc>
+          <w:tcPr>
+            <w:shd w:val="clear" w:color="auto" w:fill="FFFFFF"/>
+            <w:tcMar>
+              <w:top w:w="60" w:type="dxa"/>
+              <w:bottom w:w="60" w:type="dxa"/>
+              <w:left w:w="80" w:type="dxa"/>
+              <w:right w:w="80" w:type="dxa"/>
+            </w:tcMar>
+          </w:tcPr>
+          <w:p>
+            <w:pPr>
+              <w:spacing w:before="20" w:after="20" w:line="276" w:lineRule="auto"/>
+              <w:jc w:val="left"/>
+            </w:pPr>
+            <w:r>
+              <w:rPr>
+                <w:rFonts w:ascii="Consolas" w:hAnsi="Consolas" w:cs="Consolas"/>
+                <w:sz w:val="18"/>
+                <w:szCs w:val="18"/>
+                <w:color w:val="1E293B"/>
+              </w:rPr>
+              <w:t xml:space="preserve">elev_mean_m</w:t>
+            </w:r>
+            <w:r>
+              <w:rPr>
+                <w:rFonts w:ascii="Calibri" w:hAnsi="Calibri" w:cs="Calibri"/>
+                <w:sz w:val="18"/>
+                <w:szCs w:val="18"/>
+                <w:color w:val="1E293B"/>
+              </w:rPr>
+              <w:t xml:space="preserve">, </w:t>
+            </w:r>
+            <w:r>
+              <w:rPr>
+                <w:rFonts w:ascii="Consolas" w:hAnsi="Consolas" w:cs="Consolas"/>
+                <w:sz w:val="18"/>
+                <w:szCs w:val="18"/>
+                <w:color w:val="1E293B"/>
+              </w:rPr>
+              <w:t xml:space="preserve">elev_median_m</w:t>
+            </w:r>
+            <w:r>
+              <w:rPr>
+                <w:rFonts w:ascii="Calibri" w:hAnsi="Calibri" w:cs="Calibri"/>
+                <w:sz w:val="18"/>
+                <w:szCs w:val="18"/>
+                <w:color w:val="1E293B"/>
+              </w:rPr>
+              <w:t xml:space="preserve">, </w:t>
+            </w:r>
+            <w:r>
+              <w:rPr>
+                <w:rFonts w:ascii="Consolas" w:hAnsi="Consolas" w:cs="Consolas"/>
+                <w:sz w:val="18"/>
+                <w:szCs w:val="18"/>
+                <w:color w:val="1E293B"/>
+              </w:rPr>
+              <w:t xml:space="preserve">elev_min_m</w:t>
+            </w:r>
+            <w:r>
+              <w:rPr>
+                <w:rFonts w:ascii="Calibri" w:hAnsi="Calibri" w:cs="Calibri"/>
+                <w:sz w:val="18"/>
+                <w:szCs w:val="18"/>
+                <w:color w:val="1E293B"/>
+              </w:rPr>
+              <w:t xml:space="preserve">, </w:t>
+            </w:r>
+            <w:r>
+              <w:rPr>
+                <w:rFonts w:ascii="Consolas" w:hAnsi="Consolas" w:cs="Consolas"/>
+                <w:sz w:val="18"/>
+                <w:szCs w:val="18"/>
+                <w:color w:val="1E293B"/>
+              </w:rPr>
+              <w:t xml:space="preserve">elev_std_m</w:t>
+            </w:r>
+            <w:r>
+              <w:rPr>
+                <w:rFonts w:ascii="Calibri" w:hAnsi="Calibri" w:cs="Calibri"/>
+                <w:sz w:val="18"/>
+                <w:szCs w:val="18"/>
+                <w:color w:val="1E293B"/>
+              </w:rPr>
+              <w:t xml:space="preserve">, </w:t>
+            </w:r>
+            <w:r>
+              <w:rPr>
+                <w:rFonts w:ascii="Consolas" w:hAnsi="Consolas" w:cs="Consolas"/>
+                <w:sz w:val="18"/>
+                <w:szCs w:val="18"/>
+                <w:color w:val="1E293B"/>
+              </w:rPr>
+              <w:t xml:space="preserve">low5_share</w:t>
+            </w:r>
+            <w:r>
+              <w:rPr>
+                <w:rFonts w:ascii="Calibri" w:hAnsi="Calibri" w:cs="Calibri"/>
+                <w:sz w:val="18"/>
+                <w:szCs w:val="18"/>
+                <w:color w:val="1E293B"/>
+              </w:rPr>
+              <w:t xml:space="preserve">, </w:t>
+            </w:r>
+            <w:r>
+              <w:rPr>
+                <w:rFonts w:ascii="Consolas" w:hAnsi="Consolas" w:cs="Consolas"/>
+                <w:sz w:val="18"/>
+                <w:szCs w:val="18"/>
+                <w:color w:val="1E293B"/>
+              </w:rPr>
+              <w:t xml:space="preserve">low10_share</w:t>
+            </w:r>
+            <w:r>
+              <w:rPr>
+                <w:rFonts w:ascii="Calibri" w:hAnsi="Calibri" w:cs="Calibri"/>
+                <w:sz w:val="18"/>
+                <w:szCs w:val="18"/>
+                <w:color w:val="1E293B"/>
+              </w:rPr>
+              <w:t xml:space="preserve">, </w:t>
+            </w:r>
+            <w:r>
+              <w:rPr>
+                <w:rFonts w:ascii="Consolas" w:hAnsi="Consolas" w:cs="Consolas"/>
+                <w:sz w:val="18"/>
+                <w:szCs w:val="18"/>
+                <w:color w:val="1E293B"/>
+              </w:rPr>
+              <w:t xml:space="preserve">slope_mean_deg</w:t>
+            </w:r>
+          </w:p>
+        </w:tc>
+        <w:tc>
+          <w:tcPr>
+            <w:shd w:val="clear" w:color="auto" w:fill="FFFFFF"/>
+            <w:tcMar>
+              <w:top w:w="60" w:type="dxa"/>
+              <w:bottom w:w="60" w:type="dxa"/>
+              <w:left w:w="80" w:type="dxa"/>
+              <w:right w:w="80" w:type="dxa"/>
+            </w:tcMar>
+          </w:tcPr>
+          <w:p>
+            <w:pPr>
+              <w:spacing w:before="20" w:after="20" w:line="276" w:lineRule="auto"/>
+              <w:jc w:val="left"/>
+            </w:pPr>
+            <w:r>
+              <w:rPr>
+                <w:rFonts w:ascii="Calibri" w:hAnsi="Calibri" w:cs="Calibri"/>
+                <w:sz w:val="18"/>
+                <w:szCs w:val="18"/>
+                <w:color w:val="1E293B"/>
+              </w:rPr>
+              <w:t xml:space="preserve">Topographic susceptibility &amp; surge exposure</w:t>
+            </w:r>
+          </w:p>
+        </w:tc>
+      </w:tr>
+      <w:tr>
+        <w:tc>
+          <w:tcPr>
+            <w:shd w:val="clear" w:color="auto" w:fill="F8FAFC"/>
+            <w:tcMar>
+              <w:top w:w="60" w:type="dxa"/>
+              <w:bottom w:w="60" w:type="dxa"/>
+              <w:left w:w="80" w:type="dxa"/>
+              <w:right w:w="80" w:type="dxa"/>
+            </w:tcMar>
+          </w:tcPr>
+          <w:p>
+            <w:pPr>
+              <w:spacing w:before="20" w:after="20" w:line="276" w:lineRule="auto"/>
+              <w:jc w:val="left"/>
+            </w:pPr>
+            <w:r>
+              <w:rPr>
+                <w:rFonts w:ascii="Calibri" w:hAnsi="Calibri" w:cs="Calibri"/>
+                <w:sz w:val="18"/>
+                <w:szCs w:val="18"/>
+                <w:color w:val="1E293B"/>
+                <w:b/>
+              </w:rPr>
+              <w:t xml:space="preserve">JRC Global Surface Water v1.4</w:t>
+            </w:r>
+          </w:p>
+        </w:tc>
+        <w:tc>
+          <w:tcPr>
+            <w:shd w:val="clear" w:color="auto" w:fill="F8FAFC"/>
+            <w:tcMar>
+              <w:top w:w="60" w:type="dxa"/>
+              <w:bottom w:w="60" w:type="dxa"/>
+              <w:left w:w="80" w:type="dxa"/>
+              <w:right w:w="80" w:type="dxa"/>
+            </w:tcMar>
+          </w:tcPr>
+          <w:p>
+            <w:pPr>
+              <w:spacing w:before="20" w:after="20" w:line="276" w:lineRule="auto"/>
+              <w:jc w:val="left"/>
+            </w:pPr>
+            <w:r>
+              <w:rPr>
+                <w:rFonts w:ascii="Calibri" w:hAnsi="Calibri" w:cs="Calibri"/>
+                <w:sz w:val="18"/>
+                <w:szCs w:val="18"/>
+                <w:color w:val="1E293B"/>
+              </w:rPr>
+              <w:t xml:space="preserve">European Commission Joint Research Centre</w:t>
+            </w:r>
+          </w:p>
+        </w:tc>
+        <w:tc>
+          <w:tcPr>
+            <w:shd w:val="clear" w:color="auto" w:fill="F8FAFC"/>
+            <w:tcMar>
+              <w:top w:w="60" w:type="dxa"/>
+              <w:bottom w:w="60" w:type="dxa"/>
+              <w:left w:w="80" w:type="dxa"/>
+              <w:right w:w="80" w:type="dxa"/>
+            </w:tcMar>
+          </w:tcPr>
+          <w:p>
+            <w:pPr>
+              <w:spacing w:before="20" w:after="20" w:line="276" w:lineRule="auto"/>
+              <w:jc w:val="left"/>
+            </w:pPr>
+            <w:r>
+              <w:rPr>
+                <w:rFonts w:ascii="Consolas" w:hAnsi="Consolas" w:cs="Consolas"/>
+                <w:sz w:val="18"/>
+                <w:szCs w:val="18"/>
+                <w:color w:val="1E293B"/>
+              </w:rPr>
+              <w:t xml:space="preserve">JRC/GSW1_4/GlobalSurfaceWater</w:t>
+            </w:r>
+          </w:p>
+        </w:tc>
+        <w:tc>
+          <w:tcPr>
+            <w:shd w:val="clear" w:color="auto" w:fill="F8FAFC"/>
+            <w:tcMar>
+              <w:top w:w="60" w:type="dxa"/>
+              <w:bottom w:w="60" w:type="dxa"/>
+              <w:left w:w="80" w:type="dxa"/>
+              <w:right w:w="80" w:type="dxa"/>
+            </w:tcMar>
+          </w:tcPr>
+          <w:p>
+            <w:pPr>
+              <w:spacing w:before="20" w:after="20" w:line="276" w:lineRule="auto"/>
+              <w:jc w:val="left"/>
+            </w:pPr>
+            <w:r>
+              <w:rPr>
+                <w:rFonts w:ascii="Calibri" w:hAnsi="Calibri" w:cs="Calibri"/>
+                <w:sz w:val="18"/>
+                <w:szCs w:val="18"/>
+                <w:color w:val="1E293B"/>
+              </w:rPr>
+              <w:t xml:space="preserve">30 m</w:t>
+            </w:r>
+          </w:p>
+        </w:tc>
+        <w:tc>
+          <w:tcPr>
+            <w:shd w:val="clear" w:color="auto" w:fill="F8FAFC"/>
+            <w:tcMar>
+              <w:top w:w="60" w:type="dxa"/>
+              <w:bottom w:w="60" w:type="dxa"/>
+              <w:left w:w="80" w:type="dxa"/>
+              <w:right w:w="80" w:type="dxa"/>
+            </w:tcMar>
+          </w:tcPr>
+          <w:p>
+            <w:pPr>
+              <w:spacing w:before="20" w:after="20" w:line="276" w:lineRule="auto"/>
+              <w:jc w:val="left"/>
+            </w:pPr>
+            <w:r>
+              <w:rPr>
+                <w:rFonts w:ascii="Calibri" w:hAnsi="Calibri" w:cs="Calibri"/>
+                <w:sz w:val="18"/>
+                <w:szCs w:val="18"/>
+                <w:color w:val="1E293B"/>
+              </w:rPr>
+              <w:t xml:space="preserve">Multi-decadal summary (</w:t>
+            </w:r>
+            <w:r>
+              <w:rPr>
+                <w:rFonts w:ascii="Consolas" w:hAnsi="Consolas" w:cs="Consolas"/>
+                <w:sz w:val="18"/>
+                <w:szCs w:val="18"/>
+                <w:color w:val="1E293B"/>
+              </w:rPr>
+              <w:t xml:space="preserve">1984–2021</w:t>
+            </w:r>
+            <w:r>
+              <w:rPr>
+                <w:rFonts w:ascii="Calibri" w:hAnsi="Calibri" w:cs="Calibri"/>
+                <w:sz w:val="18"/>
+                <w:szCs w:val="18"/>
+                <w:color w:val="1E293B"/>
+              </w:rPr>
+              <w:t xml:space="preserve">)</w:t>
+            </w:r>
+          </w:p>
+        </w:tc>
+        <w:tc>
+          <w:tcPr>
+            <w:shd w:val="clear" w:color="auto" w:fill="F8FAFC"/>
+            <w:tcMar>
+              <w:top w:w="60" w:type="dxa"/>
+              <w:bottom w:w="60" w:type="dxa"/>
+              <w:left w:w="80" w:type="dxa"/>
+              <w:right w:w="80" w:type="dxa"/>
+            </w:tcMar>
+          </w:tcPr>
+          <w:p>
+            <w:pPr>
+              <w:spacing w:before="20" w:after="20" w:line="276" w:lineRule="auto"/>
+              <w:jc w:val="left"/>
+            </w:pPr>
+            <w:r>
+              <w:rPr>
+                <w:rFonts w:ascii="Calibri" w:hAnsi="Calibri" w:cs="Calibri"/>
+                <w:sz w:val="18"/>
+                <w:szCs w:val="18"/>
+                <w:color w:val="1E293B"/>
+              </w:rPr>
+              <w:t xml:space="preserve">1984–2021</w:t>
+            </w:r>
+          </w:p>
+        </w:tc>
+        <w:tc>
+          <w:tcPr>
+            <w:shd w:val="clear" w:color="auto" w:fill="F8FAFC"/>
+            <w:tcMar>
+              <w:top w:w="60" w:type="dxa"/>
+              <w:bottom w:w="60" w:type="dxa"/>
+              <w:left w:w="80" w:type="dxa"/>
+              <w:right w:w="80" w:type="dxa"/>
+            </w:tcMar>
+          </w:tcPr>
+          <w:p>
+            <w:pPr>
+              <w:spacing w:before="20" w:after="20" w:line="276" w:lineRule="auto"/>
+              <w:jc w:val="left"/>
+            </w:pPr>
+            <w:r>
+              <w:rPr>
+                <w:rFonts w:ascii="Consolas" w:hAnsi="Consolas" w:cs="Consolas"/>
+                <w:sz w:val="18"/>
+                <w:szCs w:val="18"/>
+                <w:color w:val="1E293B"/>
+              </w:rPr>
+              <w:t xml:space="preserve">water_occurrence_pct</w:t>
+            </w:r>
+            <w:r>
+              <w:rPr>
+                <w:rFonts w:ascii="Calibri" w:hAnsi="Calibri" w:cs="Calibri"/>
+                <w:sz w:val="18"/>
+                <w:szCs w:val="18"/>
+                <w:color w:val="1E293B"/>
+              </w:rPr>
+              <w:t xml:space="preserve">, permanent water mask (≥ 50%), </w:t>
+            </w:r>
+            <w:r>
+              <w:rPr>
+                <w:rFonts w:ascii="Consolas" w:hAnsi="Consolas" w:cs="Consolas"/>
+                <w:sz w:val="18"/>
+                <w:szCs w:val="18"/>
+                <w:color w:val="1E293B"/>
+              </w:rPr>
+              <w:t xml:space="preserve">dist_water_mean_km</w:t>
+            </w:r>
+            <w:r>
+              <w:rPr>
+                <w:rFonts w:ascii="Calibri" w:hAnsi="Calibri" w:cs="Calibri"/>
+                <w:sz w:val="18"/>
+                <w:szCs w:val="18"/>
+                <w:color w:val="1E293B"/>
+              </w:rPr>
+              <w:t xml:space="preserve">, </w:t>
+            </w:r>
+            <w:r>
+              <w:rPr>
+                <w:rFonts w:ascii="Consolas" w:hAnsi="Consolas" w:cs="Consolas"/>
+                <w:sz w:val="18"/>
+                <w:szCs w:val="18"/>
+                <w:color w:val="1E293B"/>
+              </w:rPr>
+              <w:t xml:space="preserve">near_water_1km_share</w:t>
+            </w:r>
+          </w:p>
+        </w:tc>
+        <w:tc>
+          <w:tcPr>
+            <w:shd w:val="clear" w:color="auto" w:fill="F8FAFC"/>
+            <w:tcMar>
+              <w:top w:w="60" w:type="dxa"/>
+              <w:bottom w:w="60" w:type="dxa"/>
+              <w:left w:w="80" w:type="dxa"/>
+              <w:right w:w="80" w:type="dxa"/>
+            </w:tcMar>
+          </w:tcPr>
+          <w:p>
+            <w:pPr>
+              <w:spacing w:before="20" w:after="20" w:line="276" w:lineRule="auto"/>
+              <w:jc w:val="left"/>
+            </w:pPr>
+            <w:r>
+              <w:rPr>
+                <w:rFonts w:ascii="Calibri" w:hAnsi="Calibri" w:cs="Calibri"/>
+                <w:sz w:val="18"/>
+                <w:szCs w:val="18"/>
+                <w:color w:val="1E293B"/>
+              </w:rPr>
+              <w:t xml:space="preserve">Water masking of DEM &amp; proximity features</w:t>
+            </w:r>
+          </w:p>
+        </w:tc>
+      </w:tr>
+      <w:tr>
+        <w:tc>
+          <w:tcPr>
+            <w:shd w:val="clear" w:color="auto" w:fill="FFFFFF"/>
+            <w:tcMar>
+              <w:top w:w="60" w:type="dxa"/>
+              <w:bottom w:w="60" w:type="dxa"/>
+              <w:left w:w="80" w:type="dxa"/>
+              <w:right w:w="80" w:type="dxa"/>
+            </w:tcMar>
+          </w:tcPr>
+          <w:p>
+            <w:pPr>
+              <w:spacing w:before="20" w:after="20" w:line="276" w:lineRule="auto"/>
+              <w:jc w:val="left"/>
+            </w:pPr>
+            <w:r>
+              <w:rPr>
+                <w:rFonts w:ascii="Calibri" w:hAnsi="Calibri" w:cs="Calibri"/>
+                <w:sz w:val="18"/>
+                <w:szCs w:val="18"/>
+                <w:color w:val="1E293B"/>
+                <w:b/>
+              </w:rPr>
+              <w:t xml:space="preserve">ESA WorldCover 10m 2021 v200</w:t>
+            </w:r>
+          </w:p>
+        </w:tc>
+        <w:tc>
+          <w:tcPr>
+            <w:shd w:val="clear" w:color="auto" w:fill="FFFFFF"/>
+            <w:tcMar>
+              <w:top w:w="60" w:type="dxa"/>
+              <w:bottom w:w="60" w:type="dxa"/>
+              <w:left w:w="80" w:type="dxa"/>
+              <w:right w:w="80" w:type="dxa"/>
+            </w:tcMar>
+          </w:tcPr>
+          <w:p>
+            <w:pPr>
+              <w:spacing w:before="20" w:after="20" w:line="276" w:lineRule="auto"/>
+              <w:jc w:val="left"/>
+            </w:pPr>
+            <w:r>
+              <w:rPr>
+                <w:rFonts w:ascii="Calibri" w:hAnsi="Calibri" w:cs="Calibri"/>
+                <w:sz w:val="18"/>
+                <w:szCs w:val="18"/>
+                <w:color w:val="1E293B"/>
+              </w:rPr>
+              <w:t xml:space="preserve">European Space Agency (ESA)</w:t>
+            </w:r>
+          </w:p>
+        </w:tc>
+        <w:tc>
+          <w:tcPr>
+            <w:shd w:val="clear" w:color="auto" w:fill="FFFFFF"/>
+            <w:tcMar>
+              <w:top w:w="60" w:type="dxa"/>
+              <w:bottom w:w="60" w:type="dxa"/>
+              <w:left w:w="80" w:type="dxa"/>
+              <w:right w:w="80" w:type="dxa"/>
+            </w:tcMar>
+          </w:tcPr>
+          <w:p>
+            <w:pPr>
+              <w:spacing w:before="20" w:after="20" w:line="276" w:lineRule="auto"/>
+              <w:jc w:val="left"/>
+            </w:pPr>
+            <w:r>
+              <w:rPr>
+                <w:rFonts w:ascii="Consolas" w:hAnsi="Consolas" w:cs="Consolas"/>
+                <w:sz w:val="18"/>
+                <w:szCs w:val="18"/>
+                <w:color w:val="1E293B"/>
+              </w:rPr>
+              <w:t xml:space="preserve">ESA/WorldCover/v200</w:t>
+            </w:r>
+          </w:p>
+        </w:tc>
+        <w:tc>
+          <w:tcPr>
+            <w:shd w:val="clear" w:color="auto" w:fill="FFFFFF"/>
+            <w:tcMar>
+              <w:top w:w="60" w:type="dxa"/>
+              <w:bottom w:w="60" w:type="dxa"/>
+              <w:left w:w="80" w:type="dxa"/>
+              <w:right w:w="80" w:type="dxa"/>
+            </w:tcMar>
+          </w:tcPr>
+          <w:p>
+            <w:pPr>
+              <w:spacing w:before="20" w:after="20" w:line="276" w:lineRule="auto"/>
+              <w:jc w:val="left"/>
+            </w:pPr>
+            <w:r>
+              <w:rPr>
+                <w:rFonts w:ascii="Calibri" w:hAnsi="Calibri" w:cs="Calibri"/>
+                <w:sz w:val="18"/>
+                <w:szCs w:val="18"/>
+                <w:color w:val="1E293B"/>
+              </w:rPr>
+              <w:t xml:space="preserve">10 m</w:t>
+            </w:r>
+          </w:p>
+        </w:tc>
+        <w:tc>
+          <w:tcPr>
+            <w:shd w:val="clear" w:color="auto" w:fill="FFFFFF"/>
+            <w:tcMar>
+              <w:top w:w="60" w:type="dxa"/>
+              <w:bottom w:w="60" w:type="dxa"/>
+              <w:left w:w="80" w:type="dxa"/>
+              <w:right w:w="80" w:type="dxa"/>
+            </w:tcMar>
+          </w:tcPr>
+          <w:p>
+            <w:pPr>
+              <w:spacing w:before="20" w:after="20" w:line="276" w:lineRule="auto"/>
+              <w:jc w:val="left"/>
+            </w:pPr>
+            <w:r>
+              <w:rPr>
+                <w:rFonts w:ascii="Calibri" w:hAnsi="Calibri" w:cs="Calibri"/>
+                <w:sz w:val="18"/>
+                <w:szCs w:val="18"/>
+                <w:color w:val="1E293B"/>
+              </w:rPr>
+              <w:t xml:space="preserve">Annual (2021)</w:t>
+            </w:r>
+          </w:p>
+        </w:tc>
+        <w:tc>
+          <w:tcPr>
+            <w:shd w:val="clear" w:color="auto" w:fill="FFFFFF"/>
+            <w:tcMar>
+              <w:top w:w="60" w:type="dxa"/>
+              <w:bottom w:w="60" w:type="dxa"/>
+              <w:left w:w="80" w:type="dxa"/>
+              <w:right w:w="80" w:type="dxa"/>
+            </w:tcMar>
+          </w:tcPr>
+          <w:p>
+            <w:pPr>
+              <w:spacing w:before="20" w:after="20" w:line="276" w:lineRule="auto"/>
+              <w:jc w:val="left"/>
+            </w:pPr>
+            <w:r>
+              <w:rPr>
+                <w:rFonts w:ascii="Calibri" w:hAnsi="Calibri" w:cs="Calibri"/>
+                <w:sz w:val="18"/>
+                <w:szCs w:val="18"/>
+                <w:color w:val="1E293B"/>
+              </w:rPr>
+              <w:t xml:space="preserve">2021</w:t>
+            </w:r>
+          </w:p>
+        </w:tc>
+        <w:tc>
+          <w:tcPr>
+            <w:shd w:val="clear" w:color="auto" w:fill="FFFFFF"/>
+            <w:tcMar>
+              <w:top w:w="60" w:type="dxa"/>
+              <w:bottom w:w="60" w:type="dxa"/>
+              <w:left w:w="80" w:type="dxa"/>
+              <w:right w:w="80" w:type="dxa"/>
+            </w:tcMar>
+          </w:tcPr>
+          <w:p>
+            <w:pPr>
+              <w:spacing w:before="20" w:after="20" w:line="276" w:lineRule="auto"/>
+              <w:jc w:val="left"/>
+            </w:pPr>
+            <w:r>
+              <w:rPr>
+                <w:rFonts w:ascii="Calibri" w:hAnsi="Calibri" w:cs="Calibri"/>
+                <w:sz w:val="18"/>
+                <w:szCs w:val="18"/>
+                <w:color w:val="1E293B"/>
+              </w:rPr>
+              <w:t xml:space="preserve">Built-up (</w:t>
+            </w:r>
+            <w:r>
+              <w:rPr>
+                <w:rFonts w:ascii="Consolas" w:hAnsi="Consolas" w:cs="Consolas"/>
+                <w:sz w:val="18"/>
+                <w:szCs w:val="18"/>
+                <w:color w:val="1E293B"/>
+              </w:rPr>
+              <w:t xml:space="preserve">built_share</w:t>
+            </w:r>
+            <w:r>
+              <w:rPr>
+                <w:rFonts w:ascii="Calibri" w:hAnsi="Calibri" w:cs="Calibri"/>
+                <w:sz w:val="18"/>
+                <w:szCs w:val="18"/>
+                <w:color w:val="1E293B"/>
+              </w:rPr>
+              <w:t xml:space="preserve">), Tree cover (</w:t>
+            </w:r>
+            <w:r>
+              <w:rPr>
+                <w:rFonts w:ascii="Consolas" w:hAnsi="Consolas" w:cs="Consolas"/>
+                <w:sz w:val="18"/>
+                <w:szCs w:val="18"/>
+                <w:color w:val="1E293B"/>
+              </w:rPr>
+              <w:t xml:space="preserve">veg_share</w:t>
+            </w:r>
+            <w:r>
+              <w:rPr>
+                <w:rFonts w:ascii="Calibri" w:hAnsi="Calibri" w:cs="Calibri"/>
+                <w:sz w:val="18"/>
+                <w:szCs w:val="18"/>
+                <w:color w:val="1E293B"/>
+              </w:rPr>
+              <w:t xml:space="preserve">), Mangroves &amp; Wetlands (</w:t>
+            </w:r>
+            <w:r>
+              <w:rPr>
+                <w:rFonts w:ascii="Consolas" w:hAnsi="Consolas" w:cs="Consolas"/>
+                <w:sz w:val="18"/>
+                <w:szCs w:val="18"/>
+                <w:color w:val="1E293B"/>
+              </w:rPr>
+              <w:t xml:space="preserve">wetland_mangrove_share</w:t>
+            </w:r>
+            <w:r>
+              <w:rPr>
+                <w:rFonts w:ascii="Calibri" w:hAnsi="Calibri" w:cs="Calibri"/>
+                <w:sz w:val="18"/>
+                <w:szCs w:val="18"/>
+                <w:color w:val="1E293B"/>
+              </w:rPr>
+              <w:t xml:space="preserve">), Bare land (</w:t>
+            </w:r>
+            <w:r>
+              <w:rPr>
+                <w:rFonts w:ascii="Consolas" w:hAnsi="Consolas" w:cs="Consolas"/>
+                <w:sz w:val="18"/>
+                <w:szCs w:val="18"/>
+                <w:color w:val="1E293B"/>
+              </w:rPr>
+              <w:t xml:space="preserve">bare_share</w:t>
+            </w:r>
+            <w:r>
+              <w:rPr>
+                <w:rFonts w:ascii="Calibri" w:hAnsi="Calibri" w:cs="Calibri"/>
+                <w:sz w:val="18"/>
+                <w:szCs w:val="18"/>
+                <w:color w:val="1E293B"/>
+              </w:rPr>
+              <w:t xml:space="preserve">)</w:t>
+            </w:r>
+          </w:p>
+        </w:tc>
+        <w:tc>
+          <w:tcPr>
+            <w:shd w:val="clear" w:color="auto" w:fill="FFFFFF"/>
+            <w:tcMar>
+              <w:top w:w="60" w:type="dxa"/>
+              <w:bottom w:w="60" w:type="dxa"/>
+              <w:left w:w="80" w:type="dxa"/>
+              <w:right w:w="80" w:type="dxa"/>
+            </w:tcMar>
+          </w:tcPr>
+          <w:p>
+            <w:pPr>
+              <w:spacing w:before="20" w:after="20" w:line="276" w:lineRule="auto"/>
+              <w:jc w:val="left"/>
+            </w:pPr>
+            <w:r>
+              <w:rPr>
+                <w:rFonts w:ascii="Calibri" w:hAnsi="Calibri" w:cs="Calibri"/>
+                <w:sz w:val="18"/>
+                <w:szCs w:val="18"/>
+                <w:color w:val="1E293B"/>
+              </w:rPr>
+              <w:t xml:space="preserve">Imperviousness, drainage capacity, nature buffers</w:t>
+            </w:r>
+          </w:p>
+        </w:tc>
+      </w:tr>
+      <w:tr>
+        <w:tc>
+          <w:tcPr>
+            <w:shd w:val="clear" w:color="auto" w:fill="F8FAFC"/>
+            <w:tcMar>
+              <w:top w:w="60" w:type="dxa"/>
+              <w:bottom w:w="60" w:type="dxa"/>
+              <w:left w:w="80" w:type="dxa"/>
+              <w:right w:w="80" w:type="dxa"/>
+            </w:tcMar>
+          </w:tcPr>
+          <w:p>
+            <w:pPr>
+              <w:spacing w:before="20" w:after="20" w:line="276" w:lineRule="auto"/>
+              <w:jc w:val="left"/>
+            </w:pPr>
+            <w:r>
+              <w:rPr>
+                <w:rFonts w:ascii="Calibri" w:hAnsi="Calibri" w:cs="Calibri"/>
+                <w:sz w:val="18"/>
+                <w:szCs w:val="18"/>
+                <w:color w:val="1E293B"/>
+                <w:b/>
+              </w:rPr>
+              <w:t xml:space="preserve">WorldPop Unconstrained Gridded Pop</w:t>
+            </w:r>
+          </w:p>
+        </w:tc>
+        <w:tc>
+          <w:tcPr>
+            <w:shd w:val="clear" w:color="auto" w:fill="F8FAFC"/>
+            <w:tcMar>
+              <w:top w:w="60" w:type="dxa"/>
+              <w:bottom w:w="60" w:type="dxa"/>
+              <w:left w:w="80" w:type="dxa"/>
+              <w:right w:w="80" w:type="dxa"/>
+            </w:tcMar>
+          </w:tcPr>
+          <w:p>
+            <w:pPr>
+              <w:spacing w:before="20" w:after="20" w:line="276" w:lineRule="auto"/>
+              <w:jc w:val="left"/>
+            </w:pPr>
+            <w:r>
+              <w:rPr>
+                <w:rFonts w:ascii="Calibri" w:hAnsi="Calibri" w:cs="Calibri"/>
+                <w:sz w:val="18"/>
+                <w:szCs w:val="18"/>
+                <w:color w:val="1E293B"/>
+              </w:rPr>
+              <w:t xml:space="preserve">WorldPop / Univ. Southampton</w:t>
+            </w:r>
+          </w:p>
+        </w:tc>
+        <w:tc>
+          <w:tcPr>
+            <w:shd w:val="clear" w:color="auto" w:fill="F8FAFC"/>
+            <w:tcMar>
+              <w:top w:w="60" w:type="dxa"/>
+              <w:bottom w:w="60" w:type="dxa"/>
+              <w:left w:w="80" w:type="dxa"/>
+              <w:right w:w="80" w:type="dxa"/>
+            </w:tcMar>
+          </w:tcPr>
+          <w:p>
+            <w:pPr>
+              <w:spacing w:before="20" w:after="20" w:line="276" w:lineRule="auto"/>
+              <w:jc w:val="left"/>
+            </w:pPr>
+            <w:r>
+              <w:rPr>
+                <w:rFonts w:ascii="Consolas" w:hAnsi="Consolas" w:cs="Consolas"/>
+                <w:sz w:val="18"/>
+                <w:szCs w:val="18"/>
+                <w:color w:val="1E293B"/>
+              </w:rPr>
+              <w:t xml:space="preserve">WorldPop/GP/100m/pop</w:t>
+            </w:r>
+            <w:r>
+              <w:rPr>
+                <w:rFonts w:ascii="Calibri" w:hAnsi="Calibri" w:cs="Calibri"/>
+                <w:sz w:val="18"/>
+                <w:szCs w:val="18"/>
+                <w:color w:val="1E293B"/>
+              </w:rPr>
+              <w:t xml:space="preserve"> &amp; </w:t>
+            </w:r>
+            <w:r>
+              <w:rPr>
+                <w:rFonts w:ascii="Consolas" w:hAnsi="Consolas" w:cs="Consolas"/>
+                <w:sz w:val="18"/>
+                <w:szCs w:val="18"/>
+                <w:color w:val="1E293B"/>
+              </w:rPr>
+              <w:t xml:space="preserve">.../R2025A/v1/pop</w:t>
+            </w:r>
+          </w:p>
+        </w:tc>
+        <w:tc>
+          <w:tcPr>
+            <w:shd w:val="clear" w:color="auto" w:fill="F8FAFC"/>
+            <w:tcMar>
+              <w:top w:w="60" w:type="dxa"/>
+              <w:bottom w:w="60" w:type="dxa"/>
+              <w:left w:w="80" w:type="dxa"/>
+              <w:right w:w="80" w:type="dxa"/>
+            </w:tcMar>
+          </w:tcPr>
+          <w:p>
+            <w:pPr>
+              <w:spacing w:before="20" w:after="20" w:line="276" w:lineRule="auto"/>
+              <w:jc w:val="left"/>
+            </w:pPr>
+            <w:r>
+              <w:rPr>
+                <w:rFonts w:ascii="Calibri" w:hAnsi="Calibri" w:cs="Calibri"/>
+                <w:sz w:val="18"/>
+                <w:szCs w:val="18"/>
+                <w:color w:val="1E293B"/>
+              </w:rPr>
+              <w:t xml:space="preserve">100 m (1 hectare)</w:t>
+            </w:r>
+          </w:p>
+        </w:tc>
+        <w:tc>
+          <w:tcPr>
+            <w:shd w:val="clear" w:color="auto" w:fill="F8FAFC"/>
+            <w:tcMar>
+              <w:top w:w="60" w:type="dxa"/>
+              <w:bottom w:w="60" w:type="dxa"/>
+              <w:left w:w="80" w:type="dxa"/>
+              <w:right w:w="80" w:type="dxa"/>
+            </w:tcMar>
+          </w:tcPr>
+          <w:p>
+            <w:pPr>
+              <w:spacing w:before="20" w:after="20" w:line="276" w:lineRule="auto"/>
+              <w:jc w:val="left"/>
+            </w:pPr>
+            <w:r>
+              <w:rPr>
+                <w:rFonts w:ascii="Calibri" w:hAnsi="Calibri" w:cs="Calibri"/>
+                <w:sz w:val="18"/>
+                <w:szCs w:val="18"/>
+                <w:color w:val="1E293B"/>
+              </w:rPr>
+              <w:t xml:space="preserve">Annual</w:t>
+            </w:r>
+          </w:p>
+        </w:tc>
+        <w:tc>
+          <w:tcPr>
+            <w:shd w:val="clear" w:color="auto" w:fill="F8FAFC"/>
+            <w:tcMar>
+              <w:top w:w="60" w:type="dxa"/>
+              <w:bottom w:w="60" w:type="dxa"/>
+              <w:left w:w="80" w:type="dxa"/>
+              <w:right w:w="80" w:type="dxa"/>
+            </w:tcMar>
+          </w:tcPr>
+          <w:p>
+            <w:pPr>
+              <w:spacing w:before="20" w:after="20" w:line="276" w:lineRule="auto"/>
+              <w:jc w:val="left"/>
+            </w:pPr>
+            <w:r>
+              <w:rPr>
+                <w:rFonts w:ascii="Consolas" w:hAnsi="Consolas" w:cs="Consolas"/>
+                <w:sz w:val="18"/>
+                <w:szCs w:val="18"/>
+                <w:color w:val="1E293B"/>
+              </w:rPr>
+              <w:t xml:space="preserve">2010–2025</w:t>
+            </w:r>
+          </w:p>
+        </w:tc>
+        <w:tc>
+          <w:tcPr>
+            <w:shd w:val="clear" w:color="auto" w:fill="F8FAFC"/>
+            <w:tcMar>
+              <w:top w:w="60" w:type="dxa"/>
+              <w:bottom w:w="60" w:type="dxa"/>
+              <w:left w:w="80" w:type="dxa"/>
+              <w:right w:w="80" w:type="dxa"/>
+            </w:tcMar>
+          </w:tcPr>
+          <w:p>
+            <w:pPr>
+              <w:spacing w:before="20" w:after="20" w:line="276" w:lineRule="auto"/>
+              <w:jc w:val="left"/>
+            </w:pPr>
+            <w:r>
+              <w:rPr>
+                <w:rFonts w:ascii="Consolas" w:hAnsi="Consolas" w:cs="Consolas"/>
+                <w:sz w:val="18"/>
+                <w:szCs w:val="18"/>
+                <w:color w:val="1E293B"/>
+              </w:rPr>
+              <w:t xml:space="preserve">population</w:t>
+            </w:r>
+            <w:r>
+              <w:rPr>
+                <w:rFonts w:ascii="Calibri" w:hAnsi="Calibri" w:cs="Calibri"/>
+                <w:sz w:val="18"/>
+                <w:szCs w:val="18"/>
+                <w:color w:val="1E293B"/>
+              </w:rPr>
+              <w:t xml:space="preserve">, </w:t>
+            </w:r>
+            <w:r>
+              <w:rPr>
+                <w:rFonts w:ascii="Consolas" w:hAnsi="Consolas" w:cs="Consolas"/>
+                <w:sz w:val="18"/>
+                <w:szCs w:val="18"/>
+                <w:color w:val="1E293B"/>
+              </w:rPr>
+              <w:t xml:space="preserve">pop_density_km2</w:t>
+            </w:r>
+            <w:r>
+              <w:rPr>
+                <w:rFonts w:ascii="Calibri" w:hAnsi="Calibri" w:cs="Calibri"/>
+                <w:sz w:val="18"/>
+                <w:szCs w:val="18"/>
+                <w:color w:val="1E293B"/>
+              </w:rPr>
+              <w:t xml:space="preserve">, annual growth rate</w:t>
+            </w:r>
+          </w:p>
+        </w:tc>
+        <w:tc>
+          <w:tcPr>
+            <w:shd w:val="clear" w:color="auto" w:fill="F8FAFC"/>
+            <w:tcMar>
+              <w:top w:w="60" w:type="dxa"/>
+              <w:bottom w:w="60" w:type="dxa"/>
+              <w:left w:w="80" w:type="dxa"/>
+              <w:right w:w="80" w:type="dxa"/>
+            </w:tcMar>
+          </w:tcPr>
+          <w:p>
+            <w:pPr>
+              <w:spacing w:before="20" w:after="20" w:line="276" w:lineRule="auto"/>
+              <w:jc w:val="left"/>
+            </w:pPr>
+            <w:r>
+              <w:rPr>
+                <w:rFonts w:ascii="Calibri" w:hAnsi="Calibri" w:cs="Calibri"/>
+                <w:sz w:val="18"/>
+                <w:szCs w:val="18"/>
+                <w:color w:val="1E293B"/>
+              </w:rPr>
+              <w:t xml:space="preserve">Human exposure &amp; vulnerable population estimation</w:t>
+            </w:r>
+          </w:p>
+        </w:tc>
+      </w:tr>
+      <w:tr>
+        <w:tc>
+          <w:tcPr>
+            <w:shd w:val="clear" w:color="auto" w:fill="FFFFFF"/>
+            <w:tcMar>
+              <w:top w:w="60" w:type="dxa"/>
+              <w:bottom w:w="60" w:type="dxa"/>
+              <w:left w:w="80" w:type="dxa"/>
+              <w:right w:w="80" w:type="dxa"/>
+            </w:tcMar>
+          </w:tcPr>
+          <w:p>
+            <w:pPr>
+              <w:spacing w:before="20" w:after="20" w:line="276" w:lineRule="auto"/>
+              <w:jc w:val="left"/>
+            </w:pPr>
+            <w:r>
+              <w:rPr>
+                <w:rFonts w:ascii="Calibri" w:hAnsi="Calibri" w:cs="Calibri"/>
+                <w:sz w:val="18"/>
+                <w:szCs w:val="18"/>
+                <w:color w:val="1E293B"/>
+                <w:b/>
+              </w:rPr>
+              <w:t xml:space="preserve">Historical Flood Events Log &amp; Archives</w:t>
+            </w:r>
+          </w:p>
+        </w:tc>
+        <w:tc>
+          <w:tcPr>
+            <w:shd w:val="clear" w:color="auto" w:fill="FFFFFF"/>
+            <w:tcMar>
+              <w:top w:w="60" w:type="dxa"/>
+              <w:bottom w:w="60" w:type="dxa"/>
+              <w:left w:w="80" w:type="dxa"/>
+              <w:right w:w="80" w:type="dxa"/>
+            </w:tcMar>
+          </w:tcPr>
+          <w:p>
+            <w:pPr>
+              <w:spacing w:before="20" w:after="20" w:line="276" w:lineRule="auto"/>
+              <w:jc w:val="left"/>
+            </w:pPr>
+            <w:r>
+              <w:rPr>
+                <w:rFonts w:ascii="Calibri" w:hAnsi="Calibri" w:cs="Calibri"/>
+                <w:sz w:val="18"/>
+                <w:szCs w:val="18"/>
+                <w:color w:val="1E293B"/>
+              </w:rPr>
+              <w:t xml:space="preserve">NEMA, NIHSA, LASEMA, EM-DAT, DFO, News</w:t>
+            </w:r>
+          </w:p>
+        </w:tc>
+        <w:tc>
+          <w:tcPr>
+            <w:shd w:val="clear" w:color="auto" w:fill="FFFFFF"/>
+            <w:tcMar>
+              <w:top w:w="60" w:type="dxa"/>
+              <w:bottom w:w="60" w:type="dxa"/>
+              <w:left w:w="80" w:type="dxa"/>
+              <w:right w:w="80" w:type="dxa"/>
+            </w:tcMar>
+          </w:tcPr>
+          <w:p>
+            <w:pPr>
+              <w:spacing w:before="20" w:after="20" w:line="276" w:lineRule="auto"/>
+              <w:jc w:val="left"/>
+            </w:pPr>
+            <w:r>
+              <w:rPr>
+                <w:rFonts w:ascii="Consolas" w:hAnsi="Consolas" w:cs="Consolas"/>
+                <w:sz w:val="18"/>
+                <w:szCs w:val="18"/>
+                <w:color w:val="1E293B"/>
+              </w:rPr>
+              <w:t xml:space="preserve">data/raw/flood_events/flood_events_log.csv</w:t>
+            </w:r>
+            <w:r>
+              <w:rPr>
+                <w:rFonts w:ascii="Calibri" w:hAnsi="Calibri" w:cs="Calibri"/>
+                <w:sz w:val="18"/>
+                <w:szCs w:val="18"/>
+                <w:color w:val="1E293B"/>
+              </w:rPr>
+              <w:t xml:space="preserve"> &amp; </w:t>
+            </w:r>
+            <w:r>
+              <w:rPr>
+                <w:rFonts w:ascii="Consolas" w:hAnsi="Consolas" w:cs="Consolas"/>
+                <w:sz w:val="18"/>
+                <w:szCs w:val="18"/>
+                <w:color w:val="1E293B"/>
+              </w:rPr>
+              <w:t xml:space="preserve">GLOBAL_FLOOD_DB</w:t>
+            </w:r>
+          </w:p>
+        </w:tc>
+        <w:tc>
+          <w:tcPr>
+            <w:shd w:val="clear" w:color="auto" w:fill="FFFFFF"/>
+            <w:tcMar>
+              <w:top w:w="60" w:type="dxa"/>
+              <w:bottom w:w="60" w:type="dxa"/>
+              <w:left w:w="80" w:type="dxa"/>
+              <w:right w:w="80" w:type="dxa"/>
+            </w:tcMar>
+          </w:tcPr>
+          <w:p>
+            <w:pPr>
+              <w:spacing w:before="20" w:after="20" w:line="276" w:lineRule="auto"/>
+              <w:jc w:val="left"/>
+            </w:pPr>
+            <w:r>
+              <w:rPr>
+                <w:rFonts w:ascii="Calibri" w:hAnsi="Calibri" w:cs="Calibri"/>
+                <w:sz w:val="18"/>
+                <w:szCs w:val="18"/>
+                <w:color w:val="1E293B"/>
+              </w:rPr>
+              <w:t xml:space="preserve">Community / LGA text &amp; vector polygons</w:t>
+            </w:r>
+          </w:p>
+        </w:tc>
+        <w:tc>
+          <w:tcPr>
+            <w:shd w:val="clear" w:color="auto" w:fill="FFFFFF"/>
+            <w:tcMar>
+              <w:top w:w="60" w:type="dxa"/>
+              <w:bottom w:w="60" w:type="dxa"/>
+              <w:left w:w="80" w:type="dxa"/>
+              <w:right w:w="80" w:type="dxa"/>
+            </w:tcMar>
+          </w:tcPr>
+          <w:p>
+            <w:pPr>
+              <w:spacing w:before="20" w:after="20" w:line="276" w:lineRule="auto"/>
+              <w:jc w:val="left"/>
+            </w:pPr>
+            <w:r>
+              <w:rPr>
+                <w:rFonts w:ascii="Calibri" w:hAnsi="Calibri" w:cs="Calibri"/>
+                <w:sz w:val="18"/>
+                <w:szCs w:val="18"/>
+                <w:color w:val="1E293B"/>
+              </w:rPr>
+              <w:t xml:space="preserve">Monthly event-level</w:t>
+            </w:r>
+          </w:p>
+        </w:tc>
+        <w:tc>
+          <w:tcPr>
+            <w:shd w:val="clear" w:color="auto" w:fill="FFFFFF"/>
+            <w:tcMar>
+              <w:top w:w="60" w:type="dxa"/>
+              <w:bottom w:w="60" w:type="dxa"/>
+              <w:left w:w="80" w:type="dxa"/>
+              <w:right w:w="80" w:type="dxa"/>
+            </w:tcMar>
+          </w:tcPr>
+          <w:p>
+            <w:pPr>
+              <w:spacing w:before="20" w:after="20" w:line="276" w:lineRule="auto"/>
+              <w:jc w:val="left"/>
+            </w:pPr>
+            <w:r>
+              <w:rPr>
+                <w:rFonts w:ascii="Consolas" w:hAnsi="Consolas" w:cs="Consolas"/>
+                <w:sz w:val="18"/>
+                <w:szCs w:val="18"/>
+                <w:color w:val="1E293B"/>
+              </w:rPr>
+              <w:t xml:space="preserve">2010–2025</w:t>
+            </w:r>
+          </w:p>
+        </w:tc>
+        <w:tc>
+          <w:tcPr>
+            <w:shd w:val="clear" w:color="auto" w:fill="FFFFFF"/>
+            <w:tcMar>
+              <w:top w:w="60" w:type="dxa"/>
+              <w:bottom w:w="60" w:type="dxa"/>
+              <w:left w:w="80" w:type="dxa"/>
+              <w:right w:w="80" w:type="dxa"/>
+            </w:tcMar>
+          </w:tcPr>
+          <w:p>
+            <w:pPr>
+              <w:spacing w:before="20" w:after="20" w:line="276" w:lineRule="auto"/>
+              <w:jc w:val="left"/>
+            </w:pPr>
+            <w:r>
+              <w:rPr>
+                <w:rFonts w:ascii="Calibri" w:hAnsi="Calibri" w:cs="Calibri"/>
+                <w:sz w:val="18"/>
+                <w:szCs w:val="18"/>
+                <w:color w:val="1E293B"/>
+              </w:rPr>
+              <w:t xml:space="preserve">Event dates, impacted LGAs, communities, severity, source citations</w:t>
+            </w:r>
+          </w:p>
+        </w:tc>
+        <w:tc>
+          <w:tcPr>
+            <w:shd w:val="clear" w:color="auto" w:fill="FFFFFF"/>
+            <w:tcMar>
+              <w:top w:w="60" w:type="dxa"/>
+              <w:bottom w:w="60" w:type="dxa"/>
+              <w:left w:w="80" w:type="dxa"/>
+              <w:right w:w="80" w:type="dxa"/>
+            </w:tcMar>
+          </w:tcPr>
+          <w:p>
+            <w:pPr>
+              <w:spacing w:before="20" w:after="20" w:line="276" w:lineRule="auto"/>
+              <w:jc w:val="left"/>
+            </w:pPr>
+            <w:r>
+              <w:rPr>
+                <w:rFonts w:ascii="Calibri" w:hAnsi="Calibri" w:cs="Calibri"/>
+                <w:sz w:val="18"/>
+                <w:szCs w:val="18"/>
+                <w:color w:val="1E293B"/>
+              </w:rPr>
+              <w:t xml:space="preserve">Ground-truth supervised binary target label (</w:t>
+            </w:r>
+            <w:r>
+              <w:rPr>
+                <w:rFonts w:ascii="Consolas" w:hAnsi="Consolas" w:cs="Consolas"/>
+                <w:sz w:val="18"/>
+                <w:szCs w:val="18"/>
+                <w:color w:val="1E293B"/>
+              </w:rPr>
+              <w:t xml:space="preserve">flood</w:t>
+            </w:r>
+            <w:r>
+              <w:rPr>
+                <w:rFonts w:ascii="Calibri" w:hAnsi="Calibri" w:cs="Calibri"/>
+                <w:sz w:val="18"/>
+                <w:szCs w:val="18"/>
+                <w:color w:val="1E293B"/>
+              </w:rPr>
+              <w:t xml:space="preserve">)</w:t>
+            </w:r>
+          </w:p>
+        </w:tc>
+      </w:tr>
+      <w:tr>
+        <w:tc>
+          <w:tcPr>
+            <w:shd w:val="clear" w:color="auto" w:fill="F8FAFC"/>
+            <w:tcMar>
+              <w:top w:w="60" w:type="dxa"/>
+              <w:bottom w:w="60" w:type="dxa"/>
+              <w:left w:w="80" w:type="dxa"/>
+              <w:right w:w="80" w:type="dxa"/>
+            </w:tcMar>
+          </w:tcPr>
+          <w:p>
+            <w:pPr>
+              <w:spacing w:before="20" w:after="20" w:line="276" w:lineRule="auto"/>
+              <w:jc w:val="left"/>
+            </w:pPr>
+            <w:r>
+              <w:rPr>
+                <w:rFonts w:ascii="Calibri" w:hAnsi="Calibri" w:cs="Calibri"/>
+                <w:sz w:val="18"/>
+                <w:szCs w:val="18"/>
+                <w:color w:val="1E293B"/>
+                <w:b/>
+              </w:rPr>
+              <w:t xml:space="preserve">NASA NEX-GDDP-CMIP6</w:t>
+            </w:r>
+          </w:p>
+        </w:tc>
+        <w:tc>
+          <w:tcPr>
+            <w:shd w:val="clear" w:color="auto" w:fill="F8FAFC"/>
+            <w:tcMar>
+              <w:top w:w="60" w:type="dxa"/>
+              <w:bottom w:w="60" w:type="dxa"/>
+              <w:left w:w="80" w:type="dxa"/>
+              <w:right w:w="80" w:type="dxa"/>
+            </w:tcMar>
+          </w:tcPr>
+          <w:p>
+            <w:pPr>
+              <w:spacing w:before="20" w:after="20" w:line="276" w:lineRule="auto"/>
+              <w:jc w:val="left"/>
+            </w:pPr>
+            <w:r>
+              <w:rPr>
+                <w:rFonts w:ascii="Calibri" w:hAnsi="Calibri" w:cs="Calibri"/>
+                <w:sz w:val="18"/>
+                <w:szCs w:val="18"/>
+                <w:color w:val="1E293B"/>
+              </w:rPr>
+              <w:t xml:space="preserve">NASA Ames Research Center</w:t>
+            </w:r>
+          </w:p>
+        </w:tc>
+        <w:tc>
+          <w:tcPr>
+            <w:shd w:val="clear" w:color="auto" w:fill="F8FAFC"/>
+            <w:tcMar>
+              <w:top w:w="60" w:type="dxa"/>
+              <w:bottom w:w="60" w:type="dxa"/>
+              <w:left w:w="80" w:type="dxa"/>
+              <w:right w:w="80" w:type="dxa"/>
+            </w:tcMar>
+          </w:tcPr>
+          <w:p>
+            <w:pPr>
+              <w:spacing w:before="20" w:after="20" w:line="276" w:lineRule="auto"/>
+              <w:jc w:val="left"/>
+            </w:pPr>
+            <w:r>
+              <w:rPr>
+                <w:rFonts w:ascii="Consolas" w:hAnsi="Consolas" w:cs="Consolas"/>
+                <w:sz w:val="18"/>
+                <w:szCs w:val="18"/>
+                <w:color w:val="1E293B"/>
+              </w:rPr>
+              <w:t xml:space="preserve">NASA/GDDP-CMIP6</w:t>
+            </w:r>
+          </w:p>
+        </w:tc>
+        <w:tc>
+          <w:tcPr>
+            <w:shd w:val="clear" w:color="auto" w:fill="F8FAFC"/>
+            <w:tcMar>
+              <w:top w:w="60" w:type="dxa"/>
+              <w:bottom w:w="60" w:type="dxa"/>
+              <w:left w:w="80" w:type="dxa"/>
+              <w:right w:w="80" w:type="dxa"/>
+            </w:tcMar>
+          </w:tcPr>
+          <w:p>
+            <w:pPr>
+              <w:spacing w:before="20" w:after="20" w:line="276" w:lineRule="auto"/>
+              <w:jc w:val="left"/>
+            </w:pPr>
+            <w:r>
+              <w:rPr>
+                <w:rFonts w:ascii="Calibri" w:hAnsi="Calibri" w:cs="Calibri"/>
+                <w:sz w:val="18"/>
+                <w:szCs w:val="18"/>
+                <w:color w:val="1E293B"/>
+              </w:rPr>
+              <w:t xml:space="preserve">0.25^\circ (\approx 25 km)</w:t>
+            </w:r>
+          </w:p>
+        </w:tc>
+        <w:tc>
+          <w:tcPr>
+            <w:shd w:val="clear" w:color="auto" w:fill="F8FAFC"/>
+            <w:tcMar>
+              <w:top w:w="60" w:type="dxa"/>
+              <w:bottom w:w="60" w:type="dxa"/>
+              <w:left w:w="80" w:type="dxa"/>
+              <w:right w:w="80" w:type="dxa"/>
+            </w:tcMar>
+          </w:tcPr>
+          <w:p>
+            <w:pPr>
+              <w:spacing w:before="20" w:after="20" w:line="276" w:lineRule="auto"/>
+              <w:jc w:val="left"/>
+            </w:pPr>
+            <w:r>
+              <w:rPr>
+                <w:rFonts w:ascii="Calibri" w:hAnsi="Calibri" w:cs="Calibri"/>
+                <w:sz w:val="18"/>
+                <w:szCs w:val="18"/>
+                <w:color w:val="1E293B"/>
+              </w:rPr>
+              <w:t xml:space="preserve">Daily</w:t>
+            </w:r>
+          </w:p>
+        </w:tc>
+        <w:tc>
+          <w:tcPr>
+            <w:shd w:val="clear" w:color="auto" w:fill="F8FAFC"/>
+            <w:tcMar>
+              <w:top w:w="60" w:type="dxa"/>
+              <w:bottom w:w="60" w:type="dxa"/>
+              <w:left w:w="80" w:type="dxa"/>
+              <w:right w:w="80" w:type="dxa"/>
+            </w:tcMar>
+          </w:tcPr>
+          <w:p>
+            <w:pPr>
+              <w:spacing w:before="20" w:after="20" w:line="276" w:lineRule="auto"/>
+              <w:jc w:val="left"/>
+            </w:pPr>
+            <w:r>
+              <w:rPr>
+                <w:rFonts w:ascii="Consolas" w:hAnsi="Consolas" w:cs="Consolas"/>
+                <w:sz w:val="18"/>
+                <w:szCs w:val="18"/>
+                <w:color w:val="1E293B"/>
+              </w:rPr>
+              <w:t xml:space="preserve">2010–2014</w:t>
+            </w:r>
+            <w:r>
+              <w:rPr>
+                <w:rFonts w:ascii="Calibri" w:hAnsi="Calibri" w:cs="Calibri"/>
+                <w:sz w:val="18"/>
+                <w:szCs w:val="18"/>
+                <w:color w:val="1E293B"/>
+              </w:rPr>
+              <w:t xml:space="preserve"> (Hist) &amp; </w:t>
+            </w:r>
+            <w:r>
+              <w:rPr>
+                <w:rFonts w:ascii="Consolas" w:hAnsi="Consolas" w:cs="Consolas"/>
+                <w:sz w:val="18"/>
+                <w:szCs w:val="18"/>
+                <w:color w:val="1E293B"/>
+              </w:rPr>
+              <w:t xml:space="preserve">2030–2050</w:t>
+            </w:r>
+            <w:r>
+              <w:rPr>
+                <w:rFonts w:ascii="Calibri" w:hAnsi="Calibri" w:cs="Calibri"/>
+                <w:sz w:val="18"/>
+                <w:szCs w:val="18"/>
+                <w:color w:val="1E293B"/>
+              </w:rPr>
+              <w:t xml:space="preserve"> (Future)</w:t>
+            </w:r>
+          </w:p>
+        </w:tc>
+        <w:tc>
+          <w:tcPr>
+            <w:shd w:val="clear" w:color="auto" w:fill="F8FAFC"/>
+            <w:tcMar>
+              <w:top w:w="60" w:type="dxa"/>
+              <w:bottom w:w="60" w:type="dxa"/>
+              <w:left w:w="80" w:type="dxa"/>
+              <w:right w:w="80" w:type="dxa"/>
+            </w:tcMar>
+          </w:tcPr>
+          <w:p>
+            <w:pPr>
+              <w:spacing w:before="20" w:after="20" w:line="276" w:lineRule="auto"/>
+              <w:jc w:val="left"/>
+            </w:pPr>
+            <w:r>
+              <w:rPr>
+                <w:rFonts w:ascii="Calibri" w:hAnsi="Calibri" w:cs="Calibri"/>
+                <w:sz w:val="18"/>
+                <w:szCs w:val="18"/>
+                <w:color w:val="1E293B"/>
+              </w:rPr>
+              <w:t xml:space="preserve">Daily precipitation (</w:t>
+            </w:r>
+            <w:r>
+              <w:rPr>
+                <w:rFonts w:ascii="Consolas" w:hAnsi="Consolas" w:cs="Consolas"/>
+                <w:sz w:val="18"/>
+                <w:szCs w:val="18"/>
+                <w:color w:val="1E293B"/>
+              </w:rPr>
+              <w:t xml:space="preserve">pr</w:t>
+            </w:r>
+            <w:r>
+              <w:rPr>
+                <w:rFonts w:ascii="Calibri" w:hAnsi="Calibri" w:cs="Calibri"/>
+                <w:sz w:val="18"/>
+                <w:szCs w:val="18"/>
+                <w:color w:val="1E293B"/>
+              </w:rPr>
+              <w:t xml:space="preserve">) across 5 GCMs (</w:t>
+            </w:r>
+            <w:r>
+              <w:rPr>
+                <w:rFonts w:ascii="Consolas" w:hAnsi="Consolas" w:cs="Consolas"/>
+                <w:sz w:val="18"/>
+                <w:szCs w:val="18"/>
+                <w:color w:val="1E293B"/>
+              </w:rPr>
+              <w:t xml:space="preserve">ACCESS-CM2</w:t>
+            </w:r>
+            <w:r>
+              <w:rPr>
+                <w:rFonts w:ascii="Calibri" w:hAnsi="Calibri" w:cs="Calibri"/>
+                <w:sz w:val="18"/>
+                <w:szCs w:val="18"/>
+                <w:color w:val="1E293B"/>
+              </w:rPr>
+              <w:t xml:space="preserve">, </w:t>
+            </w:r>
+            <w:r>
+              <w:rPr>
+                <w:rFonts w:ascii="Consolas" w:hAnsi="Consolas" w:cs="Consolas"/>
+                <w:sz w:val="18"/>
+                <w:szCs w:val="18"/>
+                <w:color w:val="1E293B"/>
+              </w:rPr>
+              <w:t xml:space="preserve">GFDL-ESM4</w:t>
+            </w:r>
+            <w:r>
+              <w:rPr>
+                <w:rFonts w:ascii="Calibri" w:hAnsi="Calibri" w:cs="Calibri"/>
+                <w:sz w:val="18"/>
+                <w:szCs w:val="18"/>
+                <w:color w:val="1E293B"/>
+              </w:rPr>
+              <w:t xml:space="preserve">, </w:t>
+            </w:r>
+            <w:r>
+              <w:rPr>
+                <w:rFonts w:ascii="Consolas" w:hAnsi="Consolas" w:cs="Consolas"/>
+                <w:sz w:val="18"/>
+                <w:szCs w:val="18"/>
+                <w:color w:val="1E293B"/>
+              </w:rPr>
+              <w:t xml:space="preserve">MPI-ESM1-2-HR</w:t>
+            </w:r>
+            <w:r>
+              <w:rPr>
+                <w:rFonts w:ascii="Calibri" w:hAnsi="Calibri" w:cs="Calibri"/>
+                <w:sz w:val="18"/>
+                <w:szCs w:val="18"/>
+                <w:color w:val="1E293B"/>
+              </w:rPr>
+              <w:t xml:space="preserve">, </w:t>
+            </w:r>
+            <w:r>
+              <w:rPr>
+                <w:rFonts w:ascii="Consolas" w:hAnsi="Consolas" w:cs="Consolas"/>
+                <w:sz w:val="18"/>
+                <w:szCs w:val="18"/>
+                <w:color w:val="1E293B"/>
+              </w:rPr>
+              <w:t xml:space="preserve">MRI-ESM2-0</w:t>
+            </w:r>
+            <w:r>
+              <w:rPr>
+                <w:rFonts w:ascii="Calibri" w:hAnsi="Calibri" w:cs="Calibri"/>
+                <w:sz w:val="18"/>
+                <w:szCs w:val="18"/>
+                <w:color w:val="1E293B"/>
+              </w:rPr>
+              <w:t xml:space="preserve">, </w:t>
+            </w:r>
+            <w:r>
+              <w:rPr>
+                <w:rFonts w:ascii="Consolas" w:hAnsi="Consolas" w:cs="Consolas"/>
+                <w:sz w:val="18"/>
+                <w:szCs w:val="18"/>
+                <w:color w:val="1E293B"/>
+              </w:rPr>
+              <w:t xml:space="preserve">UKESM1-0-LL</w:t>
+            </w:r>
+            <w:r>
+              <w:rPr>
+                <w:rFonts w:ascii="Calibri" w:hAnsi="Calibri" w:cs="Calibri"/>
+                <w:sz w:val="18"/>
+                <w:szCs w:val="18"/>
+                <w:color w:val="1E293B"/>
+              </w:rPr>
+              <w:t xml:space="preserve">)</w:t>
+            </w:r>
+          </w:p>
+        </w:tc>
+        <w:tc>
+          <w:tcPr>
+            <w:shd w:val="clear" w:color="auto" w:fill="F8FAFC"/>
+            <w:tcMar>
+              <w:top w:w="60" w:type="dxa"/>
+              <w:bottom w:w="60" w:type="dxa"/>
+              <w:left w:w="80" w:type="dxa"/>
+              <w:right w:w="80" w:type="dxa"/>
+            </w:tcMar>
+          </w:tcPr>
+          <w:p>
+            <w:pPr>
+              <w:spacing w:before="20" w:after="20" w:line="276" w:lineRule="auto"/>
+              <w:jc w:val="left"/>
+            </w:pPr>
+            <w:r>
+              <w:rPr>
+                <w:rFonts w:ascii="Calibri" w:hAnsi="Calibri" w:cs="Calibri"/>
+                <w:sz w:val="18"/>
+                <w:szCs w:val="18"/>
+                <w:color w:val="1E293B"/>
+              </w:rPr>
+              <w:t xml:space="preserve">Climate projections under SSP2-4.5 &amp; SSP5-8.5</w:t>
+            </w:r>
+          </w:p>
+        </w:tc>
+      </w:tr>
+      <w:tr>
+        <w:tc>
+          <w:tcPr>
+            <w:shd w:val="clear" w:color="auto" w:fill="FFFFFF"/>
+            <w:tcMar>
+              <w:top w:w="60" w:type="dxa"/>
+              <w:bottom w:w="60" w:type="dxa"/>
+              <w:left w:w="80" w:type="dxa"/>
+              <w:right w:w="80" w:type="dxa"/>
+            </w:tcMar>
+          </w:tcPr>
+          <w:p>
+            <w:pPr>
+              <w:spacing w:before="20" w:after="20" w:line="276" w:lineRule="auto"/>
+              <w:jc w:val="left"/>
+            </w:pPr>
+            <w:r>
+              <w:rPr>
+                <w:rFonts w:ascii="Calibri" w:hAnsi="Calibri" w:cs="Calibri"/>
+                <w:sz w:val="18"/>
+                <w:szCs w:val="18"/>
+                <w:color w:val="1E293B"/>
+                <w:b/>
+              </w:rPr>
+              <w:t xml:space="preserve">IPCC AR6 Sea-Level Rise Projections</w:t>
+            </w:r>
+          </w:p>
+        </w:tc>
+        <w:tc>
+          <w:tcPr>
+            <w:shd w:val="clear" w:color="auto" w:fill="FFFFFF"/>
+            <w:tcMar>
+              <w:top w:w="60" w:type="dxa"/>
+              <w:bottom w:w="60" w:type="dxa"/>
+              <w:left w:w="80" w:type="dxa"/>
+              <w:right w:w="80" w:type="dxa"/>
+            </w:tcMar>
+          </w:tcPr>
+          <w:p>
+            <w:pPr>
+              <w:spacing w:before="20" w:after="20" w:line="276" w:lineRule="auto"/>
+              <w:jc w:val="left"/>
+            </w:pPr>
+            <w:r>
+              <w:rPr>
+                <w:rFonts w:ascii="Calibri" w:hAnsi="Calibri" w:cs="Calibri"/>
+                <w:sz w:val="18"/>
+                <w:szCs w:val="18"/>
+                <w:color w:val="1E293B"/>
+              </w:rPr>
+              <w:t xml:space="preserve">IPCC Working Group I</w:t>
+            </w:r>
+          </w:p>
+        </w:tc>
+        <w:tc>
+          <w:tcPr>
+            <w:shd w:val="clear" w:color="auto" w:fill="FFFFFF"/>
+            <w:tcMar>
+              <w:top w:w="60" w:type="dxa"/>
+              <w:bottom w:w="60" w:type="dxa"/>
+              <w:left w:w="80" w:type="dxa"/>
+              <w:right w:w="80" w:type="dxa"/>
+            </w:tcMar>
+          </w:tcPr>
+          <w:p>
+            <w:pPr>
+              <w:spacing w:before="20" w:after="20" w:line="276" w:lineRule="auto"/>
+              <w:jc w:val="left"/>
+            </w:pPr>
+            <w:r>
+              <w:rPr>
+                <w:rFonts w:ascii="Calibri" w:hAnsi="Calibri" w:cs="Calibri"/>
+                <w:sz w:val="18"/>
+                <w:szCs w:val="18"/>
+                <w:color w:val="1E293B"/>
+              </w:rPr>
+              <w:t xml:space="preserve">IPCC AR6 Sea Level Projection Tool (Gulf of Guinea)</w:t>
+            </w:r>
+          </w:p>
+        </w:tc>
+        <w:tc>
+          <w:tcPr>
+            <w:shd w:val="clear" w:color="auto" w:fill="FFFFFF"/>
+            <w:tcMar>
+              <w:top w:w="60" w:type="dxa"/>
+              <w:bottom w:w="60" w:type="dxa"/>
+              <w:left w:w="80" w:type="dxa"/>
+              <w:right w:w="80" w:type="dxa"/>
+            </w:tcMar>
+          </w:tcPr>
+          <w:p>
+            <w:pPr>
+              <w:spacing w:before="20" w:after="20" w:line="276" w:lineRule="auto"/>
+              <w:jc w:val="left"/>
+            </w:pPr>
+            <w:r>
+              <w:rPr>
+                <w:rFonts w:ascii="Calibri" w:hAnsi="Calibri" w:cs="Calibri"/>
+                <w:sz w:val="18"/>
+                <w:szCs w:val="18"/>
+                <w:color w:val="1E293B"/>
+              </w:rPr>
+              <w:t xml:space="preserve">Regional coastal gauge (1^\circ)</w:t>
+            </w:r>
+          </w:p>
+        </w:tc>
+        <w:tc>
+          <w:tcPr>
+            <w:shd w:val="clear" w:color="auto" w:fill="FFFFFF"/>
+            <w:tcMar>
+              <w:top w:w="60" w:type="dxa"/>
+              <w:bottom w:w="60" w:type="dxa"/>
+              <w:left w:w="80" w:type="dxa"/>
+              <w:right w:w="80" w:type="dxa"/>
+            </w:tcMar>
+          </w:tcPr>
+          <w:p>
+            <w:pPr>
+              <w:spacing w:before="20" w:after="20" w:line="276" w:lineRule="auto"/>
+              <w:jc w:val="left"/>
+            </w:pPr>
+            <w:r>
+              <w:rPr>
+                <w:rFonts w:ascii="Calibri" w:hAnsi="Calibri" w:cs="Calibri"/>
+                <w:sz w:val="18"/>
+                <w:szCs w:val="18"/>
+                <w:color w:val="1E293B"/>
+              </w:rPr>
+              <w:t xml:space="preserve">Decadal</w:t>
+            </w:r>
+          </w:p>
+        </w:tc>
+        <w:tc>
+          <w:tcPr>
+            <w:shd w:val="clear" w:color="auto" w:fill="FFFFFF"/>
+            <w:tcMar>
+              <w:top w:w="60" w:type="dxa"/>
+              <w:bottom w:w="60" w:type="dxa"/>
+              <w:left w:w="80" w:type="dxa"/>
+              <w:right w:w="80" w:type="dxa"/>
+            </w:tcMar>
+          </w:tcPr>
+          <w:p>
+            <w:pPr>
+              <w:spacing w:before="20" w:after="20" w:line="276" w:lineRule="auto"/>
+              <w:jc w:val="left"/>
+            </w:pPr>
+            <w:r>
+              <w:rPr>
+                <w:rFonts w:ascii="Calibri" w:hAnsi="Calibri" w:cs="Calibri"/>
+                <w:sz w:val="18"/>
+                <w:szCs w:val="18"/>
+                <w:color w:val="1E293B"/>
+              </w:rPr>
+              <w:t xml:space="preserve">2030, 2040, 2050</w:t>
+            </w:r>
+          </w:p>
+        </w:tc>
+        <w:tc>
+          <w:tcPr>
+            <w:shd w:val="clear" w:color="auto" w:fill="FFFFFF"/>
+            <w:tcMar>
+              <w:top w:w="60" w:type="dxa"/>
+              <w:bottom w:w="60" w:type="dxa"/>
+              <w:left w:w="80" w:type="dxa"/>
+              <w:right w:w="80" w:type="dxa"/>
+            </w:tcMar>
+          </w:tcPr>
+          <w:p>
+            <w:pPr>
+              <w:spacing w:before="20" w:after="20" w:line="276" w:lineRule="auto"/>
+              <w:jc w:val="left"/>
+            </w:pPr>
+            <w:r>
+              <w:rPr>
+                <w:rFonts w:ascii="Calibri" w:hAnsi="Calibri" w:cs="Calibri"/>
+                <w:sz w:val="18"/>
+                <w:szCs w:val="18"/>
+                <w:color w:val="1E293B"/>
+              </w:rPr>
+              <w:t xml:space="preserve">Median regional relative sea-level rise (\Delta\text{SLR}: +0.11\text{–}0.40 m)</w:t>
+            </w:r>
+          </w:p>
+        </w:tc>
+        <w:tc>
+          <w:tcPr>
+            <w:shd w:val="clear" w:color="auto" w:fill="FFFFFF"/>
+            <w:tcMar>
+              <w:top w:w="60" w:type="dxa"/>
+              <w:bottom w:w="60" w:type="dxa"/>
+              <w:left w:w="80" w:type="dxa"/>
+              <w:right w:w="80" w:type="dxa"/>
+            </w:tcMar>
+          </w:tcPr>
+          <w:p>
+            <w:pPr>
+              <w:spacing w:before="20" w:after="20" w:line="276" w:lineRule="auto"/>
+              <w:jc w:val="left"/>
+            </w:pPr>
+            <w:r>
+              <w:rPr>
+                <w:rFonts w:ascii="Calibri" w:hAnsi="Calibri" w:cs="Calibri"/>
+                <w:sz w:val="18"/>
+                <w:szCs w:val="18"/>
+                <w:color w:val="1E293B"/>
+              </w:rPr>
+              <w:t xml:space="preserve">Coastal elevation depression &amp; low-land expansion</w:t>
+            </w:r>
+          </w:p>
+        </w:tc>
+      </w:tr>
+    </w:tbl>
+    <w:p>
+      <w:pPr>
+        <w:spacing w:before="0" w:after="80" w:line="276" w:lineRule="auto"/>
+        <w:jc w:val="both"/>
+      </w:pPr>
+    </w:p>
+    <w:p>
+      <w:pPr>
+        <w:spacing w:before="180" w:after="80" w:line="276" w:lineRule="auto"/>
+        <w:jc w:val="left"/>
+      </w:pPr>
+      <w:r>
+        <w:rPr>
+          <w:rFonts w:ascii="Calibri" w:hAnsi="Calibri" w:cs="Calibri"/>
+          <w:sz w:val="24"/>
+          <w:szCs w:val="24"/>
+          <w:color w:val="1E3A8A"/>
+          <w:b/>
+        </w:rPr>
+        <w:t xml:space="preserve">3.3 Computational Tools, Software Stack &amp; Engineering Environment</w:t>
+      </w:r>
+    </w:p>
+    <w:p>
+      <w:pPr>
+        <w:spacing w:before="40" w:after="110" w:line="276" w:lineRule="auto"/>
+        <w:jc w:val="both"/>
+      </w:pPr>
+      <w:r>
+        <w:rPr>
+          <w:rFonts w:ascii="Calibri" w:hAnsi="Calibri" w:cs="Calibri"/>
+          <w:sz w:val="22"/>
+          <w:szCs w:val="22"/>
+          <w:color w:val="1E293B"/>
+        </w:rPr>
+        <w:t xml:space="preserve">Table 3.2 details the complete software environment, programming languages, analytical libraries, and cloud infrastructure used to develop, train, validate, and deploy the system.</w:t>
+      </w:r>
+    </w:p>
+    <w:tbl>
+      <w:tblPr>
+        <w:tblW w:w="5000" w:type="pct"/>
+        <w:jc w:val="center"/>
+        <w:tblBorders>
+          <w:top w:val="single" w:sz="4" w:space="0" w:color="CBD5E1"/>
+          <w:left w:val="single" w:sz="4" w:space="0" w:color="CBD5E1"/>
+          <w:bottom w:val="single" w:sz="4" w:space="0" w:color="CBD5E1"/>
+          <w:right w:val="single" w:sz="4" w:space="0" w:color="CBD5E1"/>
+          <w:insideH w:val="single" w:sz="4" w:space="0" w:color="CBD5E1"/>
+          <w:insideV w:val="single" w:sz="4" w:space="0" w:color="CBD5E1"/>
+        </w:tblBorders>
+      </w:tblPr>
+      <w:tr>
+        <w:tc>
+          <w:tcPr>
+            <w:shd w:val="clear" w:color="auto" w:fill="1E293B"/>
+            <w:tcMar>
+              <w:top w:w="60" w:type="dxa"/>
+              <w:bottom w:w="60" w:type="dxa"/>
+              <w:left w:w="80" w:type="dxa"/>
+              <w:right w:w="80" w:type="dxa"/>
+            </w:tcMar>
+          </w:tcPr>
+          <w:p>
+            <w:pPr>
+              <w:spacing w:before="20" w:after="20" w:line="276" w:lineRule="auto"/>
+              <w:jc w:val="left"/>
+            </w:pPr>
+            <w:r>
+              <w:rPr>
+                <w:rFonts w:ascii="Calibri" w:hAnsi="Calibri" w:cs="Calibri"/>
+                <w:sz w:val="19"/>
+                <w:szCs w:val="19"/>
+                <w:color w:val="FFFFFF"/>
+                <w:b/>
+              </w:rPr>
+              <w:t xml:space="preserve">Category</w:t>
+            </w:r>
+          </w:p>
+        </w:tc>
+        <w:tc>
+          <w:tcPr>
+            <w:shd w:val="clear" w:color="auto" w:fill="1E293B"/>
+            <w:tcMar>
+              <w:top w:w="60" w:type="dxa"/>
+              <w:bottom w:w="60" w:type="dxa"/>
+              <w:left w:w="80" w:type="dxa"/>
+              <w:right w:w="80" w:type="dxa"/>
+            </w:tcMar>
+          </w:tcPr>
+          <w:p>
+            <w:pPr>
+              <w:spacing w:before="20" w:after="20" w:line="276" w:lineRule="auto"/>
+              <w:jc w:val="left"/>
+            </w:pPr>
+            <w:r>
+              <w:rPr>
+                <w:rFonts w:ascii="Calibri" w:hAnsi="Calibri" w:cs="Calibri"/>
+                <w:sz w:val="19"/>
+                <w:szCs w:val="19"/>
+                <w:color w:val="FFFFFF"/>
+                <w:b/>
+              </w:rPr>
+              <w:t xml:space="preserve">Tool / Library Name</w:t>
+            </w:r>
+          </w:p>
+        </w:tc>
+        <w:tc>
+          <w:tcPr>
+            <w:shd w:val="clear" w:color="auto" w:fill="1E293B"/>
+            <w:tcMar>
+              <w:top w:w="60" w:type="dxa"/>
+              <w:bottom w:w="60" w:type="dxa"/>
+              <w:left w:w="80" w:type="dxa"/>
+              <w:right w:w="80" w:type="dxa"/>
+            </w:tcMar>
+          </w:tcPr>
+          <w:p>
+            <w:pPr>
+              <w:spacing w:before="20" w:after="20" w:line="276" w:lineRule="auto"/>
+              <w:jc w:val="left"/>
+            </w:pPr>
+            <w:r>
+              <w:rPr>
+                <w:rFonts w:ascii="Calibri" w:hAnsi="Calibri" w:cs="Calibri"/>
+                <w:sz w:val="19"/>
+                <w:szCs w:val="19"/>
+                <w:color w:val="FFFFFF"/>
+                <w:b/>
+              </w:rPr>
+              <w:t xml:space="preserve">Environment / Version</w:t>
+            </w:r>
+          </w:p>
+        </w:tc>
+        <w:tc>
+          <w:tcPr>
+            <w:shd w:val="clear" w:color="auto" w:fill="1E293B"/>
+            <w:tcMar>
+              <w:top w:w="60" w:type="dxa"/>
+              <w:bottom w:w="60" w:type="dxa"/>
+              <w:left w:w="80" w:type="dxa"/>
+              <w:right w:w="80" w:type="dxa"/>
+            </w:tcMar>
+          </w:tcPr>
+          <w:p>
+            <w:pPr>
+              <w:spacing w:before="20" w:after="20" w:line="276" w:lineRule="auto"/>
+              <w:jc w:val="left"/>
+            </w:pPr>
+            <w:r>
+              <w:rPr>
+                <w:rFonts w:ascii="Calibri" w:hAnsi="Calibri" w:cs="Calibri"/>
+                <w:sz w:val="19"/>
+                <w:szCs w:val="19"/>
+                <w:color w:val="FFFFFF"/>
+                <w:b/>
+              </w:rPr>
+              <w:t xml:space="preserve">Primary Role &amp; Capabilities</w:t>
+            </w:r>
+          </w:p>
+        </w:tc>
+        <w:tc>
+          <w:tcPr>
+            <w:shd w:val="clear" w:color="auto" w:fill="1E293B"/>
+            <w:tcMar>
+              <w:top w:w="60" w:type="dxa"/>
+              <w:bottom w:w="60" w:type="dxa"/>
+              <w:left w:w="80" w:type="dxa"/>
+              <w:right w:w="80" w:type="dxa"/>
+            </w:tcMar>
+          </w:tcPr>
+          <w:p>
+            <w:pPr>
+              <w:spacing w:before="20" w:after="20" w:line="276" w:lineRule="auto"/>
+              <w:jc w:val="left"/>
+            </w:pPr>
+            <w:r>
+              <w:rPr>
+                <w:rFonts w:ascii="Calibri" w:hAnsi="Calibri" w:cs="Calibri"/>
+                <w:sz w:val="19"/>
+                <w:szCs w:val="19"/>
+                <w:color w:val="FFFFFF"/>
+                <w:b/>
+              </w:rPr>
+              <w:t xml:space="preserve">Project Utilization</w:t>
+            </w:r>
+          </w:p>
+        </w:tc>
+      </w:tr>
+      <w:tr>
+        <w:tc>
+          <w:tcPr>
+            <w:shd w:val="clear" w:color="auto" w:fill="FFFFFF"/>
+            <w:tcMar>
+              <w:top w:w="60" w:type="dxa"/>
+              <w:bottom w:w="60" w:type="dxa"/>
+              <w:left w:w="80" w:type="dxa"/>
+              <w:right w:w="80" w:type="dxa"/>
+            </w:tcMar>
+          </w:tcPr>
+          <w:p>
+            <w:pPr>
+              <w:spacing w:before="20" w:after="20" w:line="276" w:lineRule="auto"/>
+              <w:jc w:val="left"/>
+            </w:pPr>
+            <w:r>
+              <w:rPr>
+                <w:rFonts w:ascii="Calibri" w:hAnsi="Calibri" w:cs="Calibri"/>
+                <w:sz w:val="19"/>
+                <w:szCs w:val="19"/>
+                <w:color w:val="1E293B"/>
+                <w:b/>
+              </w:rPr>
+              <w:t xml:space="preserve">Programming Language</w:t>
+            </w:r>
+          </w:p>
+        </w:tc>
+        <w:tc>
+          <w:tcPr>
+            <w:shd w:val="clear" w:color="auto" w:fill="FFFFFF"/>
+            <w:tcMar>
+              <w:top w:w="60" w:type="dxa"/>
+              <w:bottom w:w="60" w:type="dxa"/>
+              <w:left w:w="80" w:type="dxa"/>
+              <w:right w:w="80" w:type="dxa"/>
+            </w:tcMar>
+          </w:tcPr>
+          <w:p>
+            <w:pPr>
+              <w:spacing w:before="20" w:after="20" w:line="276" w:lineRule="auto"/>
+              <w:jc w:val="left"/>
+            </w:pPr>
+            <w:r>
+              <w:rPr>
+                <w:rFonts w:ascii="Calibri" w:hAnsi="Calibri" w:cs="Calibri"/>
+                <w:sz w:val="19"/>
+                <w:szCs w:val="19"/>
+                <w:color w:val="1E293B"/>
+                <w:b/>
+              </w:rPr>
+              <w:t xml:space="preserve">Python</w:t>
+            </w:r>
+          </w:p>
+        </w:tc>
+        <w:tc>
+          <w:tcPr>
+            <w:shd w:val="clear" w:color="auto" w:fill="FFFFFF"/>
+            <w:tcMar>
+              <w:top w:w="60" w:type="dxa"/>
+              <w:bottom w:w="60" w:type="dxa"/>
+              <w:left w:w="80" w:type="dxa"/>
+              <w:right w:w="80" w:type="dxa"/>
+            </w:tcMar>
+          </w:tcPr>
+          <w:p>
+            <w:pPr>
+              <w:spacing w:before="20" w:after="20" w:line="276" w:lineRule="auto"/>
+              <w:jc w:val="left"/>
+            </w:pPr>
+            <w:r>
+              <w:rPr>
+                <w:rFonts w:ascii="Consolas" w:hAnsi="Consolas" w:cs="Consolas"/>
+                <w:sz w:val="19"/>
+                <w:szCs w:val="19"/>
+                <w:color w:val="1E293B"/>
+              </w:rPr>
+              <w:t xml:space="preserve">3.13.9</w:t>
+            </w:r>
+            <w:r>
+              <w:rPr>
+                <w:rFonts w:ascii="Calibri" w:hAnsi="Calibri" w:cs="Calibri"/>
+                <w:sz w:val="19"/>
+                <w:szCs w:val="19"/>
+                <w:color w:val="1E293B"/>
+              </w:rPr>
+              <w:t xml:space="preserve"> (64-bit)</w:t>
+            </w:r>
+          </w:p>
+        </w:tc>
+        <w:tc>
+          <w:tcPr>
+            <w:shd w:val="clear" w:color="auto" w:fill="FFFFFF"/>
+            <w:tcMar>
+              <w:top w:w="60" w:type="dxa"/>
+              <w:bottom w:w="60" w:type="dxa"/>
+              <w:left w:w="80" w:type="dxa"/>
+              <w:right w:w="80" w:type="dxa"/>
+            </w:tcMar>
+          </w:tcPr>
+          <w:p>
+            <w:pPr>
+              <w:spacing w:before="20" w:after="20" w:line="276" w:lineRule="auto"/>
+              <w:jc w:val="left"/>
+            </w:pPr>
+            <w:r>
+              <w:rPr>
+                <w:rFonts w:ascii="Calibri" w:hAnsi="Calibri" w:cs="Calibri"/>
+                <w:sz w:val="19"/>
+                <w:szCs w:val="19"/>
+                <w:color w:val="1E293B"/>
+              </w:rPr>
+              <w:t xml:space="preserve">Core development, data pipelines, model training, and web dashboard execution</w:t>
+            </w:r>
+          </w:p>
+        </w:tc>
+        <w:tc>
+          <w:tcPr>
+            <w:shd w:val="clear" w:color="auto" w:fill="FFFFFF"/>
+            <w:tcMar>
+              <w:top w:w="60" w:type="dxa"/>
+              <w:bottom w:w="60" w:type="dxa"/>
+              <w:left w:w="80" w:type="dxa"/>
+              <w:right w:w="80" w:type="dxa"/>
+            </w:tcMar>
+          </w:tcPr>
+          <w:p>
+            <w:pPr>
+              <w:spacing w:before="20" w:after="20" w:line="276" w:lineRule="auto"/>
+              <w:jc w:val="left"/>
+            </w:pPr>
+            <w:r>
+              <w:rPr>
+                <w:rFonts w:ascii="Calibri" w:hAnsi="Calibri" w:cs="Calibri"/>
+                <w:sz w:val="19"/>
+                <w:szCs w:val="19"/>
+                <w:color w:val="1E293B"/>
+              </w:rPr>
+              <w:t xml:space="preserve">Standard language across all 9 notebooks, CLI scripts, and web apps</w:t>
+            </w:r>
+          </w:p>
+        </w:tc>
+      </w:tr>
+      <w:tr>
+        <w:tc>
+          <w:tcPr>
+            <w:shd w:val="clear" w:color="auto" w:fill="F8FAFC"/>
+            <w:tcMar>
+              <w:top w:w="60" w:type="dxa"/>
+              <w:bottom w:w="60" w:type="dxa"/>
+              <w:left w:w="80" w:type="dxa"/>
+              <w:right w:w="80" w:type="dxa"/>
+            </w:tcMar>
+          </w:tcPr>
+          <w:p>
+            <w:pPr>
+              <w:spacing w:before="20" w:after="20" w:line="276" w:lineRule="auto"/>
+              <w:jc w:val="left"/>
+            </w:pPr>
+            <w:r>
+              <w:rPr>
+                <w:rFonts w:ascii="Calibri" w:hAnsi="Calibri" w:cs="Calibri"/>
+                <w:sz w:val="19"/>
+                <w:szCs w:val="19"/>
+                <w:color w:val="1E293B"/>
+                <w:b/>
+              </w:rPr>
+              <w:t xml:space="preserve">Cloud Geospatial Engine</w:t>
+            </w:r>
+          </w:p>
+        </w:tc>
+        <w:tc>
+          <w:tcPr>
+            <w:shd w:val="clear" w:color="auto" w:fill="F8FAFC"/>
+            <w:tcMar>
+              <w:top w:w="60" w:type="dxa"/>
+              <w:bottom w:w="60" w:type="dxa"/>
+              <w:left w:w="80" w:type="dxa"/>
+              <w:right w:w="80" w:type="dxa"/>
+            </w:tcMar>
+          </w:tcPr>
+          <w:p>
+            <w:pPr>
+              <w:spacing w:before="20" w:after="20" w:line="276" w:lineRule="auto"/>
+              <w:jc w:val="left"/>
+            </w:pPr>
+            <w:r>
+              <w:rPr>
+                <w:rFonts w:ascii="Calibri" w:hAnsi="Calibri" w:cs="Calibri"/>
+                <w:sz w:val="19"/>
+                <w:szCs w:val="19"/>
+                <w:color w:val="1E293B"/>
+                <w:b/>
+              </w:rPr>
+              <w:t xml:space="preserve">Google Earth Engine (GEE)</w:t>
+            </w:r>
+          </w:p>
+        </w:tc>
+        <w:tc>
+          <w:tcPr>
+            <w:shd w:val="clear" w:color="auto" w:fill="F8FAFC"/>
+            <w:tcMar>
+              <w:top w:w="60" w:type="dxa"/>
+              <w:bottom w:w="60" w:type="dxa"/>
+              <w:left w:w="80" w:type="dxa"/>
+              <w:right w:w="80" w:type="dxa"/>
+            </w:tcMar>
+          </w:tcPr>
+          <w:p>
+            <w:pPr>
+              <w:spacing w:before="20" w:after="20" w:line="276" w:lineRule="auto"/>
+              <w:jc w:val="left"/>
+            </w:pPr>
+            <w:r>
+              <w:rPr>
+                <w:rFonts w:ascii="Consolas" w:hAnsi="Consolas" w:cs="Consolas"/>
+                <w:sz w:val="19"/>
+                <w:szCs w:val="19"/>
+                <w:color w:val="1E293B"/>
+              </w:rPr>
+              <w:t xml:space="preserve">earthengine-api</w:t>
+            </w:r>
+            <w:r>
+              <w:rPr>
+                <w:rFonts w:ascii="Calibri" w:hAnsi="Calibri" w:cs="Calibri"/>
+                <w:sz w:val="19"/>
+                <w:szCs w:val="19"/>
+                <w:color w:val="1E293B"/>
+              </w:rPr>
+              <w:t xml:space="preserve"> </w:t>
+            </w:r>
+            <w:r>
+              <w:rPr>
+                <w:rFonts w:ascii="Consolas" w:hAnsi="Consolas" w:cs="Consolas"/>
+                <w:sz w:val="19"/>
+                <w:szCs w:val="19"/>
+                <w:color w:val="1E293B"/>
+              </w:rPr>
+              <w:t xml:space="preserve">1.4.3</w:t>
+            </w:r>
+          </w:p>
+        </w:tc>
+        <w:tc>
+          <w:tcPr>
+            <w:shd w:val="clear" w:color="auto" w:fill="F8FAFC"/>
+            <w:tcMar>
+              <w:top w:w="60" w:type="dxa"/>
+              <w:bottom w:w="60" w:type="dxa"/>
+              <w:left w:w="80" w:type="dxa"/>
+              <w:right w:w="80" w:type="dxa"/>
+            </w:tcMar>
+          </w:tcPr>
+          <w:p>
+            <w:pPr>
+              <w:spacing w:before="20" w:after="20" w:line="276" w:lineRule="auto"/>
+              <w:jc w:val="left"/>
+            </w:pPr>
+            <w:r>
+              <w:rPr>
+                <w:rFonts w:ascii="Calibri" w:hAnsi="Calibri" w:cs="Calibri"/>
+                <w:sz w:val="19"/>
+                <w:szCs w:val="19"/>
+                <w:color w:val="1E293B"/>
+              </w:rPr>
+              <w:t xml:space="preserve">Cloud-scale planetary Earth observation computing and zonal reducers</w:t>
+            </w:r>
+          </w:p>
+        </w:tc>
+        <w:tc>
+          <w:tcPr>
+            <w:shd w:val="clear" w:color="auto" w:fill="F8FAFC"/>
+            <w:tcMar>
+              <w:top w:w="60" w:type="dxa"/>
+              <w:bottom w:w="60" w:type="dxa"/>
+              <w:left w:w="80" w:type="dxa"/>
+              <w:right w:w="80" w:type="dxa"/>
+            </w:tcMar>
+          </w:tcPr>
+          <w:p>
+            <w:pPr>
+              <w:spacing w:before="20" w:after="20" w:line="276" w:lineRule="auto"/>
+              <w:jc w:val="left"/>
+            </w:pPr>
+            <w:r>
+              <w:rPr>
+                <w:rFonts w:ascii="Calibri" w:hAnsi="Calibri" w:cs="Calibri"/>
+                <w:sz w:val="19"/>
+                <w:szCs w:val="19"/>
+                <w:color w:val="1E293B"/>
+              </w:rPr>
+              <w:t xml:space="preserve">Extracted CHIRPS daily sums, SRTM elevation, JRC water, WorldCover, WorldPop, and CMIP6 grids</w:t>
+            </w:r>
+          </w:p>
+        </w:tc>
+      </w:tr>
+      <w:tr>
+        <w:tc>
+          <w:tcPr>
+            <w:shd w:val="clear" w:color="auto" w:fill="FFFFFF"/>
+            <w:tcMar>
+              <w:top w:w="60" w:type="dxa"/>
+              <w:bottom w:w="60" w:type="dxa"/>
+              <w:left w:w="80" w:type="dxa"/>
+              <w:right w:w="80" w:type="dxa"/>
+            </w:tcMar>
+          </w:tcPr>
+          <w:p>
+            <w:pPr>
+              <w:spacing w:before="20" w:after="20" w:line="276" w:lineRule="auto"/>
+              <w:jc w:val="left"/>
+            </w:pPr>
+            <w:r>
+              <w:rPr>
+                <w:rFonts w:ascii="Calibri" w:hAnsi="Calibri" w:cs="Calibri"/>
+                <w:sz w:val="19"/>
+                <w:szCs w:val="19"/>
+                <w:color w:val="1E293B"/>
+                <w:b/>
+              </w:rPr>
+              <w:t xml:space="preserve">Geospatial &amp; Vector Analytics</w:t>
+            </w:r>
+          </w:p>
+        </w:tc>
+        <w:tc>
+          <w:tcPr>
+            <w:shd w:val="clear" w:color="auto" w:fill="FFFFFF"/>
+            <w:tcMar>
+              <w:top w:w="60" w:type="dxa"/>
+              <w:bottom w:w="60" w:type="dxa"/>
+              <w:left w:w="80" w:type="dxa"/>
+              <w:right w:w="80" w:type="dxa"/>
+            </w:tcMar>
+          </w:tcPr>
+          <w:p>
+            <w:pPr>
+              <w:spacing w:before="20" w:after="20" w:line="276" w:lineRule="auto"/>
+              <w:jc w:val="left"/>
+            </w:pPr>
+            <w:r>
+              <w:rPr>
+                <w:rFonts w:ascii="Calibri" w:hAnsi="Calibri" w:cs="Calibri"/>
+                <w:sz w:val="19"/>
+                <w:szCs w:val="19"/>
+                <w:color w:val="1E293B"/>
+                <w:b/>
+              </w:rPr>
+              <w:t xml:space="preserve">GeoPandas &amp; Fiona</w:t>
+            </w:r>
+          </w:p>
+        </w:tc>
+        <w:tc>
+          <w:tcPr>
+            <w:shd w:val="clear" w:color="auto" w:fill="FFFFFF"/>
+            <w:tcMar>
+              <w:top w:w="60" w:type="dxa"/>
+              <w:bottom w:w="60" w:type="dxa"/>
+              <w:left w:w="80" w:type="dxa"/>
+              <w:right w:w="80" w:type="dxa"/>
+            </w:tcMar>
+          </w:tcPr>
+          <w:p>
+            <w:pPr>
+              <w:spacing w:before="20" w:after="20" w:line="276" w:lineRule="auto"/>
+              <w:jc w:val="left"/>
+            </w:pPr>
+            <w:r>
+              <w:rPr>
+                <w:rFonts w:ascii="Consolas" w:hAnsi="Consolas" w:cs="Consolas"/>
+                <w:sz w:val="19"/>
+                <w:szCs w:val="19"/>
+                <w:color w:val="1E293B"/>
+              </w:rPr>
+              <w:t xml:space="preserve">geopandas</w:t>
+            </w:r>
+            <w:r>
+              <w:rPr>
+                <w:rFonts w:ascii="Calibri" w:hAnsi="Calibri" w:cs="Calibri"/>
+                <w:sz w:val="19"/>
+                <w:szCs w:val="19"/>
+                <w:color w:val="1E293B"/>
+              </w:rPr>
+              <w:t xml:space="preserve"> </w:t>
+            </w:r>
+            <w:r>
+              <w:rPr>
+                <w:rFonts w:ascii="Consolas" w:hAnsi="Consolas" w:cs="Consolas"/>
+                <w:sz w:val="19"/>
+                <w:szCs w:val="19"/>
+                <w:color w:val="1E293B"/>
+              </w:rPr>
+              <w:t xml:space="preserve">1.0.1</w:t>
+            </w:r>
+          </w:p>
+        </w:tc>
+        <w:tc>
+          <w:tcPr>
+            <w:shd w:val="clear" w:color="auto" w:fill="FFFFFF"/>
+            <w:tcMar>
+              <w:top w:w="60" w:type="dxa"/>
+              <w:bottom w:w="60" w:type="dxa"/>
+              <w:left w:w="80" w:type="dxa"/>
+              <w:right w:w="80" w:type="dxa"/>
+            </w:tcMar>
+          </w:tcPr>
+          <w:p>
+            <w:pPr>
+              <w:spacing w:before="20" w:after="20" w:line="276" w:lineRule="auto"/>
+              <w:jc w:val="left"/>
+            </w:pPr>
+            <w:r>
+              <w:rPr>
+                <w:rFonts w:ascii="Calibri" w:hAnsi="Calibri" w:cs="Calibri"/>
+                <w:sz w:val="19"/>
+                <w:szCs w:val="19"/>
+                <w:color w:val="1E293B"/>
+              </w:rPr>
+              <w:t xml:space="preserve">Vector spatial processing, GeoPackage I/O, coordinate reprojections</w:t>
+            </w:r>
+          </w:p>
+        </w:tc>
+        <w:tc>
+          <w:tcPr>
+            <w:shd w:val="clear" w:color="auto" w:fill="FFFFFF"/>
+            <w:tcMar>
+              <w:top w:w="60" w:type="dxa"/>
+              <w:bottom w:w="60" w:type="dxa"/>
+              <w:left w:w="80" w:type="dxa"/>
+              <w:right w:w="80" w:type="dxa"/>
+            </w:tcMar>
+          </w:tcPr>
+          <w:p>
+            <w:pPr>
+              <w:spacing w:before="20" w:after="20" w:line="276" w:lineRule="auto"/>
+              <w:jc w:val="left"/>
+            </w:pPr>
+            <w:r>
+              <w:rPr>
+                <w:rFonts w:ascii="Calibri" w:hAnsi="Calibri" w:cs="Calibri"/>
+                <w:sz w:val="19"/>
+                <w:szCs w:val="19"/>
+                <w:color w:val="1E293B"/>
+              </w:rPr>
+              <w:t xml:space="preserve">Managed LGA boundaries (</w:t>
+            </w:r>
+            <w:r>
+              <w:rPr>
+                <w:rFonts w:ascii="Consolas" w:hAnsi="Consolas" w:cs="Consolas"/>
+                <w:sz w:val="19"/>
+                <w:szCs w:val="19"/>
+                <w:color w:val="1E293B"/>
+              </w:rPr>
+              <w:t xml:space="preserve">EPSG:4326</w:t>
+            </w:r>
+            <w:r>
+              <w:rPr>
+                <w:rFonts w:ascii="Calibri" w:hAnsi="Calibri" w:cs="Calibri"/>
+                <w:sz w:val="19"/>
+                <w:szCs w:val="19"/>
+                <w:color w:val="1E293B"/>
+              </w:rPr>
+              <w:t xml:space="preserve"> and </w:t>
+            </w:r>
+            <w:r>
+              <w:rPr>
+                <w:rFonts w:ascii="Consolas" w:hAnsi="Consolas" w:cs="Consolas"/>
+                <w:sz w:val="19"/>
+                <w:szCs w:val="19"/>
+                <w:color w:val="1E293B"/>
+              </w:rPr>
+              <w:t xml:space="preserve">EPSG:32631</w:t>
+            </w:r>
+            <w:r>
+              <w:rPr>
+                <w:rFonts w:ascii="Calibri" w:hAnsi="Calibri" w:cs="Calibri"/>
+                <w:sz w:val="19"/>
+                <w:szCs w:val="19"/>
+                <w:color w:val="1E293B"/>
+              </w:rPr>
+              <w:t xml:space="preserve">), geometric unions, spatial joins</w:t>
+            </w:r>
+          </w:p>
+        </w:tc>
+      </w:tr>
+      <w:tr>
+        <w:tc>
+          <w:tcPr>
+            <w:shd w:val="clear" w:color="auto" w:fill="F8FAFC"/>
+            <w:tcMar>
+              <w:top w:w="60" w:type="dxa"/>
+              <w:bottom w:w="60" w:type="dxa"/>
+              <w:left w:w="80" w:type="dxa"/>
+              <w:right w:w="80" w:type="dxa"/>
+            </w:tcMar>
+          </w:tcPr>
+          <w:p>
+            <w:pPr>
+              <w:spacing w:before="20" w:after="20" w:line="276" w:lineRule="auto"/>
+              <w:jc w:val="left"/>
+            </w:pPr>
+            <w:r>
+              <w:rPr>
+                <w:rFonts w:ascii="Calibri" w:hAnsi="Calibri" w:cs="Calibri"/>
+                <w:sz w:val="19"/>
+                <w:szCs w:val="19"/>
+                <w:color w:val="1E293B"/>
+                <w:b/>
+              </w:rPr>
+              <w:t xml:space="preserve">Geometric Operations</w:t>
+            </w:r>
+          </w:p>
+        </w:tc>
+        <w:tc>
+          <w:tcPr>
+            <w:shd w:val="clear" w:color="auto" w:fill="F8FAFC"/>
+            <w:tcMar>
+              <w:top w:w="60" w:type="dxa"/>
+              <w:bottom w:w="60" w:type="dxa"/>
+              <w:left w:w="80" w:type="dxa"/>
+              <w:right w:w="80" w:type="dxa"/>
+            </w:tcMar>
+          </w:tcPr>
+          <w:p>
+            <w:pPr>
+              <w:spacing w:before="20" w:after="20" w:line="276" w:lineRule="auto"/>
+              <w:jc w:val="left"/>
+            </w:pPr>
+            <w:r>
+              <w:rPr>
+                <w:rFonts w:ascii="Calibri" w:hAnsi="Calibri" w:cs="Calibri"/>
+                <w:sz w:val="19"/>
+                <w:szCs w:val="19"/>
+                <w:color w:val="1E293B"/>
+                <w:b/>
+              </w:rPr>
+              <w:t xml:space="preserve">Shapely &amp; PyProj</w:t>
+            </w:r>
+          </w:p>
+        </w:tc>
+        <w:tc>
+          <w:tcPr>
+            <w:shd w:val="clear" w:color="auto" w:fill="F8FAFC"/>
+            <w:tcMar>
+              <w:top w:w="60" w:type="dxa"/>
+              <w:bottom w:w="60" w:type="dxa"/>
+              <w:left w:w="80" w:type="dxa"/>
+              <w:right w:w="80" w:type="dxa"/>
+            </w:tcMar>
+          </w:tcPr>
+          <w:p>
+            <w:pPr>
+              <w:spacing w:before="20" w:after="20" w:line="276" w:lineRule="auto"/>
+              <w:jc w:val="left"/>
+            </w:pPr>
+            <w:r>
+              <w:rPr>
+                <w:rFonts w:ascii="Consolas" w:hAnsi="Consolas" w:cs="Consolas"/>
+                <w:sz w:val="19"/>
+                <w:szCs w:val="19"/>
+                <w:color w:val="1E293B"/>
+              </w:rPr>
+              <w:t xml:space="preserve">shapely</w:t>
+            </w:r>
+            <w:r>
+              <w:rPr>
+                <w:rFonts w:ascii="Calibri" w:hAnsi="Calibri" w:cs="Calibri"/>
+                <w:sz w:val="19"/>
+                <w:szCs w:val="19"/>
+                <w:color w:val="1E293B"/>
+              </w:rPr>
+              <w:t xml:space="preserve"> </w:t>
+            </w:r>
+            <w:r>
+              <w:rPr>
+                <w:rFonts w:ascii="Consolas" w:hAnsi="Consolas" w:cs="Consolas"/>
+                <w:sz w:val="19"/>
+                <w:szCs w:val="19"/>
+                <w:color w:val="1E293B"/>
+              </w:rPr>
+              <w:t xml:space="preserve">2.0.6</w:t>
+            </w:r>
+            <w:r>
+              <w:rPr>
+                <w:rFonts w:ascii="Calibri" w:hAnsi="Calibri" w:cs="Calibri"/>
+                <w:sz w:val="19"/>
+                <w:szCs w:val="19"/>
+                <w:color w:val="1E293B"/>
+              </w:rPr>
+              <w:t xml:space="preserve">, </w:t>
+            </w:r>
+            <w:r>
+              <w:rPr>
+                <w:rFonts w:ascii="Consolas" w:hAnsi="Consolas" w:cs="Consolas"/>
+                <w:sz w:val="19"/>
+                <w:szCs w:val="19"/>
+                <w:color w:val="1E293B"/>
+              </w:rPr>
+              <w:t xml:space="preserve">pyproj</w:t>
+            </w:r>
+            <w:r>
+              <w:rPr>
+                <w:rFonts w:ascii="Calibri" w:hAnsi="Calibri" w:cs="Calibri"/>
+                <w:sz w:val="19"/>
+                <w:szCs w:val="19"/>
+                <w:color w:val="1E293B"/>
+              </w:rPr>
+              <w:t xml:space="preserve"> </w:t>
+            </w:r>
+            <w:r>
+              <w:rPr>
+                <w:rFonts w:ascii="Consolas" w:hAnsi="Consolas" w:cs="Consolas"/>
+                <w:sz w:val="19"/>
+                <w:szCs w:val="19"/>
+                <w:color w:val="1E293B"/>
+              </w:rPr>
+              <w:t xml:space="preserve">3.7.0</w:t>
+            </w:r>
+          </w:p>
+        </w:tc>
+        <w:tc>
+          <w:tcPr>
+            <w:shd w:val="clear" w:color="auto" w:fill="F8FAFC"/>
+            <w:tcMar>
+              <w:top w:w="60" w:type="dxa"/>
+              <w:bottom w:w="60" w:type="dxa"/>
+              <w:left w:w="80" w:type="dxa"/>
+              <w:right w:w="80" w:type="dxa"/>
+            </w:tcMar>
+          </w:tcPr>
+          <w:p>
+            <w:pPr>
+              <w:spacing w:before="20" w:after="20" w:line="276" w:lineRule="auto"/>
+              <w:jc w:val="left"/>
+            </w:pPr>
+            <w:r>
+              <w:rPr>
+                <w:rFonts w:ascii="Calibri" w:hAnsi="Calibri" w:cs="Calibri"/>
+                <w:sz w:val="19"/>
+                <w:szCs w:val="19"/>
+                <w:color w:val="1E293B"/>
+              </w:rPr>
+              <w:t xml:space="preserve">Planar geometry calculations, spatial filtering, UTM reprojection</w:t>
+            </w:r>
+          </w:p>
+        </w:tc>
+        <w:tc>
+          <w:tcPr>
+            <w:shd w:val="clear" w:color="auto" w:fill="F8FAFC"/>
+            <w:tcMar>
+              <w:top w:w="60" w:type="dxa"/>
+              <w:bottom w:w="60" w:type="dxa"/>
+              <w:left w:w="80" w:type="dxa"/>
+              <w:right w:w="80" w:type="dxa"/>
+            </w:tcMar>
+          </w:tcPr>
+          <w:p>
+            <w:pPr>
+              <w:spacing w:before="20" w:after="20" w:line="276" w:lineRule="auto"/>
+              <w:jc w:val="left"/>
+            </w:pPr>
+            <w:r>
+              <w:rPr>
+                <w:rFonts w:ascii="Calibri" w:hAnsi="Calibri" w:cs="Calibri"/>
+                <w:sz w:val="19"/>
+                <w:szCs w:val="19"/>
+                <w:color w:val="1E293B"/>
+              </w:rPr>
+              <w:t xml:space="preserve">Verified topological validity of polygons and geodesic distance calculations</w:t>
+            </w:r>
+          </w:p>
+        </w:tc>
+      </w:tr>
+      <w:tr>
+        <w:tc>
+          <w:tcPr>
+            <w:shd w:val="clear" w:color="auto" w:fill="FFFFFF"/>
+            <w:tcMar>
+              <w:top w:w="60" w:type="dxa"/>
+              <w:bottom w:w="60" w:type="dxa"/>
+              <w:left w:w="80" w:type="dxa"/>
+              <w:right w:w="80" w:type="dxa"/>
+            </w:tcMar>
+          </w:tcPr>
+          <w:p>
+            <w:pPr>
+              <w:spacing w:before="20" w:after="20" w:line="276" w:lineRule="auto"/>
+              <w:jc w:val="left"/>
+            </w:pPr>
+            <w:r>
+              <w:rPr>
+                <w:rFonts w:ascii="Calibri" w:hAnsi="Calibri" w:cs="Calibri"/>
+                <w:sz w:val="19"/>
+                <w:szCs w:val="19"/>
+                <w:color w:val="1E293B"/>
+                <w:b/>
+              </w:rPr>
+              <w:t xml:space="preserve">Numerical &amp; Tabular Data</w:t>
+            </w:r>
+          </w:p>
+        </w:tc>
+        <w:tc>
+          <w:tcPr>
+            <w:shd w:val="clear" w:color="auto" w:fill="FFFFFF"/>
+            <w:tcMar>
+              <w:top w:w="60" w:type="dxa"/>
+              <w:bottom w:w="60" w:type="dxa"/>
+              <w:left w:w="80" w:type="dxa"/>
+              <w:right w:w="80" w:type="dxa"/>
+            </w:tcMar>
+          </w:tcPr>
+          <w:p>
+            <w:pPr>
+              <w:spacing w:before="20" w:after="20" w:line="276" w:lineRule="auto"/>
+              <w:jc w:val="left"/>
+            </w:pPr>
+            <w:r>
+              <w:rPr>
+                <w:rFonts w:ascii="Calibri" w:hAnsi="Calibri" w:cs="Calibri"/>
+                <w:sz w:val="19"/>
+                <w:szCs w:val="19"/>
+                <w:color w:val="1E293B"/>
+                <w:b/>
+              </w:rPr>
+              <w:t xml:space="preserve">Pandas &amp; NumPy</w:t>
+            </w:r>
+          </w:p>
+        </w:tc>
+        <w:tc>
+          <w:tcPr>
+            <w:shd w:val="clear" w:color="auto" w:fill="FFFFFF"/>
+            <w:tcMar>
+              <w:top w:w="60" w:type="dxa"/>
+              <w:bottom w:w="60" w:type="dxa"/>
+              <w:left w:w="80" w:type="dxa"/>
+              <w:right w:w="80" w:type="dxa"/>
+            </w:tcMar>
+          </w:tcPr>
+          <w:p>
+            <w:pPr>
+              <w:spacing w:before="20" w:after="20" w:line="276" w:lineRule="auto"/>
+              <w:jc w:val="left"/>
+            </w:pPr>
+            <w:r>
+              <w:rPr>
+                <w:rFonts w:ascii="Consolas" w:hAnsi="Consolas" w:cs="Consolas"/>
+                <w:sz w:val="19"/>
+                <w:szCs w:val="19"/>
+                <w:color w:val="1E293B"/>
+              </w:rPr>
+              <w:t xml:space="preserve">pandas</w:t>
+            </w:r>
+            <w:r>
+              <w:rPr>
+                <w:rFonts w:ascii="Calibri" w:hAnsi="Calibri" w:cs="Calibri"/>
+                <w:sz w:val="19"/>
+                <w:szCs w:val="19"/>
+                <w:color w:val="1E293B"/>
+              </w:rPr>
+              <w:t xml:space="preserve"> </w:t>
+            </w:r>
+            <w:r>
+              <w:rPr>
+                <w:rFonts w:ascii="Consolas" w:hAnsi="Consolas" w:cs="Consolas"/>
+                <w:sz w:val="19"/>
+                <w:szCs w:val="19"/>
+                <w:color w:val="1E293B"/>
+              </w:rPr>
+              <w:t xml:space="preserve">2.2.3</w:t>
+            </w:r>
+            <w:r>
+              <w:rPr>
+                <w:rFonts w:ascii="Calibri" w:hAnsi="Calibri" w:cs="Calibri"/>
+                <w:sz w:val="19"/>
+                <w:szCs w:val="19"/>
+                <w:color w:val="1E293B"/>
+              </w:rPr>
+              <w:t xml:space="preserve">, </w:t>
+            </w:r>
+            <w:r>
+              <w:rPr>
+                <w:rFonts w:ascii="Consolas" w:hAnsi="Consolas" w:cs="Consolas"/>
+                <w:sz w:val="19"/>
+                <w:szCs w:val="19"/>
+                <w:color w:val="1E293B"/>
+              </w:rPr>
+              <w:t xml:space="preserve">numpy</w:t>
+            </w:r>
+            <w:r>
+              <w:rPr>
+                <w:rFonts w:ascii="Calibri" w:hAnsi="Calibri" w:cs="Calibri"/>
+                <w:sz w:val="19"/>
+                <w:szCs w:val="19"/>
+                <w:color w:val="1E293B"/>
+              </w:rPr>
+              <w:t xml:space="preserve"> </w:t>
+            </w:r>
+            <w:r>
+              <w:rPr>
+                <w:rFonts w:ascii="Consolas" w:hAnsi="Consolas" w:cs="Consolas"/>
+                <w:sz w:val="19"/>
+                <w:szCs w:val="19"/>
+                <w:color w:val="1E293B"/>
+              </w:rPr>
+              <w:t xml:space="preserve">2.1.3</w:t>
+            </w:r>
+          </w:p>
+        </w:tc>
+        <w:tc>
+          <w:tcPr>
+            <w:shd w:val="clear" w:color="auto" w:fill="FFFFFF"/>
+            <w:tcMar>
+              <w:top w:w="60" w:type="dxa"/>
+              <w:bottom w:w="60" w:type="dxa"/>
+              <w:left w:w="80" w:type="dxa"/>
+              <w:right w:w="80" w:type="dxa"/>
+            </w:tcMar>
+          </w:tcPr>
+          <w:p>
+            <w:pPr>
+              <w:spacing w:before="20" w:after="20" w:line="276" w:lineRule="auto"/>
+              <w:jc w:val="left"/>
+            </w:pPr>
+            <w:r>
+              <w:rPr>
+                <w:rFonts w:ascii="Calibri" w:hAnsi="Calibri" w:cs="Calibri"/>
+                <w:sz w:val="19"/>
+                <w:szCs w:val="19"/>
+                <w:color w:val="1E293B"/>
+              </w:rPr>
+              <w:t xml:space="preserve">High-performance tabular transformation, rolling windows, array algebra</w:t>
+            </w:r>
+          </w:p>
+        </w:tc>
+        <w:tc>
+          <w:tcPr>
+            <w:shd w:val="clear" w:color="auto" w:fill="FFFFFF"/>
+            <w:tcMar>
+              <w:top w:w="60" w:type="dxa"/>
+              <w:bottom w:w="60" w:type="dxa"/>
+              <w:left w:w="80" w:type="dxa"/>
+              <w:right w:w="80" w:type="dxa"/>
+            </w:tcMar>
+          </w:tcPr>
+          <w:p>
+            <w:pPr>
+              <w:spacing w:before="20" w:after="20" w:line="276" w:lineRule="auto"/>
+              <w:jc w:val="left"/>
+            </w:pPr>
+            <w:r>
+              <w:rPr>
+                <w:rFonts w:ascii="Calibri" w:hAnsi="Calibri" w:cs="Calibri"/>
+                <w:sz w:val="19"/>
+                <w:szCs w:val="19"/>
+                <w:color w:val="1E293B"/>
+              </w:rPr>
+              <w:t xml:space="preserve">Feature store assembly, antecedent lag computation, QDM bias correction scaling</w:t>
+            </w:r>
+          </w:p>
+        </w:tc>
+      </w:tr>
+      <w:tr>
+        <w:tc>
+          <w:tcPr>
+            <w:shd w:val="clear" w:color="auto" w:fill="F8FAFC"/>
+            <w:tcMar>
+              <w:top w:w="60" w:type="dxa"/>
+              <w:bottom w:w="60" w:type="dxa"/>
+              <w:left w:w="80" w:type="dxa"/>
+              <w:right w:w="80" w:type="dxa"/>
+            </w:tcMar>
+          </w:tcPr>
+          <w:p>
+            <w:pPr>
+              <w:spacing w:before="20" w:after="20" w:line="276" w:lineRule="auto"/>
+              <w:jc w:val="left"/>
+            </w:pPr>
+            <w:r>
+              <w:rPr>
+                <w:rFonts w:ascii="Calibri" w:hAnsi="Calibri" w:cs="Calibri"/>
+                <w:sz w:val="19"/>
+                <w:szCs w:val="19"/>
+                <w:color w:val="1E293B"/>
+                <w:b/>
+              </w:rPr>
+              <w:t xml:space="preserve">Scientific Computing</w:t>
+            </w:r>
+          </w:p>
+        </w:tc>
+        <w:tc>
+          <w:tcPr>
+            <w:shd w:val="clear" w:color="auto" w:fill="F8FAFC"/>
+            <w:tcMar>
+              <w:top w:w="60" w:type="dxa"/>
+              <w:bottom w:w="60" w:type="dxa"/>
+              <w:left w:w="80" w:type="dxa"/>
+              <w:right w:w="80" w:type="dxa"/>
+            </w:tcMar>
+          </w:tcPr>
+          <w:p>
+            <w:pPr>
+              <w:spacing w:before="20" w:after="20" w:line="276" w:lineRule="auto"/>
+              <w:jc w:val="left"/>
+            </w:pPr>
+            <w:r>
+              <w:rPr>
+                <w:rFonts w:ascii="Calibri" w:hAnsi="Calibri" w:cs="Calibri"/>
+                <w:sz w:val="19"/>
+                <w:szCs w:val="19"/>
+                <w:color w:val="1E293B"/>
+                <w:b/>
+              </w:rPr>
+              <w:t xml:space="preserve">SciPy</w:t>
+            </w:r>
+          </w:p>
+        </w:tc>
+        <w:tc>
+          <w:tcPr>
+            <w:shd w:val="clear" w:color="auto" w:fill="F8FAFC"/>
+            <w:tcMar>
+              <w:top w:w="60" w:type="dxa"/>
+              <w:bottom w:w="60" w:type="dxa"/>
+              <w:left w:w="80" w:type="dxa"/>
+              <w:right w:w="80" w:type="dxa"/>
+            </w:tcMar>
+          </w:tcPr>
+          <w:p>
+            <w:pPr>
+              <w:spacing w:before="20" w:after="20" w:line="276" w:lineRule="auto"/>
+              <w:jc w:val="left"/>
+            </w:pPr>
+            <w:r>
+              <w:rPr>
+                <w:rFonts w:ascii="Consolas" w:hAnsi="Consolas" w:cs="Consolas"/>
+                <w:sz w:val="19"/>
+                <w:szCs w:val="19"/>
+                <w:color w:val="1E293B"/>
+              </w:rPr>
+              <w:t xml:space="preserve">scipy</w:t>
+            </w:r>
+            <w:r>
+              <w:rPr>
+                <w:rFonts w:ascii="Calibri" w:hAnsi="Calibri" w:cs="Calibri"/>
+                <w:sz w:val="19"/>
+                <w:szCs w:val="19"/>
+                <w:color w:val="1E293B"/>
+              </w:rPr>
+              <w:t xml:space="preserve"> </w:t>
+            </w:r>
+            <w:r>
+              <w:rPr>
+                <w:rFonts w:ascii="Consolas" w:hAnsi="Consolas" w:cs="Consolas"/>
+                <w:sz w:val="19"/>
+                <w:szCs w:val="19"/>
+                <w:color w:val="1E293B"/>
+              </w:rPr>
+              <w:t xml:space="preserve">1.14.1</w:t>
+            </w:r>
+          </w:p>
+        </w:tc>
+        <w:tc>
+          <w:tcPr>
+            <w:shd w:val="clear" w:color="auto" w:fill="F8FAFC"/>
+            <w:tcMar>
+              <w:top w:w="60" w:type="dxa"/>
+              <w:bottom w:w="60" w:type="dxa"/>
+              <w:left w:w="80" w:type="dxa"/>
+              <w:right w:w="80" w:type="dxa"/>
+            </w:tcMar>
+          </w:tcPr>
+          <w:p>
+            <w:pPr>
+              <w:spacing w:before="20" w:after="20" w:line="276" w:lineRule="auto"/>
+              <w:jc w:val="left"/>
+            </w:pPr>
+            <w:r>
+              <w:rPr>
+                <w:rFonts w:ascii="Calibri" w:hAnsi="Calibri" w:cs="Calibri"/>
+                <w:sz w:val="19"/>
+                <w:szCs w:val="19"/>
+                <w:color w:val="1E293B"/>
+              </w:rPr>
+              <w:t xml:space="preserve">Non-parametric hypothesis testing and statistical distributions</w:t>
+            </w:r>
+          </w:p>
+        </w:tc>
+        <w:tc>
+          <w:tcPr>
+            <w:shd w:val="clear" w:color="auto" w:fill="F8FAFC"/>
+            <w:tcMar>
+              <w:top w:w="60" w:type="dxa"/>
+              <w:bottom w:w="60" w:type="dxa"/>
+              <w:left w:w="80" w:type="dxa"/>
+              <w:right w:w="80" w:type="dxa"/>
+            </w:tcMar>
+          </w:tcPr>
+          <w:p>
+            <w:pPr>
+              <w:spacing w:before="20" w:after="20" w:line="276" w:lineRule="auto"/>
+              <w:jc w:val="left"/>
+            </w:pPr>
+            <w:r>
+              <w:rPr>
+                <w:rFonts w:ascii="Calibri" w:hAnsi="Calibri" w:cs="Calibri"/>
+                <w:sz w:val="19"/>
+                <w:szCs w:val="19"/>
+                <w:color w:val="1E293B"/>
+              </w:rPr>
+              <w:t xml:space="preserve">Two-sided Mann–Whitney U tests, rank-biserial effect sizes, Spearman correlations</w:t>
+            </w:r>
+          </w:p>
+        </w:tc>
+      </w:tr>
+      <w:tr>
+        <w:tc>
+          <w:tcPr>
+            <w:shd w:val="clear" w:color="auto" w:fill="FFFFFF"/>
+            <w:tcMar>
+              <w:top w:w="60" w:type="dxa"/>
+              <w:bottom w:w="60" w:type="dxa"/>
+              <w:left w:w="80" w:type="dxa"/>
+              <w:right w:w="80" w:type="dxa"/>
+            </w:tcMar>
+          </w:tcPr>
+          <w:p>
+            <w:pPr>
+              <w:spacing w:before="20" w:after="20" w:line="276" w:lineRule="auto"/>
+              <w:jc w:val="left"/>
+            </w:pPr>
+            <w:r>
+              <w:rPr>
+                <w:rFonts w:ascii="Calibri" w:hAnsi="Calibri" w:cs="Calibri"/>
+                <w:sz w:val="19"/>
+                <w:szCs w:val="19"/>
+                <w:color w:val="1E293B"/>
+                <w:b/>
+              </w:rPr>
+              <w:t xml:space="preserve">Machine Learning Core</w:t>
+            </w:r>
+          </w:p>
+        </w:tc>
+        <w:tc>
+          <w:tcPr>
+            <w:shd w:val="clear" w:color="auto" w:fill="FFFFFF"/>
+            <w:tcMar>
+              <w:top w:w="60" w:type="dxa"/>
+              <w:bottom w:w="60" w:type="dxa"/>
+              <w:left w:w="80" w:type="dxa"/>
+              <w:right w:w="80" w:type="dxa"/>
+            </w:tcMar>
+          </w:tcPr>
+          <w:p>
+            <w:pPr>
+              <w:spacing w:before="20" w:after="20" w:line="276" w:lineRule="auto"/>
+              <w:jc w:val="left"/>
+            </w:pPr>
+            <w:r>
+              <w:rPr>
+                <w:rFonts w:ascii="Calibri" w:hAnsi="Calibri" w:cs="Calibri"/>
+                <w:sz w:val="19"/>
+                <w:szCs w:val="19"/>
+                <w:color w:val="1E293B"/>
+                <w:b/>
+              </w:rPr>
+              <w:t xml:space="preserve">Scikit-Learn</w:t>
+            </w:r>
+          </w:p>
+        </w:tc>
+        <w:tc>
+          <w:tcPr>
+            <w:shd w:val="clear" w:color="auto" w:fill="FFFFFF"/>
+            <w:tcMar>
+              <w:top w:w="60" w:type="dxa"/>
+              <w:bottom w:w="60" w:type="dxa"/>
+              <w:left w:w="80" w:type="dxa"/>
+              <w:right w:w="80" w:type="dxa"/>
+            </w:tcMar>
+          </w:tcPr>
+          <w:p>
+            <w:pPr>
+              <w:spacing w:before="20" w:after="20" w:line="276" w:lineRule="auto"/>
+              <w:jc w:val="left"/>
+            </w:pPr>
+            <w:r>
+              <w:rPr>
+                <w:rFonts w:ascii="Consolas" w:hAnsi="Consolas" w:cs="Consolas"/>
+                <w:sz w:val="19"/>
+                <w:szCs w:val="19"/>
+                <w:color w:val="1E293B"/>
+              </w:rPr>
+              <w:t xml:space="preserve">scikit-learn</w:t>
+            </w:r>
+            <w:r>
+              <w:rPr>
+                <w:rFonts w:ascii="Calibri" w:hAnsi="Calibri" w:cs="Calibri"/>
+                <w:sz w:val="19"/>
+                <w:szCs w:val="19"/>
+                <w:color w:val="1E293B"/>
+              </w:rPr>
+              <w:t xml:space="preserve"> </w:t>
+            </w:r>
+            <w:r>
+              <w:rPr>
+                <w:rFonts w:ascii="Consolas" w:hAnsi="Consolas" w:cs="Consolas"/>
+                <w:sz w:val="19"/>
+                <w:szCs w:val="19"/>
+                <w:color w:val="1E293B"/>
+              </w:rPr>
+              <w:t xml:space="preserve">1.5.2</w:t>
+            </w:r>
+          </w:p>
+        </w:tc>
+        <w:tc>
+          <w:tcPr>
+            <w:shd w:val="clear" w:color="auto" w:fill="FFFFFF"/>
+            <w:tcMar>
+              <w:top w:w="60" w:type="dxa"/>
+              <w:bottom w:w="60" w:type="dxa"/>
+              <w:left w:w="80" w:type="dxa"/>
+              <w:right w:w="80" w:type="dxa"/>
+            </w:tcMar>
+          </w:tcPr>
+          <w:p>
+            <w:pPr>
+              <w:spacing w:before="20" w:after="20" w:line="276" w:lineRule="auto"/>
+              <w:jc w:val="left"/>
+            </w:pPr>
+            <w:r>
+              <w:rPr>
+                <w:rFonts w:ascii="Calibri" w:hAnsi="Calibri" w:cs="Calibri"/>
+                <w:sz w:val="19"/>
+                <w:szCs w:val="19"/>
+                <w:color w:val="1E293B"/>
+              </w:rPr>
+              <w:t xml:space="preserve">Preprocessing, cross-validation iterators, metrics, probability calibration</w:t>
+            </w:r>
+          </w:p>
+        </w:tc>
+        <w:tc>
+          <w:tcPr>
+            <w:shd w:val="clear" w:color="auto" w:fill="FFFFFF"/>
+            <w:tcMar>
+              <w:top w:w="60" w:type="dxa"/>
+              <w:bottom w:w="60" w:type="dxa"/>
+              <w:left w:w="80" w:type="dxa"/>
+              <w:right w:w="80" w:type="dxa"/>
+            </w:tcMar>
+          </w:tcPr>
+          <w:p>
+            <w:pPr>
+              <w:spacing w:before="20" w:after="20" w:line="276" w:lineRule="auto"/>
+              <w:jc w:val="left"/>
+            </w:pPr>
+            <w:r>
+              <w:rPr>
+                <w:rFonts w:ascii="Consolas" w:hAnsi="Consolas" w:cs="Consolas"/>
+                <w:sz w:val="19"/>
+                <w:szCs w:val="19"/>
+                <w:color w:val="1E293B"/>
+              </w:rPr>
+              <w:t xml:space="preserve">StandardScaler</w:t>
+            </w:r>
+            <w:r>
+              <w:rPr>
+                <w:rFonts w:ascii="Calibri" w:hAnsi="Calibri" w:cs="Calibri"/>
+                <w:sz w:val="19"/>
+                <w:szCs w:val="19"/>
+                <w:color w:val="1E293B"/>
+              </w:rPr>
+              <w:t xml:space="preserve">, </w:t>
+            </w:r>
+            <w:r>
+              <w:rPr>
+                <w:rFonts w:ascii="Consolas" w:hAnsi="Consolas" w:cs="Consolas"/>
+                <w:sz w:val="19"/>
+                <w:szCs w:val="19"/>
+                <w:color w:val="1E293B"/>
+              </w:rPr>
+              <w:t xml:space="preserve">TimeSeriesSplit</w:t>
+            </w:r>
+            <w:r>
+              <w:rPr>
+                <w:rFonts w:ascii="Calibri" w:hAnsi="Calibri" w:cs="Calibri"/>
+                <w:sz w:val="19"/>
+                <w:szCs w:val="19"/>
+                <w:color w:val="1E293B"/>
+              </w:rPr>
+              <w:t xml:space="preserve">, </w:t>
+            </w:r>
+            <w:r>
+              <w:rPr>
+                <w:rFonts w:ascii="Consolas" w:hAnsi="Consolas" w:cs="Consolas"/>
+                <w:sz w:val="19"/>
+                <w:szCs w:val="19"/>
+                <w:color w:val="1E293B"/>
+              </w:rPr>
+              <w:t xml:space="preserve">LeaveOneGroupOut</w:t>
+            </w:r>
+            <w:r>
+              <w:rPr>
+                <w:rFonts w:ascii="Calibri" w:hAnsi="Calibri" w:cs="Calibri"/>
+                <w:sz w:val="19"/>
+                <w:szCs w:val="19"/>
+                <w:color w:val="1E293B"/>
+              </w:rPr>
+              <w:t xml:space="preserve">, </w:t>
+            </w:r>
+            <w:r>
+              <w:rPr>
+                <w:rFonts w:ascii="Consolas" w:hAnsi="Consolas" w:cs="Consolas"/>
+                <w:sz w:val="19"/>
+                <w:szCs w:val="19"/>
+                <w:color w:val="1E293B"/>
+              </w:rPr>
+              <w:t xml:space="preserve">CalibratedClassifierCV</w:t>
+            </w:r>
+            <w:r>
+              <w:rPr>
+                <w:rFonts w:ascii="Calibri" w:hAnsi="Calibri" w:cs="Calibri"/>
+                <w:sz w:val="19"/>
+                <w:szCs w:val="19"/>
+                <w:color w:val="1E293B"/>
+              </w:rPr>
+              <w:t xml:space="preserve">, PR/ROC AUC</w:t>
+            </w:r>
+          </w:p>
+        </w:tc>
+      </w:tr>
+      <w:tr>
+        <w:tc>
+          <w:tcPr>
+            <w:shd w:val="clear" w:color="auto" w:fill="F8FAFC"/>
+            <w:tcMar>
+              <w:top w:w="60" w:type="dxa"/>
+              <w:bottom w:w="60" w:type="dxa"/>
+              <w:left w:w="80" w:type="dxa"/>
+              <w:right w:w="80" w:type="dxa"/>
+            </w:tcMar>
+          </w:tcPr>
+          <w:p>
+            <w:pPr>
+              <w:spacing w:before="20" w:after="20" w:line="276" w:lineRule="auto"/>
+              <w:jc w:val="left"/>
+            </w:pPr>
+            <w:r>
+              <w:rPr>
+                <w:rFonts w:ascii="Calibri" w:hAnsi="Calibri" w:cs="Calibri"/>
+                <w:sz w:val="19"/>
+                <w:szCs w:val="19"/>
+                <w:color w:val="1E293B"/>
+                <w:b/>
+              </w:rPr>
+              <w:t xml:space="preserve">Gradient Boosting</w:t>
+            </w:r>
+          </w:p>
+        </w:tc>
+        <w:tc>
+          <w:tcPr>
+            <w:shd w:val="clear" w:color="auto" w:fill="F8FAFC"/>
+            <w:tcMar>
+              <w:top w:w="60" w:type="dxa"/>
+              <w:bottom w:w="60" w:type="dxa"/>
+              <w:left w:w="80" w:type="dxa"/>
+              <w:right w:w="80" w:type="dxa"/>
+            </w:tcMar>
+          </w:tcPr>
+          <w:p>
+            <w:pPr>
+              <w:spacing w:before="20" w:after="20" w:line="276" w:lineRule="auto"/>
+              <w:jc w:val="left"/>
+            </w:pPr>
+            <w:r>
+              <w:rPr>
+                <w:rFonts w:ascii="Calibri" w:hAnsi="Calibri" w:cs="Calibri"/>
+                <w:sz w:val="19"/>
+                <w:szCs w:val="19"/>
+                <w:color w:val="1E293B"/>
+                <w:b/>
+              </w:rPr>
+              <w:t xml:space="preserve">XGBoost</w:t>
+            </w:r>
+          </w:p>
+        </w:tc>
+        <w:tc>
+          <w:tcPr>
+            <w:shd w:val="clear" w:color="auto" w:fill="F8FAFC"/>
+            <w:tcMar>
+              <w:top w:w="60" w:type="dxa"/>
+              <w:bottom w:w="60" w:type="dxa"/>
+              <w:left w:w="80" w:type="dxa"/>
+              <w:right w:w="80" w:type="dxa"/>
+            </w:tcMar>
+          </w:tcPr>
+          <w:p>
+            <w:pPr>
+              <w:spacing w:before="20" w:after="20" w:line="276" w:lineRule="auto"/>
+              <w:jc w:val="left"/>
+            </w:pPr>
+            <w:r>
+              <w:rPr>
+                <w:rFonts w:ascii="Consolas" w:hAnsi="Consolas" w:cs="Consolas"/>
+                <w:sz w:val="19"/>
+                <w:szCs w:val="19"/>
+                <w:color w:val="1E293B"/>
+              </w:rPr>
+              <w:t xml:space="preserve">xgboost</w:t>
+            </w:r>
+            <w:r>
+              <w:rPr>
+                <w:rFonts w:ascii="Calibri" w:hAnsi="Calibri" w:cs="Calibri"/>
+                <w:sz w:val="19"/>
+                <w:szCs w:val="19"/>
+                <w:color w:val="1E293B"/>
+              </w:rPr>
+              <w:t xml:space="preserve"> </w:t>
+            </w:r>
+            <w:r>
+              <w:rPr>
+                <w:rFonts w:ascii="Consolas" w:hAnsi="Consolas" w:cs="Consolas"/>
+                <w:sz w:val="19"/>
+                <w:szCs w:val="19"/>
+                <w:color w:val="1E293B"/>
+              </w:rPr>
+              <w:t xml:space="preserve">2.1.3</w:t>
+            </w:r>
+          </w:p>
+        </w:tc>
+        <w:tc>
+          <w:tcPr>
+            <w:shd w:val="clear" w:color="auto" w:fill="F8FAFC"/>
+            <w:tcMar>
+              <w:top w:w="60" w:type="dxa"/>
+              <w:bottom w:w="60" w:type="dxa"/>
+              <w:left w:w="80" w:type="dxa"/>
+              <w:right w:w="80" w:type="dxa"/>
+            </w:tcMar>
+          </w:tcPr>
+          <w:p>
+            <w:pPr>
+              <w:spacing w:before="20" w:after="20" w:line="276" w:lineRule="auto"/>
+              <w:jc w:val="left"/>
+            </w:pPr>
+            <w:r>
+              <w:rPr>
+                <w:rFonts w:ascii="Calibri" w:hAnsi="Calibri" w:cs="Calibri"/>
+                <w:sz w:val="19"/>
+                <w:szCs w:val="19"/>
+                <w:color w:val="1E293B"/>
+              </w:rPr>
+              <w:t xml:space="preserve">Scalable gradient boosted decision trees with domain monotonic constraints</w:t>
+            </w:r>
+          </w:p>
+        </w:tc>
+        <w:tc>
+          <w:tcPr>
+            <w:shd w:val="clear" w:color="auto" w:fill="F8FAFC"/>
+            <w:tcMar>
+              <w:top w:w="60" w:type="dxa"/>
+              <w:bottom w:w="60" w:type="dxa"/>
+              <w:left w:w="80" w:type="dxa"/>
+              <w:right w:w="80" w:type="dxa"/>
+            </w:tcMar>
+          </w:tcPr>
+          <w:p>
+            <w:pPr>
+              <w:spacing w:before="20" w:after="20" w:line="276" w:lineRule="auto"/>
+              <w:jc w:val="left"/>
+            </w:pPr>
+            <w:r>
+              <w:rPr>
+                <w:rFonts w:ascii="Calibri" w:hAnsi="Calibri" w:cs="Calibri"/>
+                <w:sz w:val="19"/>
+                <w:szCs w:val="19"/>
+                <w:color w:val="1E293B"/>
+              </w:rPr>
+              <w:t xml:space="preserve">Monotonic classification, hyperparameter tuning, fast inference</w:t>
+            </w:r>
+          </w:p>
+        </w:tc>
+      </w:tr>
+      <w:tr>
+        <w:tc>
+          <w:tcPr>
+            <w:shd w:val="clear" w:color="auto" w:fill="FFFFFF"/>
+            <w:tcMar>
+              <w:top w:w="60" w:type="dxa"/>
+              <w:bottom w:w="60" w:type="dxa"/>
+              <w:left w:w="80" w:type="dxa"/>
+              <w:right w:w="80" w:type="dxa"/>
+            </w:tcMar>
+          </w:tcPr>
+          <w:p>
+            <w:pPr>
+              <w:spacing w:before="20" w:after="20" w:line="276" w:lineRule="auto"/>
+              <w:jc w:val="left"/>
+            </w:pPr>
+            <w:r>
+              <w:rPr>
+                <w:rFonts w:ascii="Calibri" w:hAnsi="Calibri" w:cs="Calibri"/>
+                <w:sz w:val="19"/>
+                <w:szCs w:val="19"/>
+                <w:color w:val="1E293B"/>
+                <w:b/>
+              </w:rPr>
+              <w:t xml:space="preserve">Random Forests</w:t>
+            </w:r>
+          </w:p>
+        </w:tc>
+        <w:tc>
+          <w:tcPr>
+            <w:shd w:val="clear" w:color="auto" w:fill="FFFFFF"/>
+            <w:tcMar>
+              <w:top w:w="60" w:type="dxa"/>
+              <w:bottom w:w="60" w:type="dxa"/>
+              <w:left w:w="80" w:type="dxa"/>
+              <w:right w:w="80" w:type="dxa"/>
+            </w:tcMar>
+          </w:tcPr>
+          <w:p>
+            <w:pPr>
+              <w:spacing w:before="20" w:after="20" w:line="276" w:lineRule="auto"/>
+              <w:jc w:val="left"/>
+            </w:pPr>
+            <w:r>
+              <w:rPr>
+                <w:rFonts w:ascii="Calibri" w:hAnsi="Calibri" w:cs="Calibri"/>
+                <w:sz w:val="19"/>
+                <w:szCs w:val="19"/>
+                <w:color w:val="1E293B"/>
+                <w:b/>
+              </w:rPr>
+              <w:t xml:space="preserve">Scikit-Learn Ensemble</w:t>
+            </w:r>
+          </w:p>
+        </w:tc>
+        <w:tc>
+          <w:tcPr>
+            <w:shd w:val="clear" w:color="auto" w:fill="FFFFFF"/>
+            <w:tcMar>
+              <w:top w:w="60" w:type="dxa"/>
+              <w:bottom w:w="60" w:type="dxa"/>
+              <w:left w:w="80" w:type="dxa"/>
+              <w:right w:w="80" w:type="dxa"/>
+            </w:tcMar>
+          </w:tcPr>
+          <w:p>
+            <w:pPr>
+              <w:spacing w:before="20" w:after="20" w:line="276" w:lineRule="auto"/>
+              <w:jc w:val="left"/>
+            </w:pPr>
+            <w:r>
+              <w:rPr>
+                <w:rFonts w:ascii="Consolas" w:hAnsi="Consolas" w:cs="Consolas"/>
+                <w:sz w:val="19"/>
+                <w:szCs w:val="19"/>
+                <w:color w:val="1E293B"/>
+              </w:rPr>
+              <w:t xml:space="preserve">scikit-learn</w:t>
+            </w:r>
+            <w:r>
+              <w:rPr>
+                <w:rFonts w:ascii="Calibri" w:hAnsi="Calibri" w:cs="Calibri"/>
+                <w:sz w:val="19"/>
+                <w:szCs w:val="19"/>
+                <w:color w:val="1E293B"/>
+              </w:rPr>
+              <w:t xml:space="preserve"> </w:t>
+            </w:r>
+            <w:r>
+              <w:rPr>
+                <w:rFonts w:ascii="Consolas" w:hAnsi="Consolas" w:cs="Consolas"/>
+                <w:sz w:val="19"/>
+                <w:szCs w:val="19"/>
+                <w:color w:val="1E293B"/>
+              </w:rPr>
+              <w:t xml:space="preserve">1.5.2</w:t>
+            </w:r>
+          </w:p>
+        </w:tc>
+        <w:tc>
+          <w:tcPr>
+            <w:shd w:val="clear" w:color="auto" w:fill="FFFFFF"/>
+            <w:tcMar>
+              <w:top w:w="60" w:type="dxa"/>
+              <w:bottom w:w="60" w:type="dxa"/>
+              <w:left w:w="80" w:type="dxa"/>
+              <w:right w:w="80" w:type="dxa"/>
+            </w:tcMar>
+          </w:tcPr>
+          <w:p>
+            <w:pPr>
+              <w:spacing w:before="20" w:after="20" w:line="276" w:lineRule="auto"/>
+              <w:jc w:val="left"/>
+            </w:pPr>
+            <w:r>
+              <w:rPr>
+                <w:rFonts w:ascii="Calibri" w:hAnsi="Calibri" w:cs="Calibri"/>
+                <w:sz w:val="19"/>
+                <w:szCs w:val="19"/>
+                <w:color w:val="1E293B"/>
+              </w:rPr>
+              <w:t xml:space="preserve">Balanced subsampled random forests with out-of-bag validation</w:t>
+            </w:r>
+          </w:p>
+        </w:tc>
+        <w:tc>
+          <w:tcPr>
+            <w:shd w:val="clear" w:color="auto" w:fill="FFFFFF"/>
+            <w:tcMar>
+              <w:top w:w="60" w:type="dxa"/>
+              <w:bottom w:w="60" w:type="dxa"/>
+              <w:left w:w="80" w:type="dxa"/>
+              <w:right w:w="80" w:type="dxa"/>
+            </w:tcMar>
+          </w:tcPr>
+          <w:p>
+            <w:pPr>
+              <w:spacing w:before="20" w:after="20" w:line="276" w:lineRule="auto"/>
+              <w:jc w:val="left"/>
+            </w:pPr>
+            <w:r>
+              <w:rPr>
+                <w:rFonts w:ascii="Calibri" w:hAnsi="Calibri" w:cs="Calibri"/>
+                <w:sz w:val="19"/>
+                <w:szCs w:val="19"/>
+                <w:color w:val="1E293B"/>
+              </w:rPr>
+              <w:t xml:space="preserve">Cost-sensitive baseline and non-linear ensemble comparison</w:t>
+            </w:r>
+          </w:p>
+        </w:tc>
+      </w:tr>
+      <w:tr>
+        <w:tc>
+          <w:tcPr>
+            <w:shd w:val="clear" w:color="auto" w:fill="F8FAFC"/>
+            <w:tcMar>
+              <w:top w:w="60" w:type="dxa"/>
+              <w:bottom w:w="60" w:type="dxa"/>
+              <w:left w:w="80" w:type="dxa"/>
+              <w:right w:w="80" w:type="dxa"/>
+            </w:tcMar>
+          </w:tcPr>
+          <w:p>
+            <w:pPr>
+              <w:spacing w:before="20" w:after="20" w:line="276" w:lineRule="auto"/>
+              <w:jc w:val="left"/>
+            </w:pPr>
+            <w:r>
+              <w:rPr>
+                <w:rFonts w:ascii="Calibri" w:hAnsi="Calibri" w:cs="Calibri"/>
+                <w:sz w:val="19"/>
+                <w:szCs w:val="19"/>
+                <w:color w:val="1E293B"/>
+                <w:b/>
+              </w:rPr>
+              <w:t xml:space="preserve">Explainable AI (XAI)</w:t>
+            </w:r>
+          </w:p>
+        </w:tc>
+        <w:tc>
+          <w:tcPr>
+            <w:shd w:val="clear" w:color="auto" w:fill="F8FAFC"/>
+            <w:tcMar>
+              <w:top w:w="60" w:type="dxa"/>
+              <w:bottom w:w="60" w:type="dxa"/>
+              <w:left w:w="80" w:type="dxa"/>
+              <w:right w:w="80" w:type="dxa"/>
+            </w:tcMar>
+          </w:tcPr>
+          <w:p>
+            <w:pPr>
+              <w:spacing w:before="20" w:after="20" w:line="276" w:lineRule="auto"/>
+              <w:jc w:val="left"/>
+            </w:pPr>
+            <w:r>
+              <w:rPr>
+                <w:rFonts w:ascii="Calibri" w:hAnsi="Calibri" w:cs="Calibri"/>
+                <w:sz w:val="19"/>
+                <w:szCs w:val="19"/>
+                <w:color w:val="1E293B"/>
+                <w:b/>
+              </w:rPr>
+              <w:t xml:space="preserve">SHAP</w:t>
+            </w:r>
+          </w:p>
+        </w:tc>
+        <w:tc>
+          <w:tcPr>
+            <w:shd w:val="clear" w:color="auto" w:fill="F8FAFC"/>
+            <w:tcMar>
+              <w:top w:w="60" w:type="dxa"/>
+              <w:bottom w:w="60" w:type="dxa"/>
+              <w:left w:w="80" w:type="dxa"/>
+              <w:right w:w="80" w:type="dxa"/>
+            </w:tcMar>
+          </w:tcPr>
+          <w:p>
+            <w:pPr>
+              <w:spacing w:before="20" w:after="20" w:line="276" w:lineRule="auto"/>
+              <w:jc w:val="left"/>
+            </w:pPr>
+            <w:r>
+              <w:rPr>
+                <w:rFonts w:ascii="Consolas" w:hAnsi="Consolas" w:cs="Consolas"/>
+                <w:sz w:val="19"/>
+                <w:szCs w:val="19"/>
+                <w:color w:val="1E293B"/>
+              </w:rPr>
+              <w:t xml:space="preserve">shap</w:t>
+            </w:r>
+            <w:r>
+              <w:rPr>
+                <w:rFonts w:ascii="Calibri" w:hAnsi="Calibri" w:cs="Calibri"/>
+                <w:sz w:val="19"/>
+                <w:szCs w:val="19"/>
+                <w:color w:val="1E293B"/>
+              </w:rPr>
+              <w:t xml:space="preserve"> </w:t>
+            </w:r>
+            <w:r>
+              <w:rPr>
+                <w:rFonts w:ascii="Consolas" w:hAnsi="Consolas" w:cs="Consolas"/>
+                <w:sz w:val="19"/>
+                <w:szCs w:val="19"/>
+                <w:color w:val="1E293B"/>
+              </w:rPr>
+              <w:t xml:space="preserve">0.46.0</w:t>
+            </w:r>
+          </w:p>
+        </w:tc>
+        <w:tc>
+          <w:tcPr>
+            <w:shd w:val="clear" w:color="auto" w:fill="F8FAFC"/>
+            <w:tcMar>
+              <w:top w:w="60" w:type="dxa"/>
+              <w:bottom w:w="60" w:type="dxa"/>
+              <w:left w:w="80" w:type="dxa"/>
+              <w:right w:w="80" w:type="dxa"/>
+            </w:tcMar>
+          </w:tcPr>
+          <w:p>
+            <w:pPr>
+              <w:spacing w:before="20" w:after="20" w:line="276" w:lineRule="auto"/>
+              <w:jc w:val="left"/>
+            </w:pPr>
+            <w:r>
+              <w:rPr>
+                <w:rFonts w:ascii="Calibri" w:hAnsi="Calibri" w:cs="Calibri"/>
+                <w:sz w:val="19"/>
+                <w:szCs w:val="19"/>
+                <w:color w:val="1E293B"/>
+              </w:rPr>
+              <w:t xml:space="preserve">Cooperative game-theoretic feature attributions (TreeSHAP)</w:t>
+            </w:r>
+          </w:p>
+        </w:tc>
+        <w:tc>
+          <w:tcPr>
+            <w:shd w:val="clear" w:color="auto" w:fill="F8FAFC"/>
+            <w:tcMar>
+              <w:top w:w="60" w:type="dxa"/>
+              <w:bottom w:w="60" w:type="dxa"/>
+              <w:left w:w="80" w:type="dxa"/>
+              <w:right w:w="80" w:type="dxa"/>
+            </w:tcMar>
+          </w:tcPr>
+          <w:p>
+            <w:pPr>
+              <w:spacing w:before="20" w:after="20" w:line="276" w:lineRule="auto"/>
+              <w:jc w:val="left"/>
+            </w:pPr>
+            <w:r>
+              <w:rPr>
+                <w:rFonts w:ascii="Calibri" w:hAnsi="Calibri" w:cs="Calibri"/>
+                <w:sz w:val="19"/>
+                <w:szCs w:val="19"/>
+                <w:color w:val="1E293B"/>
+              </w:rPr>
+              <w:t xml:space="preserve">Local and global feature importance, beeswarm summary plots, partial dependence analysis</w:t>
+            </w:r>
+          </w:p>
+        </w:tc>
+      </w:tr>
+      <w:tr>
+        <w:tc>
+          <w:tcPr>
+            <w:shd w:val="clear" w:color="auto" w:fill="FFFFFF"/>
+            <w:tcMar>
+              <w:top w:w="60" w:type="dxa"/>
+              <w:bottom w:w="60" w:type="dxa"/>
+              <w:left w:w="80" w:type="dxa"/>
+              <w:right w:w="80" w:type="dxa"/>
+            </w:tcMar>
+          </w:tcPr>
+          <w:p>
+            <w:pPr>
+              <w:spacing w:before="20" w:after="20" w:line="276" w:lineRule="auto"/>
+              <w:jc w:val="left"/>
+            </w:pPr>
+            <w:r>
+              <w:rPr>
+                <w:rFonts w:ascii="Calibri" w:hAnsi="Calibri" w:cs="Calibri"/>
+                <w:sz w:val="19"/>
+                <w:szCs w:val="19"/>
+                <w:color w:val="1E293B"/>
+                <w:b/>
+              </w:rPr>
+              <w:t xml:space="preserve">Interactive Web Dashboard</w:t>
+            </w:r>
+          </w:p>
+        </w:tc>
+        <w:tc>
+          <w:tcPr>
+            <w:shd w:val="clear" w:color="auto" w:fill="FFFFFF"/>
+            <w:tcMar>
+              <w:top w:w="60" w:type="dxa"/>
+              <w:bottom w:w="60" w:type="dxa"/>
+              <w:left w:w="80" w:type="dxa"/>
+              <w:right w:w="80" w:type="dxa"/>
+            </w:tcMar>
+          </w:tcPr>
+          <w:p>
+            <w:pPr>
+              <w:spacing w:before="20" w:after="20" w:line="276" w:lineRule="auto"/>
+              <w:jc w:val="left"/>
+            </w:pPr>
+            <w:r>
+              <w:rPr>
+                <w:rFonts w:ascii="Calibri" w:hAnsi="Calibri" w:cs="Calibri"/>
+                <w:sz w:val="19"/>
+                <w:szCs w:val="19"/>
+                <w:color w:val="1E293B"/>
+                <w:b/>
+              </w:rPr>
+              <w:t xml:space="preserve">Streamlit</w:t>
+            </w:r>
+          </w:p>
+        </w:tc>
+        <w:tc>
+          <w:tcPr>
+            <w:shd w:val="clear" w:color="auto" w:fill="FFFFFF"/>
+            <w:tcMar>
+              <w:top w:w="60" w:type="dxa"/>
+              <w:bottom w:w="60" w:type="dxa"/>
+              <w:left w:w="80" w:type="dxa"/>
+              <w:right w:w="80" w:type="dxa"/>
+            </w:tcMar>
+          </w:tcPr>
+          <w:p>
+            <w:pPr>
+              <w:spacing w:before="20" w:after="20" w:line="276" w:lineRule="auto"/>
+              <w:jc w:val="left"/>
+            </w:pPr>
+            <w:r>
+              <w:rPr>
+                <w:rFonts w:ascii="Consolas" w:hAnsi="Consolas" w:cs="Consolas"/>
+                <w:sz w:val="19"/>
+                <w:szCs w:val="19"/>
+                <w:color w:val="1E293B"/>
+              </w:rPr>
+              <w:t xml:space="preserve">streamlit</w:t>
+            </w:r>
+            <w:r>
+              <w:rPr>
+                <w:rFonts w:ascii="Calibri" w:hAnsi="Calibri" w:cs="Calibri"/>
+                <w:sz w:val="19"/>
+                <w:szCs w:val="19"/>
+                <w:color w:val="1E293B"/>
+              </w:rPr>
+              <w:t xml:space="preserve"> </w:t>
+            </w:r>
+            <w:r>
+              <w:rPr>
+                <w:rFonts w:ascii="Consolas" w:hAnsi="Consolas" w:cs="Consolas"/>
+                <w:sz w:val="19"/>
+                <w:szCs w:val="19"/>
+                <w:color w:val="1E293B"/>
+              </w:rPr>
+              <w:t xml:space="preserve">1.40.1</w:t>
+            </w:r>
+          </w:p>
+        </w:tc>
+        <w:tc>
+          <w:tcPr>
+            <w:shd w:val="clear" w:color="auto" w:fill="FFFFFF"/>
+            <w:tcMar>
+              <w:top w:w="60" w:type="dxa"/>
+              <w:bottom w:w="60" w:type="dxa"/>
+              <w:left w:w="80" w:type="dxa"/>
+              <w:right w:w="80" w:type="dxa"/>
+            </w:tcMar>
+          </w:tcPr>
+          <w:p>
+            <w:pPr>
+              <w:spacing w:before="20" w:after="20" w:line="276" w:lineRule="auto"/>
+              <w:jc w:val="left"/>
+            </w:pPr>
+            <w:r>
+              <w:rPr>
+                <w:rFonts w:ascii="Calibri" w:hAnsi="Calibri" w:cs="Calibri"/>
+                <w:sz w:val="19"/>
+                <w:szCs w:val="19"/>
+                <w:color w:val="1E293B"/>
+              </w:rPr>
+              <w:t xml:space="preserve">Reactive web application framework for data science and model deployment</w:t>
+            </w:r>
+          </w:p>
+        </w:tc>
+        <w:tc>
+          <w:tcPr>
+            <w:shd w:val="clear" w:color="auto" w:fill="FFFFFF"/>
+            <w:tcMar>
+              <w:top w:w="60" w:type="dxa"/>
+              <w:bottom w:w="60" w:type="dxa"/>
+              <w:left w:w="80" w:type="dxa"/>
+              <w:right w:w="80" w:type="dxa"/>
+            </w:tcMar>
+          </w:tcPr>
+          <w:p>
+            <w:pPr>
+              <w:spacing w:before="20" w:after="20" w:line="276" w:lineRule="auto"/>
+              <w:jc w:val="left"/>
+            </w:pPr>
+            <w:r>
+              <w:rPr>
+                <w:rFonts w:ascii="Calibri" w:hAnsi="Calibri" w:cs="Calibri"/>
+                <w:sz w:val="19"/>
+                <w:szCs w:val="19"/>
+                <w:color w:val="1E293B"/>
+              </w:rPr>
+              <w:t xml:space="preserve">Multi-tab decision-support dashboard (</w:t>
+            </w:r>
+            <w:r>
+              <w:rPr>
+                <w:rFonts w:ascii="Consolas" w:hAnsi="Consolas" w:cs="Consolas"/>
+                <w:sz w:val="19"/>
+                <w:szCs w:val="19"/>
+                <w:color w:val="1E293B"/>
+              </w:rPr>
+              <w:t xml:space="preserve">app.py</w:t>
+            </w:r>
+            <w:r>
+              <w:rPr>
+                <w:rFonts w:ascii="Calibri" w:hAnsi="Calibri" w:cs="Calibri"/>
+                <w:sz w:val="19"/>
+                <w:szCs w:val="19"/>
+                <w:color w:val="1E293B"/>
+              </w:rPr>
+              <w:t xml:space="preserve">) with real-time What-If scenario simulation</w:t>
+            </w:r>
+          </w:p>
+        </w:tc>
+      </w:tr>
+      <w:tr>
+        <w:tc>
+          <w:tcPr>
+            <w:shd w:val="clear" w:color="auto" w:fill="F8FAFC"/>
+            <w:tcMar>
+              <w:top w:w="60" w:type="dxa"/>
+              <w:bottom w:w="60" w:type="dxa"/>
+              <w:left w:w="80" w:type="dxa"/>
+              <w:right w:w="80" w:type="dxa"/>
+            </w:tcMar>
+          </w:tcPr>
+          <w:p>
+            <w:pPr>
+              <w:spacing w:before="20" w:after="20" w:line="276" w:lineRule="auto"/>
+              <w:jc w:val="left"/>
+            </w:pPr>
+            <w:r>
+              <w:rPr>
+                <w:rFonts w:ascii="Calibri" w:hAnsi="Calibri" w:cs="Calibri"/>
+                <w:sz w:val="19"/>
+                <w:szCs w:val="19"/>
+                <w:color w:val="1E293B"/>
+                <w:b/>
+              </w:rPr>
+              <w:t xml:space="preserve">Interactive Cartography</w:t>
+            </w:r>
+          </w:p>
+        </w:tc>
+        <w:tc>
+          <w:tcPr>
+            <w:shd w:val="clear" w:color="auto" w:fill="F8FAFC"/>
+            <w:tcMar>
+              <w:top w:w="60" w:type="dxa"/>
+              <w:bottom w:w="60" w:type="dxa"/>
+              <w:left w:w="80" w:type="dxa"/>
+              <w:right w:w="80" w:type="dxa"/>
+            </w:tcMar>
+          </w:tcPr>
+          <w:p>
+            <w:pPr>
+              <w:spacing w:before="20" w:after="20" w:line="276" w:lineRule="auto"/>
+              <w:jc w:val="left"/>
+            </w:pPr>
+            <w:r>
+              <w:rPr>
+                <w:rFonts w:ascii="Calibri" w:hAnsi="Calibri" w:cs="Calibri"/>
+                <w:sz w:val="19"/>
+                <w:szCs w:val="19"/>
+                <w:color w:val="1E293B"/>
+                <w:b/>
+              </w:rPr>
+              <w:t xml:space="preserve">Folium / Leaflet.js</w:t>
+            </w:r>
+          </w:p>
+        </w:tc>
+        <w:tc>
+          <w:tcPr>
+            <w:shd w:val="clear" w:color="auto" w:fill="F8FAFC"/>
+            <w:tcMar>
+              <w:top w:w="60" w:type="dxa"/>
+              <w:bottom w:w="60" w:type="dxa"/>
+              <w:left w:w="80" w:type="dxa"/>
+              <w:right w:w="80" w:type="dxa"/>
+            </w:tcMar>
+          </w:tcPr>
+          <w:p>
+            <w:pPr>
+              <w:spacing w:before="20" w:after="20" w:line="276" w:lineRule="auto"/>
+              <w:jc w:val="left"/>
+            </w:pPr>
+            <w:r>
+              <w:rPr>
+                <w:rFonts w:ascii="Consolas" w:hAnsi="Consolas" w:cs="Consolas"/>
+                <w:sz w:val="19"/>
+                <w:szCs w:val="19"/>
+                <w:color w:val="1E293B"/>
+              </w:rPr>
+              <w:t xml:space="preserve">folium</w:t>
+            </w:r>
+            <w:r>
+              <w:rPr>
+                <w:rFonts w:ascii="Calibri" w:hAnsi="Calibri" w:cs="Calibri"/>
+                <w:sz w:val="19"/>
+                <w:szCs w:val="19"/>
+                <w:color w:val="1E293B"/>
+              </w:rPr>
+              <w:t xml:space="preserve"> </w:t>
+            </w:r>
+            <w:r>
+              <w:rPr>
+                <w:rFonts w:ascii="Consolas" w:hAnsi="Consolas" w:cs="Consolas"/>
+                <w:sz w:val="19"/>
+                <w:szCs w:val="19"/>
+                <w:color w:val="1E293B"/>
+              </w:rPr>
+              <w:t xml:space="preserve">0.18.0</w:t>
+            </w:r>
+          </w:p>
+        </w:tc>
+        <w:tc>
+          <w:tcPr>
+            <w:shd w:val="clear" w:color="auto" w:fill="F8FAFC"/>
+            <w:tcMar>
+              <w:top w:w="60" w:type="dxa"/>
+              <w:bottom w:w="60" w:type="dxa"/>
+              <w:left w:w="80" w:type="dxa"/>
+              <w:right w:w="80" w:type="dxa"/>
+            </w:tcMar>
+          </w:tcPr>
+          <w:p>
+            <w:pPr>
+              <w:spacing w:before="20" w:after="20" w:line="276" w:lineRule="auto"/>
+              <w:jc w:val="left"/>
+            </w:pPr>
+            <w:r>
+              <w:rPr>
+                <w:rFonts w:ascii="Calibri" w:hAnsi="Calibri" w:cs="Calibri"/>
+                <w:sz w:val="19"/>
+                <w:szCs w:val="19"/>
+                <w:color w:val="1E293B"/>
+              </w:rPr>
+              <w:t xml:space="preserve">Client-side interactive slippy maps, GeoJSON overlays, choropleths</w:t>
+            </w:r>
+          </w:p>
+        </w:tc>
+        <w:tc>
+          <w:tcPr>
+            <w:shd w:val="clear" w:color="auto" w:fill="F8FAFC"/>
+            <w:tcMar>
+              <w:top w:w="60" w:type="dxa"/>
+              <w:bottom w:w="60" w:type="dxa"/>
+              <w:left w:w="80" w:type="dxa"/>
+              <w:right w:w="80" w:type="dxa"/>
+            </w:tcMar>
+          </w:tcPr>
+          <w:p>
+            <w:pPr>
+              <w:spacing w:before="20" w:after="20" w:line="276" w:lineRule="auto"/>
+              <w:jc w:val="left"/>
+            </w:pPr>
+            <w:r>
+              <w:rPr>
+                <w:rFonts w:ascii="Calibri" w:hAnsi="Calibri" w:cs="Calibri"/>
+                <w:sz w:val="19"/>
+                <w:szCs w:val="19"/>
+                <w:color w:val="1E293B"/>
+              </w:rPr>
+              <w:t xml:space="preserve">Multi-layer interactive flood risk map (</w:t>
+            </w:r>
+            <w:r>
+              <w:rPr>
+                <w:rFonts w:ascii="Consolas" w:hAnsi="Consolas" w:cs="Consolas"/>
+                <w:sz w:val="19"/>
+                <w:szCs w:val="19"/>
+                <w:color w:val="1E293B"/>
+              </w:rPr>
+              <w:t xml:space="preserve">outputs/maps/lagos_flood_risk_interactive.html</w:t>
+            </w:r>
+            <w:r>
+              <w:rPr>
+                <w:rFonts w:ascii="Calibri" w:hAnsi="Calibri" w:cs="Calibri"/>
+                <w:sz w:val="19"/>
+                <w:szCs w:val="19"/>
+                <w:color w:val="1E293B"/>
+              </w:rPr>
+              <w:t xml:space="preserve">)</w:t>
+            </w:r>
+          </w:p>
+        </w:tc>
+      </w:tr>
+      <w:tr>
+        <w:tc>
+          <w:tcPr>
+            <w:shd w:val="clear" w:color="auto" w:fill="FFFFFF"/>
+            <w:tcMar>
+              <w:top w:w="60" w:type="dxa"/>
+              <w:bottom w:w="60" w:type="dxa"/>
+              <w:left w:w="80" w:type="dxa"/>
+              <w:right w:w="80" w:type="dxa"/>
+            </w:tcMar>
+          </w:tcPr>
+          <w:p>
+            <w:pPr>
+              <w:spacing w:before="20" w:after="20" w:line="276" w:lineRule="auto"/>
+              <w:jc w:val="left"/>
+            </w:pPr>
+            <w:r>
+              <w:rPr>
+                <w:rFonts w:ascii="Calibri" w:hAnsi="Calibri" w:cs="Calibri"/>
+                <w:sz w:val="19"/>
+                <w:szCs w:val="19"/>
+                <w:color w:val="1E293B"/>
+                <w:b/>
+              </w:rPr>
+              <w:t xml:space="preserve">Static Visualizations</w:t>
+            </w:r>
+          </w:p>
+        </w:tc>
+        <w:tc>
+          <w:tcPr>
+            <w:shd w:val="clear" w:color="auto" w:fill="FFFFFF"/>
+            <w:tcMar>
+              <w:top w:w="60" w:type="dxa"/>
+              <w:bottom w:w="60" w:type="dxa"/>
+              <w:left w:w="80" w:type="dxa"/>
+              <w:right w:w="80" w:type="dxa"/>
+            </w:tcMar>
+          </w:tcPr>
+          <w:p>
+            <w:pPr>
+              <w:spacing w:before="20" w:after="20" w:line="276" w:lineRule="auto"/>
+              <w:jc w:val="left"/>
+            </w:pPr>
+            <w:r>
+              <w:rPr>
+                <w:rFonts w:ascii="Calibri" w:hAnsi="Calibri" w:cs="Calibri"/>
+                <w:sz w:val="19"/>
+                <w:szCs w:val="19"/>
+                <w:color w:val="1E293B"/>
+                <w:b/>
+              </w:rPr>
+              <w:t xml:space="preserve">Matplotlib &amp; Seaborn</w:t>
+            </w:r>
+          </w:p>
+        </w:tc>
+        <w:tc>
+          <w:tcPr>
+            <w:shd w:val="clear" w:color="auto" w:fill="FFFFFF"/>
+            <w:tcMar>
+              <w:top w:w="60" w:type="dxa"/>
+              <w:bottom w:w="60" w:type="dxa"/>
+              <w:left w:w="80" w:type="dxa"/>
+              <w:right w:w="80" w:type="dxa"/>
+            </w:tcMar>
+          </w:tcPr>
+          <w:p>
+            <w:pPr>
+              <w:spacing w:before="20" w:after="20" w:line="276" w:lineRule="auto"/>
+              <w:jc w:val="left"/>
+            </w:pPr>
+            <w:r>
+              <w:rPr>
+                <w:rFonts w:ascii="Consolas" w:hAnsi="Consolas" w:cs="Consolas"/>
+                <w:sz w:val="19"/>
+                <w:szCs w:val="19"/>
+                <w:color w:val="1E293B"/>
+              </w:rPr>
+              <w:t xml:space="preserve">matplotlib</w:t>
+            </w:r>
+            <w:r>
+              <w:rPr>
+                <w:rFonts w:ascii="Calibri" w:hAnsi="Calibri" w:cs="Calibri"/>
+                <w:sz w:val="19"/>
+                <w:szCs w:val="19"/>
+                <w:color w:val="1E293B"/>
+              </w:rPr>
+              <w:t xml:space="preserve"> </w:t>
+            </w:r>
+            <w:r>
+              <w:rPr>
+                <w:rFonts w:ascii="Consolas" w:hAnsi="Consolas" w:cs="Consolas"/>
+                <w:sz w:val="19"/>
+                <w:szCs w:val="19"/>
+                <w:color w:val="1E293B"/>
+              </w:rPr>
+              <w:t xml:space="preserve">3.9.2</w:t>
+            </w:r>
+            <w:r>
+              <w:rPr>
+                <w:rFonts w:ascii="Calibri" w:hAnsi="Calibri" w:cs="Calibri"/>
+                <w:sz w:val="19"/>
+                <w:szCs w:val="19"/>
+                <w:color w:val="1E293B"/>
+              </w:rPr>
+              <w:t xml:space="preserve">, </w:t>
+            </w:r>
+            <w:r>
+              <w:rPr>
+                <w:rFonts w:ascii="Consolas" w:hAnsi="Consolas" w:cs="Consolas"/>
+                <w:sz w:val="19"/>
+                <w:szCs w:val="19"/>
+                <w:color w:val="1E293B"/>
+              </w:rPr>
+              <w:t xml:space="preserve">seaborn</w:t>
+            </w:r>
+            <w:r>
+              <w:rPr>
+                <w:rFonts w:ascii="Calibri" w:hAnsi="Calibri" w:cs="Calibri"/>
+                <w:sz w:val="19"/>
+                <w:szCs w:val="19"/>
+                <w:color w:val="1E293B"/>
+              </w:rPr>
+              <w:t xml:space="preserve"> </w:t>
+            </w:r>
+            <w:r>
+              <w:rPr>
+                <w:rFonts w:ascii="Consolas" w:hAnsi="Consolas" w:cs="Consolas"/>
+                <w:sz w:val="19"/>
+                <w:szCs w:val="19"/>
+                <w:color w:val="1E293B"/>
+              </w:rPr>
+              <w:t xml:space="preserve">0.13.2</w:t>
+            </w:r>
+          </w:p>
+        </w:tc>
+        <w:tc>
+          <w:tcPr>
+            <w:shd w:val="clear" w:color="auto" w:fill="FFFFFF"/>
+            <w:tcMar>
+              <w:top w:w="60" w:type="dxa"/>
+              <w:bottom w:w="60" w:type="dxa"/>
+              <w:left w:w="80" w:type="dxa"/>
+              <w:right w:w="80" w:type="dxa"/>
+            </w:tcMar>
+          </w:tcPr>
+          <w:p>
+            <w:pPr>
+              <w:spacing w:before="20" w:after="20" w:line="276" w:lineRule="auto"/>
+              <w:jc w:val="left"/>
+            </w:pPr>
+            <w:r>
+              <w:rPr>
+                <w:rFonts w:ascii="Calibri" w:hAnsi="Calibri" w:cs="Calibri"/>
+                <w:sz w:val="19"/>
+                <w:szCs w:val="19"/>
+                <w:color w:val="1E293B"/>
+              </w:rPr>
+              <w:t xml:space="preserve">Publication-ready figures, ROC/PR curves, confusion matrices, heatmaps</w:t>
+            </w:r>
+          </w:p>
+        </w:tc>
+        <w:tc>
+          <w:tcPr>
+            <w:shd w:val="clear" w:color="auto" w:fill="FFFFFF"/>
+            <w:tcMar>
+              <w:top w:w="60" w:type="dxa"/>
+              <w:bottom w:w="60" w:type="dxa"/>
+              <w:left w:w="80" w:type="dxa"/>
+              <w:right w:w="80" w:type="dxa"/>
+            </w:tcMar>
+          </w:tcPr>
+          <w:p>
+            <w:pPr>
+              <w:spacing w:before="20" w:after="20" w:line="276" w:lineRule="auto"/>
+              <w:jc w:val="left"/>
+            </w:pPr>
+            <w:r>
+              <w:rPr>
+                <w:rFonts w:ascii="Calibri" w:hAnsi="Calibri" w:cs="Calibri"/>
+                <w:sz w:val="19"/>
+                <w:szCs w:val="19"/>
+                <w:color w:val="1E293B"/>
+              </w:rPr>
+              <w:t xml:space="preserve">Generated 11 high-resolution figures in </w:t>
+            </w:r>
+            <w:r>
+              <w:rPr>
+                <w:rFonts w:ascii="Consolas" w:hAnsi="Consolas" w:cs="Consolas"/>
+                <w:sz w:val="19"/>
+                <w:szCs w:val="19"/>
+                <w:color w:val="1E293B"/>
+              </w:rPr>
+              <w:t xml:space="preserve">outputs/figures/</w:t>
+            </w:r>
+            <w:r>
+              <w:rPr>
+                <w:rFonts w:ascii="Calibri" w:hAnsi="Calibri" w:cs="Calibri"/>
+                <w:sz w:val="19"/>
+                <w:szCs w:val="19"/>
+                <w:color w:val="1E293B"/>
+              </w:rPr>
+              <w:t xml:space="preserve"> (300 DPI)</w:t>
+            </w:r>
+          </w:p>
+        </w:tc>
+      </w:tr>
+      <w:tr>
+        <w:tc>
+          <w:tcPr>
+            <w:shd w:val="clear" w:color="auto" w:fill="F8FAFC"/>
+            <w:tcMar>
+              <w:top w:w="60" w:type="dxa"/>
+              <w:bottom w:w="60" w:type="dxa"/>
+              <w:left w:w="80" w:type="dxa"/>
+              <w:right w:w="80" w:type="dxa"/>
+            </w:tcMar>
+          </w:tcPr>
+          <w:p>
+            <w:pPr>
+              <w:spacing w:before="20" w:after="20" w:line="276" w:lineRule="auto"/>
+              <w:jc w:val="left"/>
+            </w:pPr>
+            <w:r>
+              <w:rPr>
+                <w:rFonts w:ascii="Calibri" w:hAnsi="Calibri" w:cs="Calibri"/>
+                <w:sz w:val="19"/>
+                <w:szCs w:val="19"/>
+                <w:color w:val="1E293B"/>
+                <w:b/>
+              </w:rPr>
+              <w:t xml:space="preserve">Model Serialization</w:t>
+            </w:r>
+          </w:p>
+        </w:tc>
+        <w:tc>
+          <w:tcPr>
+            <w:shd w:val="clear" w:color="auto" w:fill="F8FAFC"/>
+            <w:tcMar>
+              <w:top w:w="60" w:type="dxa"/>
+              <w:bottom w:w="60" w:type="dxa"/>
+              <w:left w:w="80" w:type="dxa"/>
+              <w:right w:w="80" w:type="dxa"/>
+            </w:tcMar>
+          </w:tcPr>
+          <w:p>
+            <w:pPr>
+              <w:spacing w:before="20" w:after="20" w:line="276" w:lineRule="auto"/>
+              <w:jc w:val="left"/>
+            </w:pPr>
+            <w:r>
+              <w:rPr>
+                <w:rFonts w:ascii="Calibri" w:hAnsi="Calibri" w:cs="Calibri"/>
+                <w:sz w:val="19"/>
+                <w:szCs w:val="19"/>
+                <w:color w:val="1E293B"/>
+                <w:b/>
+              </w:rPr>
+              <w:t xml:space="preserve">Joblib</w:t>
+            </w:r>
+          </w:p>
+        </w:tc>
+        <w:tc>
+          <w:tcPr>
+            <w:shd w:val="clear" w:color="auto" w:fill="F8FAFC"/>
+            <w:tcMar>
+              <w:top w:w="60" w:type="dxa"/>
+              <w:bottom w:w="60" w:type="dxa"/>
+              <w:left w:w="80" w:type="dxa"/>
+              <w:right w:w="80" w:type="dxa"/>
+            </w:tcMar>
+          </w:tcPr>
+          <w:p>
+            <w:pPr>
+              <w:spacing w:before="20" w:after="20" w:line="276" w:lineRule="auto"/>
+              <w:jc w:val="left"/>
+            </w:pPr>
+            <w:r>
+              <w:rPr>
+                <w:rFonts w:ascii="Consolas" w:hAnsi="Consolas" w:cs="Consolas"/>
+                <w:sz w:val="19"/>
+                <w:szCs w:val="19"/>
+                <w:color w:val="1E293B"/>
+              </w:rPr>
+              <w:t xml:space="preserve">joblib</w:t>
+            </w:r>
+            <w:r>
+              <w:rPr>
+                <w:rFonts w:ascii="Calibri" w:hAnsi="Calibri" w:cs="Calibri"/>
+                <w:sz w:val="19"/>
+                <w:szCs w:val="19"/>
+                <w:color w:val="1E293B"/>
+              </w:rPr>
+              <w:t xml:space="preserve"> </w:t>
+            </w:r>
+            <w:r>
+              <w:rPr>
+                <w:rFonts w:ascii="Consolas" w:hAnsi="Consolas" w:cs="Consolas"/>
+                <w:sz w:val="19"/>
+                <w:szCs w:val="19"/>
+                <w:color w:val="1E293B"/>
+              </w:rPr>
+              <w:t xml:space="preserve">1.4.2</w:t>
+            </w:r>
+          </w:p>
+        </w:tc>
+        <w:tc>
+          <w:tcPr>
+            <w:shd w:val="clear" w:color="auto" w:fill="F8FAFC"/>
+            <w:tcMar>
+              <w:top w:w="60" w:type="dxa"/>
+              <w:bottom w:w="60" w:type="dxa"/>
+              <w:left w:w="80" w:type="dxa"/>
+              <w:right w:w="80" w:type="dxa"/>
+            </w:tcMar>
+          </w:tcPr>
+          <w:p>
+            <w:pPr>
+              <w:spacing w:before="20" w:after="20" w:line="276" w:lineRule="auto"/>
+              <w:jc w:val="left"/>
+            </w:pPr>
+            <w:r>
+              <w:rPr>
+                <w:rFonts w:ascii="Calibri" w:hAnsi="Calibri" w:cs="Calibri"/>
+                <w:sz w:val="19"/>
+                <w:szCs w:val="19"/>
+                <w:color w:val="1E293B"/>
+              </w:rPr>
+              <w:t xml:space="preserve">Compressed binary persistence of fitted pipelines and calibrated models</w:t>
+            </w:r>
+          </w:p>
+        </w:tc>
+        <w:tc>
+          <w:tcPr>
+            <w:shd w:val="clear" w:color="auto" w:fill="F8FAFC"/>
+            <w:tcMar>
+              <w:top w:w="60" w:type="dxa"/>
+              <w:bottom w:w="60" w:type="dxa"/>
+              <w:left w:w="80" w:type="dxa"/>
+              <w:right w:w="80" w:type="dxa"/>
+            </w:tcMar>
+          </w:tcPr>
+          <w:p>
+            <w:pPr>
+              <w:spacing w:before="20" w:after="20" w:line="276" w:lineRule="auto"/>
+              <w:jc w:val="left"/>
+            </w:pPr>
+            <w:r>
+              <w:rPr>
+                <w:rFonts w:ascii="Calibri" w:hAnsi="Calibri" w:cs="Calibri"/>
+                <w:sz w:val="19"/>
+                <w:szCs w:val="19"/>
+                <w:color w:val="1E293B"/>
+              </w:rPr>
+              <w:t xml:space="preserve">Saved </w:t>
+            </w:r>
+            <w:r>
+              <w:rPr>
+                <w:rFonts w:ascii="Consolas" w:hAnsi="Consolas" w:cs="Consolas"/>
+                <w:sz w:val="19"/>
+                <w:szCs w:val="19"/>
+                <w:color w:val="1E293B"/>
+              </w:rPr>
+              <w:t xml:space="preserve">outputs/models/flood_model_bundle.joblib</w:t>
+            </w:r>
+            <w:r>
+              <w:rPr>
+                <w:rFonts w:ascii="Calibri" w:hAnsi="Calibri" w:cs="Calibri"/>
+                <w:sz w:val="19"/>
+                <w:szCs w:val="19"/>
+                <w:color w:val="1E293B"/>
+              </w:rPr>
+              <w:t xml:space="preserve"> for headless production inference</w:t>
+            </w:r>
+          </w:p>
+        </w:tc>
+      </w:tr>
+      <w:tr>
+        <w:tc>
+          <w:tcPr>
+            <w:shd w:val="clear" w:color="auto" w:fill="FFFFFF"/>
+            <w:tcMar>
+              <w:top w:w="60" w:type="dxa"/>
+              <w:bottom w:w="60" w:type="dxa"/>
+              <w:left w:w="80" w:type="dxa"/>
+              <w:right w:w="80" w:type="dxa"/>
+            </w:tcMar>
+          </w:tcPr>
+          <w:p>
+            <w:pPr>
+              <w:spacing w:before="20" w:after="20" w:line="276" w:lineRule="auto"/>
+              <w:jc w:val="left"/>
+            </w:pPr>
+            <w:r>
+              <w:rPr>
+                <w:rFonts w:ascii="Calibri" w:hAnsi="Calibri" w:cs="Calibri"/>
+                <w:sz w:val="19"/>
+                <w:szCs w:val="19"/>
+                <w:color w:val="1E293B"/>
+                <w:b/>
+              </w:rPr>
+              <w:t xml:space="preserve">Office Document Generation</w:t>
+            </w:r>
+          </w:p>
+        </w:tc>
+        <w:tc>
+          <w:tcPr>
+            <w:shd w:val="clear" w:color="auto" w:fill="FFFFFF"/>
+            <w:tcMar>
+              <w:top w:w="60" w:type="dxa"/>
+              <w:bottom w:w="60" w:type="dxa"/>
+              <w:left w:w="80" w:type="dxa"/>
+              <w:right w:w="80" w:type="dxa"/>
+            </w:tcMar>
+          </w:tcPr>
+          <w:p>
+            <w:pPr>
+              <w:spacing w:before="20" w:after="20" w:line="276" w:lineRule="auto"/>
+              <w:jc w:val="left"/>
+            </w:pPr>
+            <w:r>
+              <w:rPr>
+                <w:rFonts w:ascii="Calibri" w:hAnsi="Calibri" w:cs="Calibri"/>
+                <w:sz w:val="19"/>
+                <w:szCs w:val="19"/>
+                <w:color w:val="1E293B"/>
+                <w:b/>
+              </w:rPr>
+              <w:t xml:space="preserve">Standard Zipfile + OpenXML</w:t>
+            </w:r>
+          </w:p>
+        </w:tc>
+        <w:tc>
+          <w:tcPr>
+            <w:shd w:val="clear" w:color="auto" w:fill="FFFFFF"/>
+            <w:tcMar>
+              <w:top w:w="60" w:type="dxa"/>
+              <w:bottom w:w="60" w:type="dxa"/>
+              <w:left w:w="80" w:type="dxa"/>
+              <w:right w:w="80" w:type="dxa"/>
+            </w:tcMar>
+          </w:tcPr>
+          <w:p>
+            <w:pPr>
+              <w:spacing w:before="20" w:after="20" w:line="276" w:lineRule="auto"/>
+              <w:jc w:val="left"/>
+            </w:pPr>
+            <w:r>
+              <w:rPr>
+                <w:rFonts w:ascii="Calibri" w:hAnsi="Calibri" w:cs="Calibri"/>
+                <w:sz w:val="19"/>
+                <w:szCs w:val="19"/>
+                <w:color w:val="1E293B"/>
+              </w:rPr>
+              <w:t xml:space="preserve">Python Standard Library</w:t>
+            </w:r>
+          </w:p>
+        </w:tc>
+        <w:tc>
+          <w:tcPr>
+            <w:shd w:val="clear" w:color="auto" w:fill="FFFFFF"/>
+            <w:tcMar>
+              <w:top w:w="60" w:type="dxa"/>
+              <w:bottom w:w="60" w:type="dxa"/>
+              <w:left w:w="80" w:type="dxa"/>
+              <w:right w:w="80" w:type="dxa"/>
+            </w:tcMar>
+          </w:tcPr>
+          <w:p>
+            <w:pPr>
+              <w:spacing w:before="20" w:after="20" w:line="276" w:lineRule="auto"/>
+              <w:jc w:val="left"/>
+            </w:pPr>
+            <w:r>
+              <w:rPr>
+                <w:rFonts w:ascii="Calibri" w:hAnsi="Calibri" w:cs="Calibri"/>
+                <w:sz w:val="19"/>
+                <w:szCs w:val="19"/>
+                <w:color w:val="1E293B"/>
+              </w:rPr>
+              <w:t xml:space="preserve">Zero-dependency native packaging of Word (</w:t>
+            </w:r>
+            <w:r>
+              <w:rPr>
+                <w:rFonts w:ascii="Consolas" w:hAnsi="Consolas" w:cs="Consolas"/>
+                <w:sz w:val="19"/>
+                <w:szCs w:val="19"/>
+                <w:color w:val="1E293B"/>
+              </w:rPr>
+              <w:t xml:space="preserve">.docx</w:t>
+            </w:r>
+            <w:r>
+              <w:rPr>
+                <w:rFonts w:ascii="Calibri" w:hAnsi="Calibri" w:cs="Calibri"/>
+                <w:sz w:val="19"/>
+                <w:szCs w:val="19"/>
+                <w:color w:val="1E293B"/>
+              </w:rPr>
+              <w:t xml:space="preserve">) and PowerPoint (</w:t>
+            </w:r>
+            <w:r>
+              <w:rPr>
+                <w:rFonts w:ascii="Consolas" w:hAnsi="Consolas" w:cs="Consolas"/>
+                <w:sz w:val="19"/>
+                <w:szCs w:val="19"/>
+                <w:color w:val="1E293B"/>
+              </w:rPr>
+              <w:t xml:space="preserve">.pptx</w:t>
+            </w:r>
+            <w:r>
+              <w:rPr>
+                <w:rFonts w:ascii="Calibri" w:hAnsi="Calibri" w:cs="Calibri"/>
+                <w:sz w:val="19"/>
+                <w:szCs w:val="19"/>
+                <w:color w:val="1E293B"/>
+              </w:rPr>
+              <w:t xml:space="preserve">)</w:t>
+            </w:r>
+          </w:p>
+        </w:tc>
+        <w:tc>
+          <w:tcPr>
+            <w:shd w:val="clear" w:color="auto" w:fill="FFFFFF"/>
+            <w:tcMar>
+              <w:top w:w="60" w:type="dxa"/>
+              <w:bottom w:w="60" w:type="dxa"/>
+              <w:left w:w="80" w:type="dxa"/>
+              <w:right w:w="80" w:type="dxa"/>
+            </w:tcMar>
+          </w:tcPr>
+          <w:p>
+            <w:pPr>
+              <w:spacing w:before="20" w:after="20" w:line="276" w:lineRule="auto"/>
+              <w:jc w:val="left"/>
+            </w:pPr>
+            <w:r>
+              <w:rPr>
+                <w:rFonts w:ascii="Calibri" w:hAnsi="Calibri" w:cs="Calibri"/>
+                <w:sz w:val="19"/>
+                <w:szCs w:val="19"/>
+                <w:color w:val="1E293B"/>
+              </w:rPr>
+              <w:t xml:space="preserve">Automated synthesis of formatted Word project report and 15-slide PowerPoint deck</w:t>
+            </w:r>
+          </w:p>
+        </w:tc>
+      </w:tr>
+      <w:tr>
+        <w:tc>
+          <w:tcPr>
+            <w:shd w:val="clear" w:color="auto" w:fill="F8FAFC"/>
+            <w:tcMar>
+              <w:top w:w="60" w:type="dxa"/>
+              <w:bottom w:w="60" w:type="dxa"/>
+              <w:left w:w="80" w:type="dxa"/>
+              <w:right w:w="80" w:type="dxa"/>
+            </w:tcMar>
+          </w:tcPr>
+          <w:p>
+            <w:pPr>
+              <w:spacing w:before="20" w:after="20" w:line="276" w:lineRule="auto"/>
+              <w:jc w:val="left"/>
+            </w:pPr>
+            <w:r>
+              <w:rPr>
+                <w:rFonts w:ascii="Calibri" w:hAnsi="Calibri" w:cs="Calibri"/>
+                <w:sz w:val="19"/>
+                <w:szCs w:val="19"/>
+                <w:color w:val="1E293B"/>
+                <w:b/>
+              </w:rPr>
+              <w:t xml:space="preserve">Cloud &amp; Local Runtime</w:t>
+            </w:r>
+          </w:p>
+        </w:tc>
+        <w:tc>
+          <w:tcPr>
+            <w:shd w:val="clear" w:color="auto" w:fill="F8FAFC"/>
+            <w:tcMar>
+              <w:top w:w="60" w:type="dxa"/>
+              <w:bottom w:w="60" w:type="dxa"/>
+              <w:left w:w="80" w:type="dxa"/>
+              <w:right w:w="80" w:type="dxa"/>
+            </w:tcMar>
+          </w:tcPr>
+          <w:p>
+            <w:pPr>
+              <w:spacing w:before="20" w:after="20" w:line="276" w:lineRule="auto"/>
+              <w:jc w:val="left"/>
+            </w:pPr>
+            <w:r>
+              <w:rPr>
+                <w:rFonts w:ascii="Calibri" w:hAnsi="Calibri" w:cs="Calibri"/>
+                <w:sz w:val="19"/>
+                <w:szCs w:val="19"/>
+                <w:color w:val="1E293B"/>
+                <w:b/>
+              </w:rPr>
+              <w:t xml:space="preserve">Anaconda / Windows 11</w:t>
+            </w:r>
+          </w:p>
+        </w:tc>
+        <w:tc>
+          <w:tcPr>
+            <w:shd w:val="clear" w:color="auto" w:fill="F8FAFC"/>
+            <w:tcMar>
+              <w:top w:w="60" w:type="dxa"/>
+              <w:bottom w:w="60" w:type="dxa"/>
+              <w:left w:w="80" w:type="dxa"/>
+              <w:right w:w="80" w:type="dxa"/>
+            </w:tcMar>
+          </w:tcPr>
+          <w:p>
+            <w:pPr>
+              <w:spacing w:before="20" w:after="20" w:line="276" w:lineRule="auto"/>
+              <w:jc w:val="left"/>
+            </w:pPr>
+            <w:r>
+              <w:rPr>
+                <w:rFonts w:ascii="Calibri" w:hAnsi="Calibri" w:cs="Calibri"/>
+                <w:sz w:val="19"/>
+                <w:szCs w:val="19"/>
+                <w:color w:val="1E293B"/>
+              </w:rPr>
+              <w:t xml:space="preserve">Conda Environment</w:t>
+            </w:r>
+          </w:p>
+        </w:tc>
+        <w:tc>
+          <w:tcPr>
+            <w:shd w:val="clear" w:color="auto" w:fill="F8FAFC"/>
+            <w:tcMar>
+              <w:top w:w="60" w:type="dxa"/>
+              <w:bottom w:w="60" w:type="dxa"/>
+              <w:left w:w="80" w:type="dxa"/>
+              <w:right w:w="80" w:type="dxa"/>
+            </w:tcMar>
+          </w:tcPr>
+          <w:p>
+            <w:pPr>
+              <w:spacing w:before="20" w:after="20" w:line="276" w:lineRule="auto"/>
+              <w:jc w:val="left"/>
+            </w:pPr>
+            <w:r>
+              <w:rPr>
+                <w:rFonts w:ascii="Calibri" w:hAnsi="Calibri" w:cs="Calibri"/>
+                <w:sz w:val="19"/>
+                <w:szCs w:val="19"/>
+                <w:color w:val="1E293B"/>
+              </w:rPr>
+              <w:t xml:space="preserve">Isolated reproducible dependency management</w:t>
+            </w:r>
+          </w:p>
+        </w:tc>
+        <w:tc>
+          <w:tcPr>
+            <w:shd w:val="clear" w:color="auto" w:fill="F8FAFC"/>
+            <w:tcMar>
+              <w:top w:w="60" w:type="dxa"/>
+              <w:bottom w:w="60" w:type="dxa"/>
+              <w:left w:w="80" w:type="dxa"/>
+              <w:right w:w="80" w:type="dxa"/>
+            </w:tcMar>
+          </w:tcPr>
+          <w:p>
+            <w:pPr>
+              <w:spacing w:before="20" w:after="20" w:line="276" w:lineRule="auto"/>
+              <w:jc w:val="left"/>
+            </w:pPr>
+            <w:r>
+              <w:rPr>
+                <w:rFonts w:ascii="Calibri" w:hAnsi="Calibri" w:cs="Calibri"/>
+                <w:sz w:val="19"/>
+                <w:szCs w:val="19"/>
+                <w:color w:val="1E293B"/>
+              </w:rPr>
+              <w:t xml:space="preserve">Dedicated execution environment ensuring zero package conflicts</w:t>
+            </w:r>
+          </w:p>
+        </w:tc>
+      </w:tr>
+    </w:tbl>
+    <w:p>
+      <w:pPr>
+        <w:spacing w:before="0" w:after="80" w:line="276" w:lineRule="auto"/>
+        <w:jc w:val="both"/>
+      </w:pPr>
+    </w:p>
+    <w:p>
+      <w:pPr>
+        <w:spacing w:before="180" w:after="80" w:line="276" w:lineRule="auto"/>
+        <w:jc w:val="left"/>
+      </w:pPr>
+      <w:r>
+        <w:rPr>
+          <w:rFonts w:ascii="Calibri" w:hAnsi="Calibri" w:cs="Calibri"/>
+          <w:sz w:val="24"/>
+          <w:szCs w:val="24"/>
+          <w:color w:val="1E3A8A"/>
+          <w:b/>
+        </w:rPr>
+        <w:t xml:space="preserve">3.4 Spatial Units and Topographic Masking (</w:t>
       </w:r>
       <w:r>
         <w:rPr>
@@ -5069,7 +10685,7 @@
           <w:color w:val="1E3A8A"/>
           <w:b/>
         </w:rPr>
-        <w:t xml:space="preserve">3.3 Daily-to-Monthly &amp; Antecedent Rainfall Engineering (</w:t>
+        <w:t xml:space="preserve">3.5 Daily-to-Monthly &amp; Antecedent Rainfall Engineering (</w:t>
       </w:r>
       <w:r>
         <w:rPr>
@@ -5549,7 +11165,7 @@
           <w:color w:val="1E3A8A"/>
           <w:b/>
         </w:rPr>
-        <w:t xml:space="preserve">3.4 Land Cover and Harmonised Annual Population (</w:t>
+        <w:t xml:space="preserve">3.6 Land Cover and Harmonised Annual Population (</w:t>
       </w:r>
       <w:r>
         <w:rPr>
@@ -5835,7 +11451,7 @@
           <w:color w:val="1E3A8A"/>
           <w:b/>
         </w:rPr>
-        <w:t xml:space="preserve">3.5 Target Variable Construction &amp; Labelling Rule (</w:t>
+        <w:t xml:space="preserve">3.7 Target Variable Construction &amp; Labelling Rule (</w:t>
       </w:r>
       <w:r>
         <w:rPr>
@@ -6260,7 +11876,7 @@
           <w:color w:val="1E3A8A"/>
           <w:b/>
         </w:rPr>
-        <w:t xml:space="preserve">3.6 Summary Profile of the 20 Lagos State LGAs (Master Dataset)</w:t>
+        <w:t xml:space="preserve">3.8 Summary Profile of the 20 Lagos State LGAs (Master Dataset)</w:t>
       </w:r>
     </w:p>
     <w:tbl>
